--- a/arb/docx/15.content.docx
+++ b/arb/docx/15.content.docx
@@ -178,13 +178,6 @@
         <w:rPr>
           <w:lang w:val="ar_AE" w:bidi="ar_AE"/>
         </w:rPr>
-      </w:r>
-      <w:r>
-        <w:rPr>
-          <w:i/>
-          <w:lang w:val="ar_AE" w:bidi="ar_AE"/>
-        </w:rPr>
-        <w:t>عزرا 1: 1, عزرا ١: ١–٣, عزرا 1: 2, عزرا 1: 3, عزرا 1: 4, عزرا 1: 5–6, عزرا 1: 7, عزرا 1: 8, عزرا 1: 9–11, عزرا 2: 1–70, عزرا 2: 2, عزرا 2: 3–20, عزرا 2: 21–35, عزرا 2: 36–42, عزرا 2: 41–42, عزرا 2: 43–54, عزرا 2: 55–58, عزرا 2: 59–60, عزرا 2: 61–63, عزرا 2: 64–66, عزرا 2: 68–69, عزرا 2: 69, عزرا 3: 1, عزرا 3: 1–4: 5, عزرا 3: 2, عزرا 3: 3, عزرا 3: 4, عزرا 3: 5–6, عزرا 3: 7, عزرا 3: 8, عزرا 3: 10–11, عزرا 3: 12, عزرا ٤: ١, عزرا 4: 2, عزرا 4: 3, عزرا 4: 4, عزرا 4: 5, عزرا 4: 6–23, عزرا 4: 7, عزرا 4: 9, عزرا 4: 10, عزرا ٤: ١١–٢٢, عزرا 4: 13, عزرا 4: 14, عزرا 4: 15–16, عزرا ٤: ١٨, عزرا 4: 19–20, عزرا 4: 21, عزرا 4: 23, عزرا ٤: ٢٤, عزرا ٤: ٢٤–٥: ٥, عزرا 5: 1, عزرا 5: 2, عزرا 5: 3, عزرا 5: 5, عزرا ٥: ٦, عزرا 5: 6–17, عزرا 5: 8, عزرا 5: 11, عزرا ٥: ١٢, عزرا 5: 13, عزرا 5: 14–15, عزرا ٥: ١٦, عزرا 6: 2, عزرا 6: 3, عزرا 6: 4, عزرا 6: 8, عزرا 6: 10, عزرا 6: 11–12, عزرا 6: 15, عزرا 6: 17, عزرا 6: 18, عزرا 6: 19, عزرا 6: 20, عزرا 6: 21, عزرا 6: 22, عزرا 7: 1, عزرا 7: 1–5, عزرا 7: 6, عزرا 7: 9, عزرا 7: 10, عزرا 7: 11–26, عزرا 7: 14, عزرا 7: 15, عزرا 7: 16, عزرا ٧: ٢١–٢٢, عزرا 7: 23, عزرا 7: 24, عزرا 7: 25–26, عزرا 8: 1–14, عزرا 8: 15, عزرا 8: 16–17, عزرا 8: 18, عزرا 8: 20, عزرا 8: 21, عزرا 8: 22, عزرا 8: 23, عزرا 8: 25, عزرا 8: 26–27, عزرا 8: 31–32, عزرا 8: 35, عزرا 9: 1–2, عزرا 9: 1–10: 44, عزرا 9: 3, عزرا 9: 4, عزرا 9: 5, عزرا 9: 6, عزرا 9: 6–15, عزرا 9: 7, عزرا 9: 8–9, عزرا 9: 11–12, عزرا 9: 14, عزرا 9: 15, عزرا 10: 1, عزرا 10: 2, عزرا 10: 3, عزرا 10: 4, عزرا 10: 5, عزرا 10: 8, عزرا ١٠: ٩, عزرا 10: 15, عزرا 10: 44</w:t>
       </w:r>
       <w:r>
         <w:rPr>

--- a/arb/docx/15.content.docx
+++ b/arb/docx/15.content.docx
@@ -163,21 +163,6 @@
           <w:lang w:val="ar_AE" w:bidi="ar_AE"/>
         </w:rPr>
         <w:t>EZR</w:t>
-      </w:r>
-      <w:r>
-        <w:rPr>
-          <w:lang w:val="ar_AE" w:bidi="ar_AE"/>
-        </w:rPr>
-      </w:r>
-    </w:p>
-    <w:p>
-      <w:pPr>
-        <w:bidi/>
-      </w:pPr>
-      <w:r>
-        <w:rPr>
-          <w:lang w:val="ar_AE" w:bidi="ar_AE"/>
-        </w:rPr>
       </w:r>
       <w:r>
         <w:rPr>

--- a/arb/docx/15.content.docx
+++ b/arb/docx/15.content.docx
@@ -22,7 +22,7 @@
         <w:rPr>
           <w:lang w:val="ar_AE" w:bidi="ar_AE"/>
         </w:rPr>
-        <w:t>Resource: ملاحظات الدراسة (تينديل)</w:t>
+        <w:t>Resource: Tyndale Open Study Notes</w:t>
       </w:r>
       <w:r>
         <w:rPr>
@@ -122,7 +122,7 @@
         <w:rPr>
           <w:lang w:val="ar_AE" w:bidi="ar_AE"/>
         </w:rPr>
-        <w:t>ملاحظات الدراسة (تينديل)</w:t>
+        <w:t>Tyndale Open Study Notes</w:t>
       </w:r>
     </w:p>
     <w:p>

--- a/arb/docx/15.content.docx
+++ b/arb/docx/15.content.docx
@@ -22,7 +22,7 @@
         <w:rPr>
           <w:lang w:val="ar_AE" w:bidi="ar_AE"/>
         </w:rPr>
-        <w:t>Resource: Tyndale Open Study Notes</w:t>
+        <w:t>Resource: Aquifer Open Study Notes</w:t>
       </w:r>
       <w:r>
         <w:rPr>
@@ -122,7 +122,7 @@
         <w:rPr>
           <w:lang w:val="ar_AE" w:bidi="ar_AE"/>
         </w:rPr>
-        <w:t>Tyndale Open Study Notes</w:t>
+        <w:t>Aquifer Open Study Notes</w:t>
       </w:r>
     </w:p>
     <w:p>

--- a/arb/docx/15.content.docx
+++ b/arb/docx/15.content.docx
@@ -309,20 +309,14 @@
         </w:rPr>
         <w:t>حكم الملك كورش الثاني فارس من 559 إلى 530 قبل الميلاد. وقد هزم كورش وقواته الفارسية مدينة بابل في أكتوبر، 539 قبل الميلاد، تمامًا كما تنبأ دانيآل (</w:t>
       </w:r>
-      <w:hyperlink r:id="rId13">
-        <w:r>
-          <w:rPr>
-            <w:rtl/>
-            <w:cs/>
-            <w:lang w:val="ar_AE" w:bidi="ar_AE"/>
-          </w:rPr>
-          <w:rPr>
-            <w:color w:val="0000EE"/>
-            <w:u w:val="single"/>
-          </w:rPr>
-          <w:t>دانيآل 5</w:t>
-        </w:r>
-      </w:hyperlink>
+      <w:r>
+        <w:rPr>
+          <w:rtl/>
+          <w:cs/>
+          <w:lang w:val="ar_AE" w:bidi="ar_AE"/>
+        </w:rPr>
+        <w:t>دانيآل 5</w:t>
+      </w:r>
       <w:r>
         <w:rPr>
           <w:rtl/>
@@ -331,20 +325,14 @@
         </w:rPr>
         <w:t>). • كَلاَمِ الرَّبِّ بِفَمِ إِرْمِيَا: كان الله قد وعد برجوع شعبه بعد سبعين عامًا في السبي (</w:t>
       </w:r>
-      <w:hyperlink r:id="rId14">
-        <w:r>
-          <w:rPr>
-            <w:rtl/>
-            <w:cs/>
-            <w:lang w:val="ar_AE" w:bidi="ar_AE"/>
-          </w:rPr>
-          <w:rPr>
-            <w:color w:val="0000EE"/>
-            <w:u w:val="single"/>
-          </w:rPr>
-          <w:t>إرميا 25:11–12</w:t>
-        </w:r>
-      </w:hyperlink>
+      <w:r>
+        <w:rPr>
+          <w:rtl/>
+          <w:cs/>
+          <w:lang w:val="ar_AE" w:bidi="ar_AE"/>
+        </w:rPr>
+        <w:t>إرميا 25:11–12</w:t>
+      </w:r>
       <w:r>
         <w:rPr>
           <w:rtl/>
@@ -353,20 +341,14 @@
         </w:rPr>
         <w:t xml:space="preserve">؛ </w:t>
       </w:r>
-      <w:hyperlink r:id="rId15">
-        <w:r>
-          <w:rPr>
-            <w:rtl/>
-            <w:cs/>
-            <w:lang w:val="ar_AE" w:bidi="ar_AE"/>
-          </w:rPr>
-          <w:rPr>
-            <w:color w:val="0000EE"/>
-            <w:u w:val="single"/>
-          </w:rPr>
-          <w:t>29:10</w:t>
-        </w:r>
-      </w:hyperlink>
+      <w:r>
+        <w:rPr>
+          <w:rtl/>
+          <w:cs/>
+          <w:lang w:val="ar_AE" w:bidi="ar_AE"/>
+        </w:rPr>
+        <w:t>29:10</w:t>
+      </w:r>
       <w:r>
         <w:rPr>
           <w:rtl/>
@@ -375,20 +357,14 @@
         </w:rPr>
         <w:t xml:space="preserve">). • تأثير قوة الله على قلب وعقل هذا الملك الوثني دفعه لإصدار المرسوم الذي تلى (انظر أيضًا </w:t>
       </w:r>
-      <w:hyperlink r:id="rId16">
-        <w:r>
-          <w:rPr>
-            <w:rtl/>
-            <w:cs/>
-            <w:lang w:val="ar_AE" w:bidi="ar_AE"/>
-          </w:rPr>
-          <w:rPr>
-            <w:color w:val="0000EE"/>
-            <w:u w:val="single"/>
-          </w:rPr>
-          <w:t>إشعياء 13:17</w:t>
-        </w:r>
-      </w:hyperlink>
+      <w:r>
+        <w:rPr>
+          <w:rtl/>
+          <w:cs/>
+          <w:lang w:val="ar_AE" w:bidi="ar_AE"/>
+        </w:rPr>
+        <w:t>إشعياء 13:17</w:t>
+      </w:r>
       <w:r>
         <w:rPr>
           <w:rtl/>
@@ -397,20 +373,14 @@
         </w:rPr>
         <w:t xml:space="preserve">؛ </w:t>
       </w:r>
-      <w:hyperlink r:id="rId17">
-        <w:r>
-          <w:rPr>
-            <w:rtl/>
-            <w:cs/>
-            <w:lang w:val="ar_AE" w:bidi="ar_AE"/>
-          </w:rPr>
-          <w:rPr>
-            <w:color w:val="0000EE"/>
-            <w:u w:val="single"/>
-          </w:rPr>
-          <w:t>41:2</w:t>
-        </w:r>
-      </w:hyperlink>
+      <w:r>
+        <w:rPr>
+          <w:rtl/>
+          <w:cs/>
+          <w:lang w:val="ar_AE" w:bidi="ar_AE"/>
+        </w:rPr>
+        <w:t>41:2</w:t>
+      </w:r>
       <w:r>
         <w:rPr>
           <w:rtl/>
@@ -419,20 +389,14 @@
         </w:rPr>
         <w:t xml:space="preserve">، </w:t>
       </w:r>
-      <w:hyperlink r:id="rId18">
-        <w:r>
-          <w:rPr>
-            <w:rtl/>
-            <w:cs/>
-            <w:lang w:val="ar_AE" w:bidi="ar_AE"/>
-          </w:rPr>
-          <w:rPr>
-            <w:color w:val="0000EE"/>
-            <w:u w:val="single"/>
-          </w:rPr>
-          <w:t>25</w:t>
-        </w:r>
-      </w:hyperlink>
+      <w:r>
+        <w:rPr>
+          <w:rtl/>
+          <w:cs/>
+          <w:lang w:val="ar_AE" w:bidi="ar_AE"/>
+        </w:rPr>
+        <w:t>25</w:t>
+      </w:r>
       <w:r>
         <w:rPr>
           <w:rtl/>
@@ -441,20 +405,14 @@
         </w:rPr>
         <w:t xml:space="preserve">؛ </w:t>
       </w:r>
-      <w:hyperlink r:id="rId19">
-        <w:r>
-          <w:rPr>
-            <w:rtl/>
-            <w:cs/>
-            <w:lang w:val="ar_AE" w:bidi="ar_AE"/>
-          </w:rPr>
-          <w:rPr>
-            <w:color w:val="0000EE"/>
-            <w:u w:val="single"/>
-          </w:rPr>
-          <w:t>إرميا 50:9</w:t>
-        </w:r>
-      </w:hyperlink>
+      <w:r>
+        <w:rPr>
+          <w:rtl/>
+          <w:cs/>
+          <w:lang w:val="ar_AE" w:bidi="ar_AE"/>
+        </w:rPr>
+        <w:t>إرميا 50:9</w:t>
+      </w:r>
       <w:r>
         <w:rPr>
           <w:rtl/>
@@ -463,20 +421,14 @@
         </w:rPr>
         <w:t>). الله هو صاحب السيادة، حتى عندما لا يُدرك الحكام والأمم سلطانه (</w:t>
       </w:r>
-      <w:hyperlink r:id="rId20">
-        <w:r>
-          <w:rPr>
-            <w:rtl/>
-            <w:cs/>
-            <w:lang w:val="ar_AE" w:bidi="ar_AE"/>
-          </w:rPr>
-          <w:rPr>
-            <w:color w:val="0000EE"/>
-            <w:u w:val="single"/>
-          </w:rPr>
-          <w:t>إشعياء 10:5</w:t>
-        </w:r>
-      </w:hyperlink>
+      <w:r>
+        <w:rPr>
+          <w:rtl/>
+          <w:cs/>
+          <w:lang w:val="ar_AE" w:bidi="ar_AE"/>
+        </w:rPr>
+        <w:t>إشعياء 10:5</w:t>
+      </w:r>
       <w:r>
         <w:rPr>
           <w:rtl/>
@@ -485,20 +437,14 @@
         </w:rPr>
         <w:t xml:space="preserve">، </w:t>
       </w:r>
-      <w:hyperlink r:id="rId21">
-        <w:r>
-          <w:rPr>
-            <w:rtl/>
-            <w:cs/>
-            <w:lang w:val="ar_AE" w:bidi="ar_AE"/>
-          </w:rPr>
-          <w:rPr>
-            <w:color w:val="0000EE"/>
-            <w:u w:val="single"/>
-          </w:rPr>
-          <w:t>12–14</w:t>
-        </w:r>
-      </w:hyperlink>
+      <w:r>
+        <w:rPr>
+          <w:rtl/>
+          <w:cs/>
+          <w:lang w:val="ar_AE" w:bidi="ar_AE"/>
+        </w:rPr>
+        <w:t>12–14</w:t>
+      </w:r>
       <w:r>
         <w:rPr>
           <w:rtl/>
@@ -574,20 +520,14 @@
         </w:rPr>
         <w:t xml:space="preserve">الآيات الثلاث الأولى من سفر عزرا تتطابق تقريبًا حرفيًا مع </w:t>
       </w:r>
-      <w:hyperlink r:id="rId22">
-        <w:r>
-          <w:rPr>
-            <w:rtl/>
-            <w:cs/>
-            <w:lang w:val="ar_AE" w:bidi="ar_AE"/>
-          </w:rPr>
-          <w:rPr>
-            <w:color w:val="0000EE"/>
-            <w:u w:val="single"/>
-          </w:rPr>
-          <w:t>2 أخبار الأيام 36:22–23</w:t>
-        </w:r>
-      </w:hyperlink>
+      <w:r>
+        <w:rPr>
+          <w:rtl/>
+          <w:cs/>
+          <w:lang w:val="ar_AE" w:bidi="ar_AE"/>
+        </w:rPr>
+        <w:t>2 أخبار الأيام 36:22–23</w:t>
+      </w:r>
       <w:r>
         <w:rPr>
           <w:rtl/>
@@ -663,20 +603,14 @@
         </w:rPr>
         <w:t xml:space="preserve">بالرغم من أن كورش يتحدث عن الرب، إله السماء، إلا أن كورش كان في الواقع زرادشتيًا. كان إعلانه، المكتوب بالعبرية، على الأرجح دعاية سياسية لكسب دعم اليهود لحكمه. وفي بيان مشابه للبابليين، ادّعى كورش أنه يعبد إلههم الخاص، مردوخ. ومع ذلك، فإن كلماته هنا تعكس أن الله قد عينه لبناء هيكل له في أورشليم (انظر </w:t>
       </w:r>
-      <w:hyperlink r:id="rId23">
-        <w:r>
-          <w:rPr>
-            <w:rtl/>
-            <w:cs/>
-            <w:lang w:val="ar_AE" w:bidi="ar_AE"/>
-          </w:rPr>
-          <w:rPr>
-            <w:color w:val="0000EE"/>
-            <w:u w:val="single"/>
-          </w:rPr>
-          <w:t>إش 44:28</w:t>
-        </w:r>
-      </w:hyperlink>
+      <w:r>
+        <w:rPr>
+          <w:rtl/>
+          <w:cs/>
+          <w:lang w:val="ar_AE" w:bidi="ar_AE"/>
+        </w:rPr>
+        <w:t>إش 44:28</w:t>
+      </w:r>
       <w:r>
         <w:rPr>
           <w:rtl/>
@@ -685,20 +619,14 @@
         </w:rPr>
         <w:t xml:space="preserve">؛ </w:t>
       </w:r>
-      <w:hyperlink r:id="rId24">
-        <w:r>
-          <w:rPr>
-            <w:rtl/>
-            <w:cs/>
-            <w:lang w:val="ar_AE" w:bidi="ar_AE"/>
-          </w:rPr>
-          <w:rPr>
-            <w:color w:val="0000EE"/>
-            <w:u w:val="single"/>
-          </w:rPr>
-          <w:t>45:1</w:t>
-        </w:r>
-      </w:hyperlink>
+      <w:r>
+        <w:rPr>
+          <w:rtl/>
+          <w:cs/>
+          <w:lang w:val="ar_AE" w:bidi="ar_AE"/>
+        </w:rPr>
+        <w:t>45:1</w:t>
+      </w:r>
       <w:r>
         <w:rPr>
           <w:rtl/>
@@ -707,20 +635,14 @@
         </w:rPr>
         <w:t xml:space="preserve">، </w:t>
       </w:r>
-      <w:hyperlink r:id="rId25">
-        <w:r>
-          <w:rPr>
-            <w:rtl/>
-            <w:cs/>
-            <w:lang w:val="ar_AE" w:bidi="ar_AE"/>
-          </w:rPr>
-          <w:rPr>
-            <w:color w:val="0000EE"/>
-            <w:u w:val="single"/>
-          </w:rPr>
-          <w:t>13</w:t>
-        </w:r>
-      </w:hyperlink>
+      <w:r>
+        <w:rPr>
+          <w:rtl/>
+          <w:cs/>
+          <w:lang w:val="ar_AE" w:bidi="ar_AE"/>
+        </w:rPr>
+        <w:t>13</w:t>
+      </w:r>
       <w:r>
         <w:rPr>
           <w:rtl/>
@@ -729,20 +651,14 @@
         </w:rPr>
         <w:t xml:space="preserve">). ولعله قد تَعلَّم عن مثل هذه النبوات من دانيآل، الذي خدم في بلاطه كمسؤول حكومي رفيع (يبدو أن كورش يُشار إليه باسمه المادي، داريوس، في </w:t>
       </w:r>
-      <w:hyperlink r:id="rId26">
-        <w:r>
-          <w:rPr>
-            <w:rtl/>
-            <w:cs/>
-            <w:lang w:val="ar_AE" w:bidi="ar_AE"/>
-          </w:rPr>
-          <w:rPr>
-            <w:color w:val="0000EE"/>
-            <w:u w:val="single"/>
-          </w:rPr>
-          <w:t>دانيآل 6:1–28</w:t>
-        </w:r>
-      </w:hyperlink>
+      <w:r>
+        <w:rPr>
+          <w:rtl/>
+          <w:cs/>
+          <w:lang w:val="ar_AE" w:bidi="ar_AE"/>
+        </w:rPr>
+        <w:t>دانيآل 6:1–28</w:t>
+      </w:r>
       <w:r>
         <w:rPr>
           <w:rtl/>
@@ -751,20 +667,14 @@
         </w:rPr>
         <w:t xml:space="preserve">؛ </w:t>
       </w:r>
-      <w:hyperlink r:id="rId27">
-        <w:r>
-          <w:rPr>
-            <w:rtl/>
-            <w:cs/>
-            <w:lang w:val="ar_AE" w:bidi="ar_AE"/>
-          </w:rPr>
-          <w:rPr>
-            <w:color w:val="0000EE"/>
-            <w:u w:val="single"/>
-          </w:rPr>
-          <w:t>9:1</w:t>
-        </w:r>
-      </w:hyperlink>
+      <w:r>
+        <w:rPr>
+          <w:rtl/>
+          <w:cs/>
+          <w:lang w:val="ar_AE" w:bidi="ar_AE"/>
+        </w:rPr>
+        <w:t>9:1</w:t>
+      </w:r>
       <w:r>
         <w:rPr>
           <w:rtl/>
@@ -773,20 +683,14 @@
         </w:rPr>
         <w:t>). لقد خطط الله منذ زمن طويل لرفع كورش ومنحه رؤية لاستعادة العبادة في أورشليم (</w:t>
       </w:r>
-      <w:hyperlink r:id="rId23">
-        <w:r>
-          <w:rPr>
-            <w:rtl/>
-            <w:cs/>
-            <w:lang w:val="ar_AE" w:bidi="ar_AE"/>
-          </w:rPr>
-          <w:rPr>
-            <w:color w:val="0000EE"/>
-            <w:u w:val="single"/>
-          </w:rPr>
-          <w:t>إشعياء 44:28</w:t>
-        </w:r>
-      </w:hyperlink>
+      <w:r>
+        <w:rPr>
+          <w:rtl/>
+          <w:cs/>
+          <w:lang w:val="ar_AE" w:bidi="ar_AE"/>
+        </w:rPr>
+        <w:t>إشعياء 44:28</w:t>
+      </w:r>
       <w:r>
         <w:rPr>
           <w:rtl/>
@@ -795,20 +699,14 @@
         </w:rPr>
         <w:t xml:space="preserve">؛ </w:t>
       </w:r>
-      <w:hyperlink r:id="rId25">
-        <w:r>
-          <w:rPr>
-            <w:rtl/>
-            <w:cs/>
-            <w:lang w:val="ar_AE" w:bidi="ar_AE"/>
-          </w:rPr>
-          <w:rPr>
-            <w:color w:val="0000EE"/>
-            <w:u w:val="single"/>
-          </w:rPr>
-          <w:t>45:13</w:t>
-        </w:r>
-      </w:hyperlink>
+      <w:r>
+        <w:rPr>
+          <w:rtl/>
+          <w:cs/>
+          <w:lang w:val="ar_AE" w:bidi="ar_AE"/>
+        </w:rPr>
+        <w:t>45:13</w:t>
+      </w:r>
       <w:r>
         <w:rPr>
           <w:rtl/>
@@ -817,20 +715,14 @@
         </w:rPr>
         <w:t xml:space="preserve">؛ </w:t>
       </w:r>
-      <w:hyperlink r:id="rId28">
-        <w:r>
-          <w:rPr>
-            <w:rtl/>
-            <w:cs/>
-            <w:lang w:val="ar_AE" w:bidi="ar_AE"/>
-          </w:rPr>
-          <w:rPr>
-            <w:color w:val="0000EE"/>
-            <w:u w:val="single"/>
-          </w:rPr>
-          <w:t>48:14–15</w:t>
-        </w:r>
-      </w:hyperlink>
+      <w:r>
+        <w:rPr>
+          <w:rtl/>
+          <w:cs/>
+          <w:lang w:val="ar_AE" w:bidi="ar_AE"/>
+        </w:rPr>
+        <w:t>48:14–15</w:t>
+      </w:r>
       <w:r>
         <w:rPr>
           <w:rtl/>
@@ -1064,20 +956,14 @@
         </w:rPr>
         <w:t>كما فعل مع قلب كورش (</w:t>
       </w:r>
-      <w:hyperlink r:id="rId29">
-        <w:r>
-          <w:rPr>
-            <w:rtl/>
-            <w:cs/>
-            <w:lang w:val="ar_AE" w:bidi="ar_AE"/>
-          </w:rPr>
-          <w:rPr>
-            <w:color w:val="0000EE"/>
-            <w:u w:val="single"/>
-          </w:rPr>
-          <w:t>1:1</w:t>
-        </w:r>
-      </w:hyperlink>
+      <w:r>
+        <w:rPr>
+          <w:rtl/>
+          <w:cs/>
+          <w:lang w:val="ar_AE" w:bidi="ar_AE"/>
+        </w:rPr>
+        <w:t>1:1</w:t>
+      </w:r>
       <w:r>
         <w:rPr>
           <w:rtl/>
@@ -1086,20 +972,14 @@
         </w:rPr>
         <w:t xml:space="preserve">)، حرّك الله قلوب رؤساء إسرائيل. • استجاب عدد قليل جدًا من الكهنة واللاويين بالفعل (انظر </w:t>
       </w:r>
-      <w:hyperlink r:id="rId30">
-        <w:r>
-          <w:rPr>
-            <w:rtl/>
-            <w:cs/>
-            <w:lang w:val="ar_AE" w:bidi="ar_AE"/>
-          </w:rPr>
-          <w:rPr>
-            <w:color w:val="0000EE"/>
-            <w:u w:val="single"/>
-          </w:rPr>
-          <w:t>2:36–42</w:t>
-        </w:r>
-      </w:hyperlink>
+      <w:r>
+        <w:rPr>
+          <w:rtl/>
+          <w:cs/>
+          <w:lang w:val="ar_AE" w:bidi="ar_AE"/>
+        </w:rPr>
+        <w:t>2:36–42</w:t>
+      </w:r>
       <w:r>
         <w:rPr>
           <w:rtl/>
@@ -1175,20 +1055,14 @@
         </w:rPr>
         <w:t xml:space="preserve">تم أخذ العديد من الآنية … من هيكل الرب إلى بابل (انظر </w:t>
       </w:r>
-      <w:hyperlink r:id="rId31">
-        <w:r>
-          <w:rPr>
-            <w:rtl/>
-            <w:cs/>
-            <w:lang w:val="ar_AE" w:bidi="ar_AE"/>
-          </w:rPr>
-          <w:rPr>
-            <w:color w:val="0000EE"/>
-            <w:u w:val="single"/>
-          </w:rPr>
-          <w:t>2 أخبار 36:7</w:t>
-        </w:r>
-      </w:hyperlink>
+      <w:r>
+        <w:rPr>
+          <w:rtl/>
+          <w:cs/>
+          <w:lang w:val="ar_AE" w:bidi="ar_AE"/>
+        </w:rPr>
+        <w:t>2 أخبار 36:7</w:t>
+      </w:r>
       <w:r>
         <w:rPr>
           <w:rtl/>
@@ -1197,20 +1071,14 @@
         </w:rPr>
         <w:t xml:space="preserve">؛ </w:t>
       </w:r>
-      <w:hyperlink r:id="rId32">
-        <w:r>
-          <w:rPr>
-            <w:rtl/>
-            <w:cs/>
-            <w:lang w:val="ar_AE" w:bidi="ar_AE"/>
-          </w:rPr>
-          <w:rPr>
-            <w:color w:val="0000EE"/>
-            <w:u w:val="single"/>
-          </w:rPr>
-          <w:t>دانيآل 1:2</w:t>
-        </w:r>
-      </w:hyperlink>
+      <w:r>
+        <w:rPr>
+          <w:rtl/>
+          <w:cs/>
+          <w:lang w:val="ar_AE" w:bidi="ar_AE"/>
+        </w:rPr>
+        <w:t>دانيآل 1:2</w:t>
+      </w:r>
       <w:r>
         <w:rPr>
           <w:rtl/>
@@ -1219,20 +1087,14 @@
         </w:rPr>
         <w:t xml:space="preserve">). وبوضع هذه الأشياء في هيكله الوثني، حاول نبوخذنصر إظهار قوة إلهه على إله العبرانيين. ومع ذلك، كان الله قد وعد بعودة جميع الآنية المسروقة (انظر </w:t>
       </w:r>
-      <w:hyperlink r:id="rId33">
-        <w:r>
-          <w:rPr>
-            <w:rtl/>
-            <w:cs/>
-            <w:lang w:val="ar_AE" w:bidi="ar_AE"/>
-          </w:rPr>
-          <w:rPr>
-            <w:color w:val="0000EE"/>
-            <w:u w:val="single"/>
-          </w:rPr>
-          <w:t>إرميا 27:16–22</w:t>
-        </w:r>
-      </w:hyperlink>
+      <w:r>
+        <w:rPr>
+          <w:rtl/>
+          <w:cs/>
+          <w:lang w:val="ar_AE" w:bidi="ar_AE"/>
+        </w:rPr>
+        <w:t>إرميا 27:16–22</w:t>
+      </w:r>
       <w:r>
         <w:rPr>
           <w:rtl/>
@@ -1308,20 +1170,14 @@
         </w:rPr>
         <w:t>كان شيشبصر حاكم يهوذا المُعيّن من قِبَل الفُرس هو الذي وضع أساس الهيكل (</w:t>
       </w:r>
-      <w:hyperlink r:id="rId34">
-        <w:r>
-          <w:rPr>
-            <w:rtl/>
-            <w:cs/>
-            <w:lang w:val="ar_AE" w:bidi="ar_AE"/>
-          </w:rPr>
-          <w:rPr>
-            <w:color w:val="0000EE"/>
-            <w:u w:val="single"/>
-          </w:rPr>
-          <w:t>5:14–16</w:t>
-        </w:r>
-      </w:hyperlink>
+      <w:r>
+        <w:rPr>
+          <w:rtl/>
+          <w:cs/>
+          <w:lang w:val="ar_AE" w:bidi="ar_AE"/>
+        </w:rPr>
+        <w:t>5:14–16</w:t>
+      </w:r>
       <w:r>
         <w:rPr>
           <w:rtl/>
@@ -1330,20 +1186,14 @@
         </w:rPr>
         <w:t>). ويعتقد البعض أن زربّابل (</w:t>
       </w:r>
-      <w:hyperlink r:id="rId35">
-        <w:r>
-          <w:rPr>
-            <w:rtl/>
-            <w:cs/>
-            <w:lang w:val="ar_AE" w:bidi="ar_AE"/>
-          </w:rPr>
-          <w:rPr>
-            <w:color w:val="0000EE"/>
-            <w:u w:val="single"/>
-          </w:rPr>
-          <w:t>3:2</w:t>
-        </w:r>
-      </w:hyperlink>
+      <w:r>
+        <w:rPr>
+          <w:rtl/>
+          <w:cs/>
+          <w:lang w:val="ar_AE" w:bidi="ar_AE"/>
+        </w:rPr>
+        <w:t>3:2</w:t>
+      </w:r>
       <w:r>
         <w:rPr>
           <w:rtl/>
@@ -1352,20 +1202,14 @@
         </w:rPr>
         <w:t xml:space="preserve">، </w:t>
       </w:r>
-      <w:hyperlink r:id="rId36">
-        <w:r>
-          <w:rPr>
-            <w:rtl/>
-            <w:cs/>
-            <w:lang w:val="ar_AE" w:bidi="ar_AE"/>
-          </w:rPr>
-          <w:rPr>
-            <w:color w:val="0000EE"/>
-            <w:u w:val="single"/>
-          </w:rPr>
-          <w:t>8</w:t>
-        </w:r>
-      </w:hyperlink>
+      <w:r>
+        <w:rPr>
+          <w:rtl/>
+          <w:cs/>
+          <w:lang w:val="ar_AE" w:bidi="ar_AE"/>
+        </w:rPr>
+        <w:t>8</w:t>
+      </w:r>
       <w:r>
         <w:rPr>
           <w:rtl/>
@@ -1374,20 +1218,14 @@
         </w:rPr>
         <w:t xml:space="preserve">) هو نفس الشخص ولكن باسم جديد (قارن </w:t>
       </w:r>
-      <w:hyperlink r:id="rId37">
-        <w:r>
-          <w:rPr>
-            <w:rtl/>
-            <w:cs/>
-            <w:lang w:val="ar_AE" w:bidi="ar_AE"/>
-          </w:rPr>
-          <w:rPr>
-            <w:color w:val="0000EE"/>
-            <w:u w:val="single"/>
-          </w:rPr>
-          <w:t>دانيآل 1:7</w:t>
-        </w:r>
-      </w:hyperlink>
+      <w:r>
+        <w:rPr>
+          <w:rtl/>
+          <w:cs/>
+          <w:lang w:val="ar_AE" w:bidi="ar_AE"/>
+        </w:rPr>
+        <w:t>دانيآل 1:7</w:t>
+      </w:r>
       <w:r>
         <w:rPr>
           <w:rtl/>
@@ -1576,20 +1414,14 @@
         </w:rPr>
         <w:t xml:space="preserve">هذا الأصحاح هو الأول من عدة انحرافات رئيسية لعزرا عن القصة الأساسية. كان على العائدين من السبي تتبع هوية اليهود الحقيقيين حتى تتمكن الجماعة من الحفاظ على هويتها (بمعرفة من الذي يمكنهم الزواج منه) والنقاء اللاهوتي (بمعرفة من يمكنه العبادة في الهيكل). هذه القائمة ليست قائمة أولية (انظر </w:t>
       </w:r>
-      <w:hyperlink r:id="rId38">
-        <w:r>
-          <w:rPr>
-            <w:rtl/>
-            <w:cs/>
-            <w:lang w:val="ar_AE" w:bidi="ar_AE"/>
-          </w:rPr>
-          <w:rPr>
-            <w:color w:val="0000EE"/>
-            <w:u w:val="single"/>
-          </w:rPr>
-          <w:t>نحميا 7:6–73</w:t>
-        </w:r>
-      </w:hyperlink>
+      <w:r>
+        <w:rPr>
+          <w:rtl/>
+          <w:cs/>
+          <w:lang w:val="ar_AE" w:bidi="ar_AE"/>
+        </w:rPr>
+        <w:t>نحميا 7:6–73</w:t>
+      </w:r>
       <w:r>
         <w:rPr>
           <w:rtl/>
@@ -1665,20 +1497,14 @@
         </w:rPr>
         <w:t>كان يِشوع ابن يهوصادق (</w:t>
       </w:r>
-      <w:hyperlink r:id="rId35">
-        <w:r>
-          <w:rPr>
-            <w:rtl/>
-            <w:cs/>
-            <w:lang w:val="ar_AE" w:bidi="ar_AE"/>
-          </w:rPr>
-          <w:rPr>
-            <w:color w:val="0000EE"/>
-            <w:u w:val="single"/>
-          </w:rPr>
-          <w:t>3:2</w:t>
-        </w:r>
-      </w:hyperlink>
+      <w:r>
+        <w:rPr>
+          <w:rtl/>
+          <w:cs/>
+          <w:lang w:val="ar_AE" w:bidi="ar_AE"/>
+        </w:rPr>
+        <w:t>3:2</w:t>
+      </w:r>
       <w:r>
         <w:rPr>
           <w:rtl/>
@@ -1687,20 +1513,14 @@
         </w:rPr>
         <w:t xml:space="preserve">، </w:t>
       </w:r>
-      <w:hyperlink r:id="rId36">
-        <w:r>
-          <w:rPr>
-            <w:rtl/>
-            <w:cs/>
-            <w:lang w:val="ar_AE" w:bidi="ar_AE"/>
-          </w:rPr>
-          <w:rPr>
-            <w:color w:val="0000EE"/>
-            <w:u w:val="single"/>
-          </w:rPr>
-          <w:t>8</w:t>
-        </w:r>
-      </w:hyperlink>
+      <w:r>
+        <w:rPr>
+          <w:rtl/>
+          <w:cs/>
+          <w:lang w:val="ar_AE" w:bidi="ar_AE"/>
+        </w:rPr>
+        <w:t>8</w:t>
+      </w:r>
       <w:r>
         <w:rPr>
           <w:rtl/>
@@ -1709,20 +1529,14 @@
         </w:rPr>
         <w:t>) من نسل هارون رئيس الكهنة (</w:t>
       </w:r>
-      <w:hyperlink r:id="rId39">
-        <w:r>
-          <w:rPr>
-            <w:rtl/>
-            <w:cs/>
-            <w:lang w:val="ar_AE" w:bidi="ar_AE"/>
-          </w:rPr>
-          <w:rPr>
-            <w:color w:val="0000EE"/>
-            <w:u w:val="single"/>
-          </w:rPr>
-          <w:t>حجي 1:1</w:t>
-        </w:r>
-      </w:hyperlink>
+      <w:r>
+        <w:rPr>
+          <w:rtl/>
+          <w:cs/>
+          <w:lang w:val="ar_AE" w:bidi="ar_AE"/>
+        </w:rPr>
+        <w:t>حجي 1:1</w:t>
+      </w:r>
       <w:r>
         <w:rPr>
           <w:rtl/>
@@ -1731,20 +1545,14 @@
         </w:rPr>
         <w:t xml:space="preserve">؛ </w:t>
       </w:r>
-      <w:hyperlink r:id="rId40">
-        <w:r>
-          <w:rPr>
-            <w:rtl/>
-            <w:cs/>
-            <w:lang w:val="ar_AE" w:bidi="ar_AE"/>
-          </w:rPr>
-          <w:rPr>
-            <w:color w:val="0000EE"/>
-            <w:u w:val="single"/>
-          </w:rPr>
-          <w:t>زكريا 3:1</w:t>
-        </w:r>
-      </w:hyperlink>
+      <w:r>
+        <w:rPr>
+          <w:rtl/>
+          <w:cs/>
+          <w:lang w:val="ar_AE" w:bidi="ar_AE"/>
+        </w:rPr>
+        <w:t>زكريا 3:1</w:t>
+      </w:r>
       <w:r>
         <w:rPr>
           <w:rtl/>
@@ -1820,20 +1628,14 @@
         </w:rPr>
         <w:t>بنو: في الشرق الأدنى القديم، كانت هوية الفرد مرتبطة بشكل وثيق بالسؤال: "من هم آباؤك وما هي عائلتك؟" في النهاية، كان يتم تحديد الكهنة على أنهم أبناء هارون. إذا لم يكن بالإمكان التحقق من هذا الرابط، كانوا يُمنعون من الخدمة (</w:t>
       </w:r>
-      <w:hyperlink r:id="rId41">
-        <w:r>
-          <w:rPr>
-            <w:rtl/>
-            <w:cs/>
-            <w:lang w:val="ar_AE" w:bidi="ar_AE"/>
-          </w:rPr>
-          <w:rPr>
-            <w:color w:val="0000EE"/>
-            <w:u w:val="single"/>
-          </w:rPr>
-          <w:t>2:61–62</w:t>
-        </w:r>
-      </w:hyperlink>
+      <w:r>
+        <w:rPr>
+          <w:rtl/>
+          <w:cs/>
+          <w:lang w:val="ar_AE" w:bidi="ar_AE"/>
+        </w:rPr>
+        <w:t>2:61–62</w:t>
+      </w:r>
       <w:r>
         <w:rPr>
           <w:rtl/>
@@ -2059,20 +1861,14 @@
         </w:rPr>
         <w:t>كان المغنون يعزفون على الآلات ويغنون للعبادة في الهيكل (</w:t>
       </w:r>
-      <w:hyperlink r:id="rId42">
-        <w:r>
-          <w:rPr>
-            <w:rtl/>
-            <w:cs/>
-            <w:lang w:val="ar_AE" w:bidi="ar_AE"/>
-          </w:rPr>
-          <w:rPr>
-            <w:color w:val="0000EE"/>
-            <w:u w:val="single"/>
-          </w:rPr>
-          <w:t>1 أخبار 25:1–31</w:t>
-        </w:r>
-      </w:hyperlink>
+      <w:r>
+        <w:rPr>
+          <w:rtl/>
+          <w:cs/>
+          <w:lang w:val="ar_AE" w:bidi="ar_AE"/>
+        </w:rPr>
+        <w:t>1 أخبار 25:1–31</w:t>
+      </w:r>
       <w:r>
         <w:rPr>
           <w:rtl/>
@@ -2081,20 +1877,14 @@
         </w:rPr>
         <w:t xml:space="preserve">؛ </w:t>
       </w:r>
-      <w:hyperlink r:id="rId43">
-        <w:r>
-          <w:rPr>
-            <w:rtl/>
-            <w:cs/>
-            <w:lang w:val="ar_AE" w:bidi="ar_AE"/>
-          </w:rPr>
-          <w:rPr>
-            <w:color w:val="0000EE"/>
-            <w:u w:val="single"/>
-          </w:rPr>
-          <w:t>مزامير 73–83</w:t>
-        </w:r>
-      </w:hyperlink>
+      <w:r>
+        <w:rPr>
+          <w:rtl/>
+          <w:cs/>
+          <w:lang w:val="ar_AE" w:bidi="ar_AE"/>
+        </w:rPr>
+        <w:t>مزامير 73–83</w:t>
+      </w:r>
       <w:r>
         <w:rPr>
           <w:rtl/>
@@ -2103,20 +1893,14 @@
         </w:rPr>
         <w:t>) بينما كان البوابون ينظمون أبواب الهيكل ومخازنه (</w:t>
       </w:r>
-      <w:hyperlink r:id="rId44">
-        <w:r>
-          <w:rPr>
-            <w:rtl/>
-            <w:cs/>
-            <w:lang w:val="ar_AE" w:bidi="ar_AE"/>
-          </w:rPr>
-          <w:rPr>
-            <w:color w:val="0000EE"/>
-            <w:u w:val="single"/>
-          </w:rPr>
-          <w:t>1 أخبار 9:26–27</w:t>
-        </w:r>
-      </w:hyperlink>
+      <w:r>
+        <w:rPr>
+          <w:rtl/>
+          <w:cs/>
+          <w:lang w:val="ar_AE" w:bidi="ar_AE"/>
+        </w:rPr>
+        <w:t>1 أخبار 9:26–27</w:t>
+      </w:r>
       <w:r>
         <w:rPr>
           <w:rtl/>
@@ -2125,20 +1909,14 @@
         </w:rPr>
         <w:t xml:space="preserve">؛ </w:t>
       </w:r>
-      <w:hyperlink r:id="rId45">
-        <w:r>
-          <w:rPr>
-            <w:rtl/>
-            <w:cs/>
-            <w:lang w:val="ar_AE" w:bidi="ar_AE"/>
-          </w:rPr>
-          <w:rPr>
-            <w:color w:val="0000EE"/>
-            <w:u w:val="single"/>
-          </w:rPr>
-          <w:t>2 أخبار 23:19</w:t>
-        </w:r>
-      </w:hyperlink>
+      <w:r>
+        <w:rPr>
+          <w:rtl/>
+          <w:cs/>
+          <w:lang w:val="ar_AE" w:bidi="ar_AE"/>
+        </w:rPr>
+        <w:t>2 أخبار 23:19</w:t>
+      </w:r>
       <w:r>
         <w:rPr>
           <w:rtl/>
@@ -2147,20 +1925,14 @@
         </w:rPr>
         <w:t xml:space="preserve">؛ </w:t>
       </w:r>
-      <w:hyperlink r:id="rId46">
-        <w:r>
-          <w:rPr>
-            <w:rtl/>
-            <w:cs/>
-            <w:lang w:val="ar_AE" w:bidi="ar_AE"/>
-          </w:rPr>
-          <w:rPr>
-            <w:color w:val="0000EE"/>
-            <w:u w:val="single"/>
-          </w:rPr>
-          <w:t>نحميا 12:25</w:t>
-        </w:r>
-      </w:hyperlink>
+      <w:r>
+        <w:rPr>
+          <w:rtl/>
+          <w:cs/>
+          <w:lang w:val="ar_AE" w:bidi="ar_AE"/>
+        </w:rPr>
+        <w:t>نحميا 12:25</w:t>
+      </w:r>
       <w:r>
         <w:rPr>
           <w:rtl/>
@@ -2169,20 +1941,14 @@
         </w:rPr>
         <w:t>). • كان آساف واحدًا من ثلاثة لاويين عيّنهم داود لقيادة العزف في الهيكل (</w:t>
       </w:r>
-      <w:hyperlink r:id="rId47">
-        <w:r>
-          <w:rPr>
-            <w:rtl/>
-            <w:cs/>
-            <w:lang w:val="ar_AE" w:bidi="ar_AE"/>
-          </w:rPr>
-          <w:rPr>
-            <w:color w:val="0000EE"/>
-            <w:u w:val="single"/>
-          </w:rPr>
-          <w:t>1 أخبار 16:5</w:t>
-        </w:r>
-      </w:hyperlink>
+      <w:r>
+        <w:rPr>
+          <w:rtl/>
+          <w:cs/>
+          <w:lang w:val="ar_AE" w:bidi="ar_AE"/>
+        </w:rPr>
+        <w:t>1 أخبار 16:5</w:t>
+      </w:r>
       <w:r>
         <w:rPr>
           <w:rtl/>
@@ -2191,20 +1957,14 @@
         </w:rPr>
         <w:t xml:space="preserve">، </w:t>
       </w:r>
-      <w:hyperlink r:id="rId48">
-        <w:r>
-          <w:rPr>
-            <w:rtl/>
-            <w:cs/>
-            <w:lang w:val="ar_AE" w:bidi="ar_AE"/>
-          </w:rPr>
-          <w:rPr>
-            <w:color w:val="0000EE"/>
-            <w:u w:val="single"/>
-          </w:rPr>
-          <w:t>7</w:t>
-        </w:r>
-      </w:hyperlink>
+      <w:r>
+        <w:rPr>
+          <w:rtl/>
+          <w:cs/>
+          <w:lang w:val="ar_AE" w:bidi="ar_AE"/>
+        </w:rPr>
+        <w:t>7</w:t>
+      </w:r>
       <w:r>
         <w:rPr>
           <w:rtl/>
@@ -2213,20 +1973,14 @@
         </w:rPr>
         <w:t>)، كما كتب مجموعة من المزامير (</w:t>
       </w:r>
-      <w:hyperlink r:id="rId49">
-        <w:r>
-          <w:rPr>
-            <w:rtl/>
-            <w:cs/>
-            <w:lang w:val="ar_AE" w:bidi="ar_AE"/>
-          </w:rPr>
-          <w:rPr>
-            <w:color w:val="0000EE"/>
-            <w:u w:val="single"/>
-          </w:rPr>
-          <w:t>مزامير 50</w:t>
-        </w:r>
-      </w:hyperlink>
+      <w:r>
+        <w:rPr>
+          <w:rtl/>
+          <w:cs/>
+          <w:lang w:val="ar_AE" w:bidi="ar_AE"/>
+        </w:rPr>
+        <w:t>مزامير 50</w:t>
+      </w:r>
       <w:r>
         <w:rPr>
           <w:rtl/>
@@ -2235,20 +1989,14 @@
         </w:rPr>
         <w:t xml:space="preserve">، </w:t>
       </w:r>
-      <w:hyperlink r:id="rId43">
-        <w:r>
-          <w:rPr>
-            <w:rtl/>
-            <w:cs/>
-            <w:lang w:val="ar_AE" w:bidi="ar_AE"/>
-          </w:rPr>
-          <w:rPr>
-            <w:color w:val="0000EE"/>
-            <w:u w:val="single"/>
-          </w:rPr>
-          <w:t>73–83</w:t>
-        </w:r>
-      </w:hyperlink>
+      <w:r>
+        <w:rPr>
+          <w:rtl/>
+          <w:cs/>
+          <w:lang w:val="ar_AE" w:bidi="ar_AE"/>
+        </w:rPr>
+        <w:t>73–83</w:t>
+      </w:r>
       <w:r>
         <w:rPr>
           <w:rtl/>
@@ -2257,20 +2005,14 @@
         </w:rPr>
         <w:t>). وواصلت عائلته عمله (</w:t>
       </w:r>
-      <w:hyperlink r:id="rId50">
-        <w:r>
-          <w:rPr>
-            <w:rtl/>
-            <w:cs/>
-            <w:lang w:val="ar_AE" w:bidi="ar_AE"/>
-          </w:rPr>
-          <w:rPr>
-            <w:color w:val="0000EE"/>
-            <w:u w:val="single"/>
-          </w:rPr>
-          <w:t>1 أخبار 25:1–7</w:t>
-        </w:r>
-      </w:hyperlink>
+      <w:r>
+        <w:rPr>
+          <w:rtl/>
+          <w:cs/>
+          <w:lang w:val="ar_AE" w:bidi="ar_AE"/>
+        </w:rPr>
+        <w:t>1 أخبار 25:1–7</w:t>
+      </w:r>
       <w:r>
         <w:rPr>
           <w:rtl/>
@@ -2346,20 +2088,14 @@
         </w:rPr>
         <w:t>ومن المحتمل أن خدام الهيكل كانوا من نسل الجبعونيين (</w:t>
       </w:r>
-      <w:hyperlink r:id="rId51">
-        <w:r>
-          <w:rPr>
-            <w:rtl/>
-            <w:cs/>
-            <w:lang w:val="ar_AE" w:bidi="ar_AE"/>
-          </w:rPr>
-          <w:rPr>
-            <w:color w:val="0000EE"/>
-            <w:u w:val="single"/>
-          </w:rPr>
-          <w:t>يشوع 9:23–27</w:t>
-        </w:r>
-      </w:hyperlink>
+      <w:r>
+        <w:rPr>
+          <w:rtl/>
+          <w:cs/>
+          <w:lang w:val="ar_AE" w:bidi="ar_AE"/>
+        </w:rPr>
+        <w:t>يشوع 9:23–27</w:t>
+      </w:r>
       <w:r>
         <w:rPr>
           <w:rtl/>
@@ -2368,20 +2104,14 @@
         </w:rPr>
         <w:t>). وكانوا يقدمون المساعدة للاويين (</w:t>
       </w:r>
-      <w:hyperlink r:id="rId52">
-        <w:r>
-          <w:rPr>
-            <w:rtl/>
-            <w:cs/>
-            <w:lang w:val="ar_AE" w:bidi="ar_AE"/>
-          </w:rPr>
-          <w:rPr>
-            <w:color w:val="0000EE"/>
-            <w:u w:val="single"/>
-          </w:rPr>
-          <w:t>8:20</w:t>
-        </w:r>
-      </w:hyperlink>
+      <w:r>
+        <w:rPr>
+          <w:rtl/>
+          <w:cs/>
+          <w:lang w:val="ar_AE" w:bidi="ar_AE"/>
+        </w:rPr>
+        <w:t>8:20</w:t>
+      </w:r>
       <w:r>
         <w:rPr>
           <w:rtl/>
@@ -2457,20 +2187,14 @@
         </w:rPr>
         <w:t>كان بنو عبيد الملك سليمان مرتبطين بخدَّام الهيكل (</w:t>
       </w:r>
-      <w:hyperlink r:id="rId53">
-        <w:r>
-          <w:rPr>
-            <w:rtl/>
-            <w:cs/>
-            <w:lang w:val="ar_AE" w:bidi="ar_AE"/>
-          </w:rPr>
-          <w:rPr>
-            <w:color w:val="0000EE"/>
-            <w:u w:val="single"/>
-          </w:rPr>
-          <w:t>2:43–54</w:t>
-        </w:r>
-      </w:hyperlink>
+      <w:r>
+        <w:rPr>
+          <w:rtl/>
+          <w:cs/>
+          <w:lang w:val="ar_AE" w:bidi="ar_AE"/>
+        </w:rPr>
+        <w:t>2:43–54</w:t>
+      </w:r>
       <w:r>
         <w:rPr>
           <w:rtl/>
@@ -2546,20 +2270,14 @@
         </w:rPr>
         <w:t xml:space="preserve">آمن بعض العائدين بإله إسرائيل، ولكن لم تكن لديهم سجلات نسب تثبت أنهم إسرائيليون. وبدون هذه المعلومات، لم يكن الإسرائيليون الآخرون يعرفون ما إذا كان يجب معاملتهم كإخوة والزواج منهم أو معاملتهم كغرباء. توضح الأنساب في </w:t>
       </w:r>
-      <w:hyperlink r:id="rId54">
-        <w:r>
-          <w:rPr>
-            <w:rtl/>
-            <w:cs/>
-            <w:lang w:val="ar_AE" w:bidi="ar_AE"/>
-          </w:rPr>
-          <w:rPr>
-            <w:color w:val="0000EE"/>
-            <w:u w:val="single"/>
-          </w:rPr>
-          <w:t>1 أخبار 1–9</w:t>
-        </w:r>
-      </w:hyperlink>
+      <w:r>
+        <w:rPr>
+          <w:rtl/>
+          <w:cs/>
+          <w:lang w:val="ar_AE" w:bidi="ar_AE"/>
+        </w:rPr>
+        <w:t>1 أخبار 1–9</w:t>
+      </w:r>
       <w:r>
         <w:rPr>
           <w:rtl/>
@@ -2635,20 +2353,14 @@
         </w:rPr>
         <w:t xml:space="preserve"> فَلَمْ تُوجَدْ: شكَّل عدم وجود كتابة الأنساب مشكلة لثلاث عائلات (</w:t>
       </w:r>
-      <w:hyperlink r:id="rId41">
-        <w:r>
-          <w:rPr>
-            <w:rtl/>
-            <w:cs/>
-            <w:lang w:val="ar_AE" w:bidi="ar_AE"/>
-          </w:rPr>
-          <w:rPr>
-            <w:color w:val="0000EE"/>
-            <w:u w:val="single"/>
-          </w:rPr>
-          <w:t>2:61–62</w:t>
-        </w:r>
-      </w:hyperlink>
+      <w:r>
+        <w:rPr>
+          <w:rtl/>
+          <w:cs/>
+          <w:lang w:val="ar_AE" w:bidi="ar_AE"/>
+        </w:rPr>
+        <w:t>2:61–62</w:t>
+      </w:r>
       <w:r>
         <w:rPr>
           <w:rtl/>
@@ -2657,20 +2369,14 @@
         </w:rPr>
         <w:t xml:space="preserve">). وقد تم استبعادهم من الامتيازات أو المسؤوليات الكهنوتية حتى يتلقى رئيس الكهنة توجيهًا إلهيًا بواسطة استخدام الأوريم والتميم لتحديد إرادة الله (انظر </w:t>
       </w:r>
-      <w:hyperlink r:id="rId55">
-        <w:r>
-          <w:rPr>
-            <w:rtl/>
-            <w:cs/>
-            <w:lang w:val="ar_AE" w:bidi="ar_AE"/>
-          </w:rPr>
-          <w:rPr>
-            <w:color w:val="0000EE"/>
-            <w:u w:val="single"/>
-          </w:rPr>
-          <w:t>خروج 28:30</w:t>
-        </w:r>
-      </w:hyperlink>
+      <w:r>
+        <w:rPr>
+          <w:rtl/>
+          <w:cs/>
+          <w:lang w:val="ar_AE" w:bidi="ar_AE"/>
+        </w:rPr>
+        <w:t>خروج 28:30</w:t>
+      </w:r>
       <w:r>
         <w:rPr>
           <w:rtl/>
@@ -2679,20 +2385,14 @@
         </w:rPr>
         <w:t xml:space="preserve">؛ </w:t>
       </w:r>
-      <w:hyperlink r:id="rId56">
-        <w:r>
-          <w:rPr>
-            <w:rtl/>
-            <w:cs/>
-            <w:lang w:val="ar_AE" w:bidi="ar_AE"/>
-          </w:rPr>
-          <w:rPr>
-            <w:color w:val="0000EE"/>
-            <w:u w:val="single"/>
-          </w:rPr>
-          <w:t>عدد 27:21</w:t>
-        </w:r>
-      </w:hyperlink>
+      <w:r>
+        <w:rPr>
+          <w:rtl/>
+          <w:cs/>
+          <w:lang w:val="ar_AE" w:bidi="ar_AE"/>
+        </w:rPr>
+        <w:t>عدد 27:21</w:t>
+      </w:r>
       <w:r>
         <w:rPr>
           <w:rtl/>
@@ -2793,20 +2493,14 @@
         </w:rPr>
         <w:t xml:space="preserve">: قد يتضمن هذا الرقم، الذي لا يتطابق مع إجمالي الأفراد (28,774) المذكور في </w:t>
       </w:r>
-      <w:hyperlink r:id="rId57">
-        <w:r>
-          <w:rPr>
-            <w:rtl/>
-            <w:cs/>
-            <w:lang w:val="ar_AE" w:bidi="ar_AE"/>
-          </w:rPr>
-          <w:rPr>
-            <w:color w:val="0000EE"/>
-            <w:u w:val="single"/>
-          </w:rPr>
-          <w:t>2:3–42</w:t>
-        </w:r>
-      </w:hyperlink>
+      <w:r>
+        <w:rPr>
+          <w:rtl/>
+          <w:cs/>
+          <w:lang w:val="ar_AE" w:bidi="ar_AE"/>
+        </w:rPr>
+        <w:t>2:3–42</w:t>
+      </w:r>
       <w:r>
         <w:rPr>
           <w:rtl/>
@@ -2882,20 +2576,14 @@
         </w:rPr>
         <w:t>كما حدث عند بناء خيمة الاجتماع (</w:t>
       </w:r>
-      <w:hyperlink r:id="rId58">
-        <w:r>
-          <w:rPr>
-            <w:rtl/>
-            <w:cs/>
-            <w:lang w:val="ar_AE" w:bidi="ar_AE"/>
-          </w:rPr>
-          <w:rPr>
-            <w:color w:val="0000EE"/>
-            <w:u w:val="single"/>
-          </w:rPr>
-          <w:t>خروج 25:2–7</w:t>
-        </w:r>
-      </w:hyperlink>
+      <w:r>
+        <w:rPr>
+          <w:rtl/>
+          <w:cs/>
+          <w:lang w:val="ar_AE" w:bidi="ar_AE"/>
+        </w:rPr>
+        <w:t>خروج 25:2–7</w:t>
+      </w:r>
       <w:r>
         <w:rPr>
           <w:rtl/>
@@ -2904,20 +2592,14 @@
         </w:rPr>
         <w:t xml:space="preserve">؛ </w:t>
       </w:r>
-      <w:hyperlink r:id="rId59">
-        <w:r>
-          <w:rPr>
-            <w:rtl/>
-            <w:cs/>
-            <w:lang w:val="ar_AE" w:bidi="ar_AE"/>
-          </w:rPr>
-          <w:rPr>
-            <w:color w:val="0000EE"/>
-            <w:u w:val="single"/>
-          </w:rPr>
-          <w:t>35:4–9</w:t>
-        </w:r>
-      </w:hyperlink>
+      <w:r>
+        <w:rPr>
+          <w:rtl/>
+          <w:cs/>
+          <w:lang w:val="ar_AE" w:bidi="ar_AE"/>
+        </w:rPr>
+        <w:t>35:4–9</w:t>
+      </w:r>
       <w:r>
         <w:rPr>
           <w:rtl/>
@@ -2926,20 +2608,14 @@
         </w:rPr>
         <w:t>) وتجديد الهيكل (</w:t>
       </w:r>
-      <w:hyperlink r:id="rId60">
-        <w:r>
-          <w:rPr>
-            <w:rtl/>
-            <w:cs/>
-            <w:lang w:val="ar_AE" w:bidi="ar_AE"/>
-          </w:rPr>
-          <w:rPr>
-            <w:color w:val="0000EE"/>
-            <w:u w:val="single"/>
-          </w:rPr>
-          <w:t>2 ملوك 12:1–21</w:t>
-        </w:r>
-      </w:hyperlink>
+      <w:r>
+        <w:rPr>
+          <w:rtl/>
+          <w:cs/>
+          <w:lang w:val="ar_AE" w:bidi="ar_AE"/>
+        </w:rPr>
+        <w:t>2 ملوك 12:1–21</w:t>
+      </w:r>
       <w:r>
         <w:rPr>
           <w:rtl/>
@@ -2948,20 +2624,14 @@
         </w:rPr>
         <w:t>)، قَدَّم الناس تقدمات طوعية لتمويل هذا الجهد. كانت هذه الأموال مُكملة للمنحة من جزية عبر النهر (حكام الإقليم) من داريوس (</w:t>
       </w:r>
-      <w:hyperlink r:id="rId61">
-        <w:r>
-          <w:rPr>
-            <w:rtl/>
-            <w:cs/>
-            <w:lang w:val="ar_AE" w:bidi="ar_AE"/>
-          </w:rPr>
-          <w:rPr>
-            <w:color w:val="0000EE"/>
-            <w:u w:val="single"/>
-          </w:rPr>
-          <w:t>عزرا 6:8</w:t>
-        </w:r>
-      </w:hyperlink>
+      <w:r>
+        <w:rPr>
+          <w:rtl/>
+          <w:cs/>
+          <w:lang w:val="ar_AE" w:bidi="ar_AE"/>
+        </w:rPr>
+        <w:t>عزرا 6:8</w:t>
+      </w:r>
       <w:r>
         <w:rPr>
           <w:rtl/>
@@ -2970,20 +2640,14 @@
         </w:rPr>
         <w:t>) والعطايا من بني إسرائيل الذين بقوا في بابل (</w:t>
       </w:r>
-      <w:hyperlink r:id="rId62">
-        <w:r>
-          <w:rPr>
-            <w:rtl/>
-            <w:cs/>
-            <w:lang w:val="ar_AE" w:bidi="ar_AE"/>
-          </w:rPr>
-          <w:rPr>
-            <w:color w:val="0000EE"/>
-            <w:u w:val="single"/>
-          </w:rPr>
-          <w:t>1:6</w:t>
-        </w:r>
-      </w:hyperlink>
+      <w:r>
+        <w:rPr>
+          <w:rtl/>
+          <w:cs/>
+          <w:lang w:val="ar_AE" w:bidi="ar_AE"/>
+        </w:rPr>
+        <w:t>1:6</w:t>
+      </w:r>
       <w:r>
         <w:rPr>
           <w:rtl/>
@@ -3160,20 +2824,14 @@
         </w:rPr>
         <w:t xml:space="preserve">) عيد الأبواق (انظر </w:t>
       </w:r>
-      <w:hyperlink r:id="rId63">
-        <w:r>
-          <w:rPr>
-            <w:rtl/>
-            <w:cs/>
-            <w:lang w:val="ar_AE" w:bidi="ar_AE"/>
-          </w:rPr>
-          <w:rPr>
-            <w:color w:val="0000EE"/>
-            <w:u w:val="single"/>
-          </w:rPr>
-          <w:t>لاويين 23:23–25</w:t>
-        </w:r>
-      </w:hyperlink>
+      <w:r>
+        <w:rPr>
+          <w:rtl/>
+          <w:cs/>
+          <w:lang w:val="ar_AE" w:bidi="ar_AE"/>
+        </w:rPr>
+        <w:t>لاويين 23:23–25</w:t>
+      </w:r>
       <w:r>
         <w:rPr>
           <w:rtl/>
@@ -3182,20 +2840,14 @@
         </w:rPr>
         <w:t xml:space="preserve">)، ويوم الكفارة (انظر </w:t>
       </w:r>
-      <w:hyperlink r:id="rId64">
-        <w:r>
-          <w:rPr>
-            <w:rtl/>
-            <w:cs/>
-            <w:lang w:val="ar_AE" w:bidi="ar_AE"/>
-          </w:rPr>
-          <w:rPr>
-            <w:color w:val="0000EE"/>
-            <w:u w:val="single"/>
-          </w:rPr>
-          <w:t>لاويين 16</w:t>
-        </w:r>
-      </w:hyperlink>
+      <w:r>
+        <w:rPr>
+          <w:rtl/>
+          <w:cs/>
+          <w:lang w:val="ar_AE" w:bidi="ar_AE"/>
+        </w:rPr>
+        <w:t>لاويين 16</w:t>
+      </w:r>
       <w:r>
         <w:rPr>
           <w:rtl/>
@@ -3204,20 +2856,14 @@
         </w:rPr>
         <w:t xml:space="preserve">)، وعيد المظال (انظر </w:t>
       </w:r>
-      <w:hyperlink r:id="rId65">
-        <w:r>
-          <w:rPr>
-            <w:rtl/>
-            <w:cs/>
-            <w:lang w:val="ar_AE" w:bidi="ar_AE"/>
-          </w:rPr>
-          <w:rPr>
-            <w:color w:val="0000EE"/>
-            <w:u w:val="single"/>
-          </w:rPr>
-          <w:t>لاويين 23:34–36</w:t>
-        </w:r>
-      </w:hyperlink>
+      <w:r>
+        <w:rPr>
+          <w:rtl/>
+          <w:cs/>
+          <w:lang w:val="ar_AE" w:bidi="ar_AE"/>
+        </w:rPr>
+        <w:t>لاويين 23:34–36</w:t>
+      </w:r>
       <w:r>
         <w:rPr>
           <w:rtl/>
@@ -3293,20 +2939,14 @@
         </w:rPr>
         <w:t>بعد إعادة توطينهم في مدن مختلفة في يهوذا، توجهت الجماعة إلى استعادة عبادة الله في أورشليم. فقد أعادوا بناء المذبح بسرعة وبدأوا بتقديم الذبائح المنتظمة في الوقت المناسب للاحتفال بالأعياد اليهودية (</w:t>
       </w:r>
-      <w:hyperlink r:id="rId66">
-        <w:r>
-          <w:rPr>
-            <w:rtl/>
-            <w:cs/>
-            <w:lang w:val="ar_AE" w:bidi="ar_AE"/>
-          </w:rPr>
-          <w:rPr>
-            <w:color w:val="0000EE"/>
-            <w:u w:val="single"/>
-          </w:rPr>
-          <w:t>3:4</w:t>
-        </w:r>
-      </w:hyperlink>
+      <w:r>
+        <w:rPr>
+          <w:rtl/>
+          <w:cs/>
+          <w:lang w:val="ar_AE" w:bidi="ar_AE"/>
+        </w:rPr>
+        <w:t>3:4</w:t>
+      </w:r>
       <w:r>
         <w:rPr>
           <w:rtl/>
@@ -3315,20 +2955,14 @@
         </w:rPr>
         <w:t>)، ثم شرعوا في المهمة الأكثر صعوبة وهي إعادة بناء الهيكل نفسه (</w:t>
       </w:r>
-      <w:hyperlink r:id="rId36">
-        <w:r>
-          <w:rPr>
-            <w:rtl/>
-            <w:cs/>
-            <w:lang w:val="ar_AE" w:bidi="ar_AE"/>
-          </w:rPr>
-          <w:rPr>
-            <w:color w:val="0000EE"/>
-            <w:u w:val="single"/>
-          </w:rPr>
-          <w:t>3:8</w:t>
-        </w:r>
-      </w:hyperlink>
+      <w:r>
+        <w:rPr>
+          <w:rtl/>
+          <w:cs/>
+          <w:lang w:val="ar_AE" w:bidi="ar_AE"/>
+        </w:rPr>
+        <w:t>3:8</w:t>
+      </w:r>
       <w:r>
         <w:rPr>
           <w:rtl/>
@@ -3337,20 +2971,14 @@
         </w:rPr>
         <w:t>). وسرعان ما واجهوا معارضة من الأجانب المحليين (</w:t>
       </w:r>
-      <w:hyperlink r:id="rId67">
-        <w:r>
-          <w:rPr>
-            <w:rtl/>
-            <w:cs/>
-            <w:lang w:val="ar_AE" w:bidi="ar_AE"/>
-          </w:rPr>
-          <w:rPr>
-            <w:color w:val="0000EE"/>
-            <w:u w:val="single"/>
-          </w:rPr>
-          <w:t>4:1–5</w:t>
-        </w:r>
-      </w:hyperlink>
+      <w:r>
+        <w:rPr>
+          <w:rtl/>
+          <w:cs/>
+          <w:lang w:val="ar_AE" w:bidi="ar_AE"/>
+        </w:rPr>
+        <w:t>4:1–5</w:t>
+      </w:r>
       <w:r>
         <w:rPr>
           <w:rtl/>
@@ -3426,20 +3054,14 @@
         </w:rPr>
         <w:t>يشوع (</w:t>
       </w:r>
-      <w:hyperlink r:id="rId39">
-        <w:r>
-          <w:rPr>
-            <w:rtl/>
-            <w:cs/>
-            <w:lang w:val="ar_AE" w:bidi="ar_AE"/>
-          </w:rPr>
-          <w:rPr>
-            <w:color w:val="0000EE"/>
-            <w:u w:val="single"/>
-          </w:rPr>
-          <w:t>حجي 1:1</w:t>
-        </w:r>
-      </w:hyperlink>
+      <w:r>
+        <w:rPr>
+          <w:rtl/>
+          <w:cs/>
+          <w:lang w:val="ar_AE" w:bidi="ar_AE"/>
+        </w:rPr>
+        <w:t>حجي 1:1</w:t>
+      </w:r>
       <w:r>
         <w:rPr>
           <w:rtl/>
@@ -3448,20 +3070,14 @@
         </w:rPr>
         <w:t xml:space="preserve">؛ </w:t>
       </w:r>
-      <w:hyperlink r:id="rId40">
-        <w:r>
-          <w:rPr>
-            <w:rtl/>
-            <w:cs/>
-            <w:lang w:val="ar_AE" w:bidi="ar_AE"/>
-          </w:rPr>
-          <w:rPr>
-            <w:color w:val="0000EE"/>
-            <w:u w:val="single"/>
-          </w:rPr>
-          <w:t>زكريا 3:1</w:t>
-        </w:r>
-      </w:hyperlink>
+      <w:r>
+        <w:rPr>
+          <w:rtl/>
+          <w:cs/>
+          <w:lang w:val="ar_AE" w:bidi="ar_AE"/>
+        </w:rPr>
+        <w:t>زكريا 3:1</w:t>
+      </w:r>
       <w:r>
         <w:rPr>
           <w:rtl/>
@@ -3470,20 +3086,14 @@
         </w:rPr>
         <w:t>) كان رئيس الكهنة (</w:t>
       </w:r>
-      <w:hyperlink r:id="rId68">
-        <w:r>
-          <w:rPr>
-            <w:rtl/>
-            <w:cs/>
-            <w:lang w:val="ar_AE" w:bidi="ar_AE"/>
-          </w:rPr>
-          <w:rPr>
-            <w:color w:val="0000EE"/>
-            <w:u w:val="single"/>
-          </w:rPr>
-          <w:t>نحميا 12:1</w:t>
-        </w:r>
-      </w:hyperlink>
+      <w:r>
+        <w:rPr>
+          <w:rtl/>
+          <w:cs/>
+          <w:lang w:val="ar_AE" w:bidi="ar_AE"/>
+        </w:rPr>
+        <w:t>نحميا 12:1</w:t>
+      </w:r>
       <w:r>
         <w:rPr>
           <w:rtl/>
@@ -3492,20 +3102,14 @@
         </w:rPr>
         <w:t>). ومع ذلك، لم يستخدم عزرا هذا اللقب أبدًا (</w:t>
       </w:r>
-      <w:hyperlink r:id="rId69">
-        <w:r>
-          <w:rPr>
-            <w:rtl/>
-            <w:cs/>
-            <w:lang w:val="ar_AE" w:bidi="ar_AE"/>
-          </w:rPr>
-          <w:rPr>
-            <w:color w:val="0000EE"/>
-            <w:u w:val="single"/>
-          </w:rPr>
-          <w:t>عزرا 2:2</w:t>
-        </w:r>
-      </w:hyperlink>
+      <w:r>
+        <w:rPr>
+          <w:rtl/>
+          <w:cs/>
+          <w:lang w:val="ar_AE" w:bidi="ar_AE"/>
+        </w:rPr>
+        <w:t>عزرا 2:2</w:t>
+      </w:r>
       <w:r>
         <w:rPr>
           <w:rtl/>
@@ -3514,20 +3118,14 @@
         </w:rPr>
         <w:t xml:space="preserve">؛ </w:t>
       </w:r>
-      <w:hyperlink r:id="rId35">
-        <w:r>
-          <w:rPr>
-            <w:rtl/>
-            <w:cs/>
-            <w:lang w:val="ar_AE" w:bidi="ar_AE"/>
-          </w:rPr>
-          <w:rPr>
-            <w:color w:val="0000EE"/>
-            <w:u w:val="single"/>
-          </w:rPr>
-          <w:t>3:2</w:t>
-        </w:r>
-      </w:hyperlink>
+      <w:r>
+        <w:rPr>
+          <w:rtl/>
+          <w:cs/>
+          <w:lang w:val="ar_AE" w:bidi="ar_AE"/>
+        </w:rPr>
+        <w:t>3:2</w:t>
+      </w:r>
       <w:r>
         <w:rPr>
           <w:rtl/>
@@ -3536,20 +3134,14 @@
         </w:rPr>
         <w:t xml:space="preserve">؛ </w:t>
       </w:r>
-      <w:hyperlink r:id="rId70">
-        <w:r>
-          <w:rPr>
-            <w:rtl/>
-            <w:cs/>
-            <w:lang w:val="ar_AE" w:bidi="ar_AE"/>
-          </w:rPr>
-          <w:rPr>
-            <w:color w:val="0000EE"/>
-            <w:u w:val="single"/>
-          </w:rPr>
-          <w:t>4:3</w:t>
-        </w:r>
-      </w:hyperlink>
+      <w:r>
+        <w:rPr>
+          <w:rtl/>
+          <w:cs/>
+          <w:lang w:val="ar_AE" w:bidi="ar_AE"/>
+        </w:rPr>
+        <w:t>4:3</w:t>
+      </w:r>
       <w:r>
         <w:rPr>
           <w:rtl/>
@@ -3558,20 +3150,14 @@
         </w:rPr>
         <w:t xml:space="preserve">؛ </w:t>
       </w:r>
-      <w:hyperlink r:id="rId71">
-        <w:r>
-          <w:rPr>
-            <w:rtl/>
-            <w:cs/>
-            <w:lang w:val="ar_AE" w:bidi="ar_AE"/>
-          </w:rPr>
-          <w:rPr>
-            <w:color w:val="0000EE"/>
-            <w:u w:val="single"/>
-          </w:rPr>
-          <w:t>5:2</w:t>
-        </w:r>
-      </w:hyperlink>
+      <w:r>
+        <w:rPr>
+          <w:rtl/>
+          <w:cs/>
+          <w:lang w:val="ar_AE" w:bidi="ar_AE"/>
+        </w:rPr>
+        <w:t>5:2</w:t>
+      </w:r>
       <w:r>
         <w:rPr>
           <w:rtl/>
@@ -3580,20 +3166,14 @@
         </w:rPr>
         <w:t>)، مما يشير إلى أن اللقب أُعطي بعد اكتمال الهيكل (</w:t>
       </w:r>
-      <w:hyperlink r:id="rId72">
-        <w:r>
-          <w:rPr>
-            <w:rtl/>
-            <w:cs/>
-            <w:lang w:val="ar_AE" w:bidi="ar_AE"/>
-          </w:rPr>
-          <w:rPr>
-            <w:color w:val="0000EE"/>
-            <w:u w:val="single"/>
-          </w:rPr>
-          <w:t>6:15</w:t>
-        </w:r>
-      </w:hyperlink>
+      <w:r>
+        <w:rPr>
+          <w:rtl/>
+          <w:cs/>
+          <w:lang w:val="ar_AE" w:bidi="ar_AE"/>
+        </w:rPr>
+        <w:t>6:15</w:t>
+      </w:r>
       <w:r>
         <w:rPr>
           <w:rtl/>
@@ -3602,20 +3182,14 @@
         </w:rPr>
         <w:t>). • كان زربابل هو الحاكم المُعيّن من قِبَل الفُرس على يهوذا (</w:t>
       </w:r>
-      <w:hyperlink r:id="rId39">
-        <w:r>
-          <w:rPr>
-            <w:rtl/>
-            <w:cs/>
-            <w:lang w:val="ar_AE" w:bidi="ar_AE"/>
-          </w:rPr>
-          <w:rPr>
-            <w:color w:val="0000EE"/>
-            <w:u w:val="single"/>
-          </w:rPr>
-          <w:t>حجي 1:1</w:t>
-        </w:r>
-      </w:hyperlink>
+      <w:r>
+        <w:rPr>
+          <w:rtl/>
+          <w:cs/>
+          <w:lang w:val="ar_AE" w:bidi="ar_AE"/>
+        </w:rPr>
+        <w:t>حجي 1:1</w:t>
+      </w:r>
       <w:r>
         <w:rPr>
           <w:rtl/>
@@ -3640,20 +3214,14 @@
         </w:rPr>
         <w:t>). وهو حفيد الملك يهوياكين ملك يهوذا (</w:t>
       </w:r>
-      <w:hyperlink r:id="rId73">
-        <w:r>
-          <w:rPr>
-            <w:rtl/>
-            <w:cs/>
-            <w:lang w:val="ar_AE" w:bidi="ar_AE"/>
-          </w:rPr>
-          <w:rPr>
-            <w:color w:val="0000EE"/>
-            <w:u w:val="single"/>
-          </w:rPr>
-          <w:t>1 أخبار 3:17</w:t>
-        </w:r>
-      </w:hyperlink>
+      <w:r>
+        <w:rPr>
+          <w:rtl/>
+          <w:cs/>
+          <w:lang w:val="ar_AE" w:bidi="ar_AE"/>
+        </w:rPr>
+        <w:t>1 أخبار 3:17</w:t>
+      </w:r>
       <w:r>
         <w:rPr>
           <w:rtl/>
@@ -3729,20 +3297,14 @@
         </w:rPr>
         <w:t>كان السكان المحليون أجانب أعاد الملك الآشوري أسرحدون توطينهم من الخارج (680–669 قبل الميلاد) بعد سبي شعب المملكة الشمالية إسرائيل في 722 قبل الميلاد (</w:t>
       </w:r>
-      <w:hyperlink r:id="rId74">
-        <w:r>
-          <w:rPr>
-            <w:rtl/>
-            <w:cs/>
-            <w:lang w:val="ar_AE" w:bidi="ar_AE"/>
-          </w:rPr>
-          <w:rPr>
-            <w:color w:val="0000EE"/>
-            <w:u w:val="single"/>
-          </w:rPr>
-          <w:t>2 ملوك 17:24–40</w:t>
-        </w:r>
-      </w:hyperlink>
+      <w:r>
+        <w:rPr>
+          <w:rtl/>
+          <w:cs/>
+          <w:lang w:val="ar_AE" w:bidi="ar_AE"/>
+        </w:rPr>
+        <w:t>2 ملوك 17:24–40</w:t>
+      </w:r>
       <w:r>
         <w:rPr>
           <w:rtl/>
@@ -3768,20 +3330,14 @@
         </w:rPr>
         <w:t xml:space="preserve">): كان من المهم وضع المذبح في المكان المُقَدَّس الدقيق حيث كان مذبح سليمان ليرجعوا للعبادة الأصيلة التي كانت تُمارس قبل السبي. • كانت الذبائح اليومية الصباحية والمسائية (انظر </w:t>
       </w:r>
-      <w:hyperlink r:id="rId75">
-        <w:r>
-          <w:rPr>
-            <w:rtl/>
-            <w:cs/>
-            <w:lang w:val="ar_AE" w:bidi="ar_AE"/>
-          </w:rPr>
-          <w:rPr>
-            <w:color w:val="0000EE"/>
-            <w:u w:val="single"/>
-          </w:rPr>
-          <w:t>خروج 29:38–42</w:t>
-        </w:r>
-      </w:hyperlink>
+      <w:r>
+        <w:rPr>
+          <w:rtl/>
+          <w:cs/>
+          <w:lang w:val="ar_AE" w:bidi="ar_AE"/>
+        </w:rPr>
+        <w:t>خروج 29:38–42</w:t>
+      </w:r>
       <w:r>
         <w:rPr>
           <w:rtl/>
@@ -3790,20 +3346,14 @@
         </w:rPr>
         <w:t xml:space="preserve">؛ </w:t>
       </w:r>
-      <w:hyperlink r:id="rId76">
-        <w:r>
-          <w:rPr>
-            <w:rtl/>
-            <w:cs/>
-            <w:lang w:val="ar_AE" w:bidi="ar_AE"/>
-          </w:rPr>
-          <w:rPr>
-            <w:color w:val="0000EE"/>
-            <w:u w:val="single"/>
-          </w:rPr>
-          <w:t>عدد 28:3–8</w:t>
-        </w:r>
-      </w:hyperlink>
+      <w:r>
+        <w:rPr>
+          <w:rtl/>
+          <w:cs/>
+          <w:lang w:val="ar_AE" w:bidi="ar_AE"/>
+        </w:rPr>
+        <w:t>عدد 28:3–8</w:t>
+      </w:r>
       <w:r>
         <w:rPr>
           <w:rtl/>
@@ -3879,20 +3429,14 @@
         </w:rPr>
         <w:t>كان عيد المظال الذي يستمر مدة سبعة أيام … والمنصوص عليه في الشريعة (</w:t>
       </w:r>
-      <w:hyperlink r:id="rId77">
-        <w:r>
-          <w:rPr>
-            <w:rtl/>
-            <w:cs/>
-            <w:lang w:val="ar_AE" w:bidi="ar_AE"/>
-          </w:rPr>
-          <w:rPr>
-            <w:color w:val="0000EE"/>
-            <w:u w:val="single"/>
-          </w:rPr>
-          <w:t>لاويين 23:33–36</w:t>
-        </w:r>
-      </w:hyperlink>
+      <w:r>
+        <w:rPr>
+          <w:rtl/>
+          <w:cs/>
+          <w:lang w:val="ar_AE" w:bidi="ar_AE"/>
+        </w:rPr>
+        <w:t>لاويين 23:33–36</w:t>
+      </w:r>
       <w:r>
         <w:rPr>
           <w:rtl/>
@@ -3901,20 +3445,14 @@
         </w:rPr>
         <w:t xml:space="preserve">؛ </w:t>
       </w:r>
-      <w:hyperlink r:id="rId78">
-        <w:r>
-          <w:rPr>
-            <w:rtl/>
-            <w:cs/>
-            <w:lang w:val="ar_AE" w:bidi="ar_AE"/>
-          </w:rPr>
-          <w:rPr>
-            <w:color w:val="0000EE"/>
-            <w:u w:val="single"/>
-          </w:rPr>
-          <w:t>عدد 29:12–38</w:t>
-        </w:r>
-      </w:hyperlink>
+      <w:r>
+        <w:rPr>
+          <w:rtl/>
+          <w:cs/>
+          <w:lang w:val="ar_AE" w:bidi="ar_AE"/>
+        </w:rPr>
+        <w:t>عدد 29:12–38</w:t>
+      </w:r>
       <w:r>
         <w:rPr>
           <w:rtl/>
@@ -3923,20 +3461,14 @@
         </w:rPr>
         <w:t xml:space="preserve">؛ </w:t>
       </w:r>
-      <w:hyperlink r:id="rId79">
-        <w:r>
-          <w:rPr>
-            <w:rtl/>
-            <w:cs/>
-            <w:lang w:val="ar_AE" w:bidi="ar_AE"/>
-          </w:rPr>
-          <w:rPr>
-            <w:color w:val="0000EE"/>
-            <w:u w:val="single"/>
-          </w:rPr>
-          <w:t>تثنية 16:13–16</w:t>
-        </w:r>
-      </w:hyperlink>
+      <w:r>
+        <w:rPr>
+          <w:rtl/>
+          <w:cs/>
+          <w:lang w:val="ar_AE" w:bidi="ar_AE"/>
+        </w:rPr>
+        <w:t>تثنية 16:13–16</w:t>
+      </w:r>
       <w:r>
         <w:rPr>
           <w:rtl/>
@@ -4036,20 +3568,14 @@
         </w:rPr>
         <w:t>أظهرت قائمة الذبائح، المُقَدَّمة حتى قبل وضع أساس الهيكل، حماس الشعب لعبادة الله بأمانة في كل فرصة. فقد قاموا بكل شيء تمامًا كما تم توجيههم في الشريعة. • أُقيمت احتفالات رأس الشهر (الأهلة) في اليوم الأول من كل شهر عبري؛ وذكّرت الذبائح ونفخ الأبواق الشعب بعهد الله معهم (</w:t>
       </w:r>
-      <w:hyperlink r:id="rId80">
-        <w:r>
-          <w:rPr>
-            <w:rtl/>
-            <w:cs/>
-            <w:lang w:val="ar_AE" w:bidi="ar_AE"/>
-          </w:rPr>
-          <w:rPr>
-            <w:color w:val="0000EE"/>
-            <w:u w:val="single"/>
-          </w:rPr>
-          <w:t>عدد 10:10</w:t>
-        </w:r>
-      </w:hyperlink>
+      <w:r>
+        <w:rPr>
+          <w:rtl/>
+          <w:cs/>
+          <w:lang w:val="ar_AE" w:bidi="ar_AE"/>
+        </w:rPr>
+        <w:t>عدد 10:10</w:t>
+      </w:r>
       <w:r>
         <w:rPr>
           <w:rtl/>
@@ -4058,20 +3584,14 @@
         </w:rPr>
         <w:t xml:space="preserve">؛ </w:t>
       </w:r>
-      <w:hyperlink r:id="rId81">
-        <w:r>
-          <w:rPr>
-            <w:rtl/>
-            <w:cs/>
-            <w:lang w:val="ar_AE" w:bidi="ar_AE"/>
-          </w:rPr>
-          <w:rPr>
-            <w:color w:val="0000EE"/>
-            <w:u w:val="single"/>
-          </w:rPr>
-          <w:t>28:11–15</w:t>
-        </w:r>
-      </w:hyperlink>
+      <w:r>
+        <w:rPr>
+          <w:rtl/>
+          <w:cs/>
+          <w:lang w:val="ar_AE" w:bidi="ar_AE"/>
+        </w:rPr>
+        <w:t>28:11–15</w:t>
+      </w:r>
       <w:r>
         <w:rPr>
           <w:rtl/>
@@ -4080,20 +3600,14 @@
         </w:rPr>
         <w:t>). • كانت التقدمات الطوعية مثل العطايا المالية لبناء الهيكل (</w:t>
       </w:r>
-      <w:hyperlink r:id="rId82">
-        <w:r>
-          <w:rPr>
-            <w:rtl/>
-            <w:cs/>
-            <w:lang w:val="ar_AE" w:bidi="ar_AE"/>
-          </w:rPr>
-          <w:rPr>
-            <w:color w:val="0000EE"/>
-            <w:u w:val="single"/>
-          </w:rPr>
-          <w:t>خروج 35:29</w:t>
-        </w:r>
-      </w:hyperlink>
+      <w:r>
+        <w:rPr>
+          <w:rtl/>
+          <w:cs/>
+          <w:lang w:val="ar_AE" w:bidi="ar_AE"/>
+        </w:rPr>
+        <w:t>خروج 35:29</w:t>
+      </w:r>
       <w:r>
         <w:rPr>
           <w:rtl/>
@@ -4102,20 +3616,14 @@
         </w:rPr>
         <w:t xml:space="preserve">؛ </w:t>
       </w:r>
-      <w:hyperlink r:id="rId83">
-        <w:r>
-          <w:rPr>
-            <w:rtl/>
-            <w:cs/>
-            <w:lang w:val="ar_AE" w:bidi="ar_AE"/>
-          </w:rPr>
-          <w:rPr>
-            <w:color w:val="0000EE"/>
-            <w:u w:val="single"/>
-          </w:rPr>
-          <w:t>36:3</w:t>
-        </w:r>
-      </w:hyperlink>
+      <w:r>
+        <w:rPr>
+          <w:rtl/>
+          <w:cs/>
+          <w:lang w:val="ar_AE" w:bidi="ar_AE"/>
+        </w:rPr>
+        <w:t>36:3</w:t>
+      </w:r>
       <w:r>
         <w:rPr>
           <w:rtl/>
@@ -4124,20 +3632,14 @@
         </w:rPr>
         <w:t>). يمكن أن يشير المصطلح العبري أيضًا إلى ذبائح السلامة من اللحم أو الخبز التي تم تناولها للاحتفال بالشركة مع الله (</w:t>
       </w:r>
-      <w:hyperlink r:id="rId84">
-        <w:r>
-          <w:rPr>
-            <w:rtl/>
-            <w:cs/>
-            <w:lang w:val="ar_AE" w:bidi="ar_AE"/>
-          </w:rPr>
-          <w:rPr>
-            <w:color w:val="0000EE"/>
-            <w:u w:val="single"/>
-          </w:rPr>
-          <w:t>لاويين 7:11–21</w:t>
-        </w:r>
-      </w:hyperlink>
+      <w:r>
+        <w:rPr>
+          <w:rtl/>
+          <w:cs/>
+          <w:lang w:val="ar_AE" w:bidi="ar_AE"/>
+        </w:rPr>
+        <w:t>لاويين 7:11–21</w:t>
+      </w:r>
       <w:r>
         <w:rPr>
           <w:rtl/>
@@ -4213,20 +3715,14 @@
         </w:rPr>
         <w:t xml:space="preserve">كان هناك القليل من الأشجار الطويلة والمستقيمة التي نمت في مناخ يهوذا الجاف، وتلك التي نمت في إسرائيل كانت قد قُطعت بالفعل. ولذلك، تم توظيف عمال مهرة في البلدان التي كانت تحتوي على أشجار طويلة (انظر أيضًا </w:t>
       </w:r>
-      <w:hyperlink r:id="rId85">
-        <w:r>
-          <w:rPr>
-            <w:rtl/>
-            <w:cs/>
-            <w:lang w:val="ar_AE" w:bidi="ar_AE"/>
-          </w:rPr>
-          <w:rPr>
-            <w:color w:val="0000EE"/>
-            <w:u w:val="single"/>
-          </w:rPr>
-          <w:t>1 أخبار 22:1–5</w:t>
-        </w:r>
-      </w:hyperlink>
+      <w:r>
+        <w:rPr>
+          <w:rtl/>
+          <w:cs/>
+          <w:lang w:val="ar_AE" w:bidi="ar_AE"/>
+        </w:rPr>
+        <w:t>1 أخبار 22:1–5</w:t>
+      </w:r>
       <w:r>
         <w:rPr>
           <w:rtl/>
@@ -4235,20 +3731,14 @@
         </w:rPr>
         <w:t xml:space="preserve">؛ </w:t>
       </w:r>
-      <w:hyperlink r:id="rId86">
-        <w:r>
-          <w:rPr>
-            <w:rtl/>
-            <w:cs/>
-            <w:lang w:val="ar_AE" w:bidi="ar_AE"/>
-          </w:rPr>
-          <w:rPr>
-            <w:color w:val="0000EE"/>
-            <w:u w:val="single"/>
-          </w:rPr>
-          <w:t>2 أخبار 2:7–16</w:t>
-        </w:r>
-      </w:hyperlink>
+      <w:r>
+        <w:rPr>
+          <w:rtl/>
+          <w:cs/>
+          <w:lang w:val="ar_AE" w:bidi="ar_AE"/>
+        </w:rPr>
+        <w:t>2 أخبار 2:7–16</w:t>
+      </w:r>
       <w:r>
         <w:rPr>
           <w:rtl/>
@@ -4391,20 +3881,14 @@
         </w:rPr>
         <w:t>كانت الموسيقى في احتفال التأسيس هذا مشابهة للغناء عندما جلب سليمان التابوت لأول مرة إلى الهيكل (</w:t>
       </w:r>
-      <w:hyperlink r:id="rId87">
-        <w:r>
-          <w:rPr>
-            <w:rtl/>
-            <w:cs/>
-            <w:lang w:val="ar_AE" w:bidi="ar_AE"/>
-          </w:rPr>
-          <w:rPr>
-            <w:color w:val="0000EE"/>
-            <w:u w:val="single"/>
-          </w:rPr>
-          <w:t>2 أخبار 5:12–13</w:t>
-        </w:r>
-      </w:hyperlink>
+      <w:r>
+        <w:rPr>
+          <w:rtl/>
+          <w:cs/>
+          <w:lang w:val="ar_AE" w:bidi="ar_AE"/>
+        </w:rPr>
+        <w:t>2 أخبار 5:12–13</w:t>
+      </w:r>
       <w:r>
         <w:rPr>
           <w:rtl/>
@@ -4413,20 +3897,14 @@
         </w:rPr>
         <w:t xml:space="preserve">). كلا الحدثين دفعا العابدين إلى تقديم التسبيح والشكر … للرب على محبته العهدية الأمينة وصلاحه. • عَلَى تَرْتِيبِ دَاوُدَ مَلِكِ إِسْرَائِيلَ: انظر </w:t>
       </w:r>
-      <w:hyperlink r:id="rId50">
-        <w:r>
-          <w:rPr>
-            <w:rtl/>
-            <w:cs/>
-            <w:lang w:val="ar_AE" w:bidi="ar_AE"/>
-          </w:rPr>
-          <w:rPr>
-            <w:color w:val="0000EE"/>
-            <w:u w:val="single"/>
-          </w:rPr>
-          <w:t>1 أخبار 25:1–7</w:t>
-        </w:r>
-      </w:hyperlink>
+      <w:r>
+        <w:rPr>
+          <w:rtl/>
+          <w:cs/>
+          <w:lang w:val="ar_AE" w:bidi="ar_AE"/>
+        </w:rPr>
+        <w:t>1 أخبار 25:1–7</w:t>
+      </w:r>
       <w:r>
         <w:rPr>
           <w:rtl/>
@@ -4502,20 +3980,14 @@
         </w:rPr>
         <w:t xml:space="preserve">أولئك الذين بكوا بصوت عظيم كانوا إما يشعرون بخيبة أمل لأن أساس الهيكل لم يكن رائعًا كما كان الهيكل القديم (قارن </w:t>
       </w:r>
-      <w:hyperlink r:id="rId88">
-        <w:r>
-          <w:rPr>
-            <w:rtl/>
-            <w:cs/>
-            <w:lang w:val="ar_AE" w:bidi="ar_AE"/>
-          </w:rPr>
-          <w:rPr>
-            <w:color w:val="0000EE"/>
-            <w:u w:val="single"/>
-          </w:rPr>
-          <w:t>حجي 2:3</w:t>
-        </w:r>
-      </w:hyperlink>
+      <w:r>
+        <w:rPr>
+          <w:rtl/>
+          <w:cs/>
+          <w:lang w:val="ar_AE" w:bidi="ar_AE"/>
+        </w:rPr>
+        <w:t>حجي 2:3</w:t>
+      </w:r>
       <w:r>
         <w:rPr>
           <w:rtl/>
@@ -4599,20 +4071,14 @@
         </w:rPr>
         <w:t>: كان معظم العائدين من السبي ينتمون إلى هذين السبطين من أسباط إسرائيل (</w:t>
       </w:r>
-      <w:hyperlink r:id="rId89">
-        <w:r>
-          <w:rPr>
-            <w:rtl/>
-            <w:cs/>
-            <w:lang w:val="ar_AE" w:bidi="ar_AE"/>
-          </w:rPr>
-          <w:rPr>
-            <w:color w:val="0000EE"/>
-            <w:u w:val="single"/>
-          </w:rPr>
-          <w:t>1:5</w:t>
-        </w:r>
-      </w:hyperlink>
+      <w:r>
+        <w:rPr>
+          <w:rtl/>
+          <w:cs/>
+          <w:lang w:val="ar_AE" w:bidi="ar_AE"/>
+        </w:rPr>
+        <w:t>1:5</w:t>
+      </w:r>
       <w:r>
         <w:rPr>
           <w:rtl/>
@@ -4688,20 +4154,14 @@
         </w:rPr>
         <w:t>قام الملك أسرحدون ملك أشور (680–669 قبل الميلاد) بترحيل شعب إسرائيل إلى أراضٍ أجنبية ونقل شعوبًا أخرى مهزومة إلى أرض إسرائيل في عهد الملك منسى في يهوذا. ولقد عرف هؤلاء الأجانب عن الرب عندما دخلوا أرض إسرائيل، لكنهم استمروا أيضًا في عبادة آلهتهم القديمة (</w:t>
       </w:r>
-      <w:hyperlink r:id="rId90">
-        <w:r>
-          <w:rPr>
-            <w:rtl/>
-            <w:cs/>
-            <w:lang w:val="ar_AE" w:bidi="ar_AE"/>
-          </w:rPr>
-          <w:rPr>
-            <w:color w:val="0000EE"/>
-            <w:u w:val="single"/>
-          </w:rPr>
-          <w:t>2 ملوك 17:27–34</w:t>
-        </w:r>
-      </w:hyperlink>
+      <w:r>
+        <w:rPr>
+          <w:rtl/>
+          <w:cs/>
+          <w:lang w:val="ar_AE" w:bidi="ar_AE"/>
+        </w:rPr>
+        <w:t>2 ملوك 17:27–34</w:t>
+      </w:r>
       <w:r>
         <w:rPr>
           <w:rtl/>
@@ -4710,20 +4170,14 @@
         </w:rPr>
         <w:t xml:space="preserve">، </w:t>
       </w:r>
-      <w:hyperlink r:id="rId91">
-        <w:r>
-          <w:rPr>
-            <w:rtl/>
-            <w:cs/>
-            <w:lang w:val="ar_AE" w:bidi="ar_AE"/>
-          </w:rPr>
-          <w:rPr>
-            <w:color w:val="0000EE"/>
-            <w:u w:val="single"/>
-          </w:rPr>
-          <w:t>40–41</w:t>
-        </w:r>
-      </w:hyperlink>
+      <w:r>
+        <w:rPr>
+          <w:rtl/>
+          <w:cs/>
+          <w:lang w:val="ar_AE" w:bidi="ar_AE"/>
+        </w:rPr>
+        <w:t>40–41</w:t>
+      </w:r>
       <w:r>
         <w:rPr>
           <w:rtl/>
@@ -4799,20 +4253,14 @@
         </w:rPr>
         <w:t xml:space="preserve">تحدث القادة السياسيون والدينيون ورؤساء الآباء بصوت موحد ضد اقتراح الأجانب، الذي كان سيفتح الباب لمعتقداتهم الوثنية. لم يرغب اليهود في تكرار الخطأ الذي ارتكبه أجدادهم، الذين أُرسلوا إلى السبي نتيجة لعبادتهم الآلهة الكاذبة للكنعانيين. • كَمَا أَمَرَنَا الْمَلِكُ كُورَشُ مَلِكُ فَارِسَ: انظر </w:t>
       </w:r>
-      <w:hyperlink r:id="rId92">
-        <w:r>
-          <w:rPr>
-            <w:rtl/>
-            <w:cs/>
-            <w:lang w:val="ar_AE" w:bidi="ar_AE"/>
-          </w:rPr>
-          <w:rPr>
-            <w:color w:val="0000EE"/>
-            <w:u w:val="single"/>
-          </w:rPr>
-          <w:t>1:2–4</w:t>
-        </w:r>
-      </w:hyperlink>
+      <w:r>
+        <w:rPr>
+          <w:rtl/>
+          <w:cs/>
+          <w:lang w:val="ar_AE" w:bidi="ar_AE"/>
+        </w:rPr>
+        <w:t>1:2–4</w:t>
+      </w:r>
       <w:r>
         <w:rPr>
           <w:rtl/>
@@ -4888,20 +4336,14 @@
         </w:rPr>
         <w:t>إدراكًا منهم أنه لن تكون لديهم أي وسيلة للتأثير على مجتمع يهودي قائم (</w:t>
       </w:r>
-      <w:hyperlink r:id="rId93">
-        <w:r>
-          <w:rPr>
-            <w:rtl/>
-            <w:cs/>
-            <w:lang w:val="ar_AE" w:bidi="ar_AE"/>
-          </w:rPr>
-          <w:rPr>
-            <w:color w:val="0000EE"/>
-            <w:u w:val="single"/>
-          </w:rPr>
-          <w:t>4:1–3</w:t>
-        </w:r>
-      </w:hyperlink>
+      <w:r>
+        <w:rPr>
+          <w:rtl/>
+          <w:cs/>
+          <w:lang w:val="ar_AE" w:bidi="ar_AE"/>
+        </w:rPr>
+        <w:t>4:1–3</w:t>
+      </w:r>
       <w:r>
         <w:rPr>
           <w:rtl/>
@@ -4977,20 +4419,14 @@
         </w:rPr>
         <w:t xml:space="preserve">دفع الشعب ثمنًا باهظًا لالتزامهم الراسخ بالقداسة. • حكم الملك كورش حتى عام 530 قبل الميلاد. وتولى داريوس (داريوس الأول) العرش في فارس عام 521 قبل الميلاد. استؤنف العمل في الهيكل في عام 520 قبل الميلاد وتم الانتهاء منه في عام 515 قبل الميلاد (انظر </w:t>
       </w:r>
-      <w:hyperlink r:id="rId72">
-        <w:r>
-          <w:rPr>
-            <w:rtl/>
-            <w:cs/>
-            <w:lang w:val="ar_AE" w:bidi="ar_AE"/>
-          </w:rPr>
-          <w:rPr>
-            <w:color w:val="0000EE"/>
-            <w:u w:val="single"/>
-          </w:rPr>
-          <w:t>6:15</w:t>
-        </w:r>
-      </w:hyperlink>
+      <w:r>
+        <w:rPr>
+          <w:rtl/>
+          <w:cs/>
+          <w:lang w:val="ar_AE" w:bidi="ar_AE"/>
+        </w:rPr>
+        <w:t>6:15</w:t>
+      </w:r>
       <w:r>
         <w:rPr>
           <w:rtl/>
@@ -5066,20 +4502,14 @@
         </w:rPr>
         <w:t xml:space="preserve">تُقَدِّم هذه الآيات مناقشة توضيحية - بين قوسين - للمقاومة التي واجهت جهود إعادة البناء اليهودية. في الواقع، ينتمي هذا السرد إلى أحداث لاحقة بكثير في عهد زركسيس (486–465 قبل الميلاد) وأرتحششتا الأول (465–424 قبل الميلاد)، ولكنه مُدرج هنا لأنه يتماشى مع موضوع المقاومة. زمنيًا، </w:t>
       </w:r>
-      <w:hyperlink r:id="rId94">
-        <w:r>
-          <w:rPr>
-            <w:rtl/>
-            <w:cs/>
-            <w:lang w:val="ar_AE" w:bidi="ar_AE"/>
-          </w:rPr>
-          <w:rPr>
-            <w:color w:val="0000EE"/>
-            <w:u w:val="single"/>
-          </w:rPr>
-          <w:t>4:6</w:t>
-        </w:r>
-      </w:hyperlink>
+      <w:r>
+        <w:rPr>
+          <w:rtl/>
+          <w:cs/>
+          <w:lang w:val="ar_AE" w:bidi="ar_AE"/>
+        </w:rPr>
+        <w:t>4:6</w:t>
+      </w:r>
       <w:r>
         <w:rPr>
           <w:rtl/>
@@ -5088,20 +4518,14 @@
         </w:rPr>
         <w:t xml:space="preserve"> يقع بين أصحاحات </w:t>
       </w:r>
-      <w:hyperlink r:id="rId95">
-        <w:r>
-          <w:rPr>
-            <w:rtl/>
-            <w:cs/>
-            <w:lang w:val="ar_AE" w:bidi="ar_AE"/>
-          </w:rPr>
-          <w:rPr>
-            <w:color w:val="0000EE"/>
-            <w:u w:val="single"/>
-          </w:rPr>
-          <w:t>6</w:t>
-        </w:r>
-      </w:hyperlink>
+      <w:r>
+        <w:rPr>
+          <w:rtl/>
+          <w:cs/>
+          <w:lang w:val="ar_AE" w:bidi="ar_AE"/>
+        </w:rPr>
+        <w:t>6</w:t>
+      </w:r>
       <w:r>
         <w:rPr>
           <w:rtl/>
@@ -5110,20 +4534,14 @@
         </w:rPr>
         <w:t xml:space="preserve"> و</w:t>
       </w:r>
-      <w:hyperlink r:id="rId96">
-        <w:r>
-          <w:rPr>
-            <w:rtl/>
-            <w:cs/>
-            <w:lang w:val="ar_AE" w:bidi="ar_AE"/>
-          </w:rPr>
-          <w:rPr>
-            <w:color w:val="0000EE"/>
-            <w:u w:val="single"/>
-          </w:rPr>
-          <w:t>7</w:t>
-        </w:r>
-      </w:hyperlink>
+      <w:r>
+        <w:rPr>
+          <w:rtl/>
+          <w:cs/>
+          <w:lang w:val="ar_AE" w:bidi="ar_AE"/>
+        </w:rPr>
+        <w:t>7</w:t>
+      </w:r>
       <w:r>
         <w:rPr>
           <w:rtl/>
@@ -5132,20 +4550,14 @@
         </w:rPr>
         <w:t xml:space="preserve">، في حين </w:t>
       </w:r>
-      <w:hyperlink r:id="rId97">
-        <w:r>
-          <w:rPr>
-            <w:rtl/>
-            <w:cs/>
-            <w:lang w:val="ar_AE" w:bidi="ar_AE"/>
-          </w:rPr>
-          <w:rPr>
-            <w:color w:val="0000EE"/>
-            <w:u w:val="single"/>
-          </w:rPr>
-          <w:t>4:7–23</w:t>
-        </w:r>
-      </w:hyperlink>
+      <w:r>
+        <w:rPr>
+          <w:rtl/>
+          <w:cs/>
+          <w:lang w:val="ar_AE" w:bidi="ar_AE"/>
+        </w:rPr>
+        <w:t>4:7–23</w:t>
+      </w:r>
       <w:r>
         <w:rPr>
           <w:rtl/>
@@ -5154,20 +4566,14 @@
         </w:rPr>
         <w:t xml:space="preserve"> يتناسب مع ما قبل </w:t>
       </w:r>
-      <w:hyperlink r:id="rId98">
-        <w:r>
-          <w:rPr>
-            <w:rtl/>
-            <w:cs/>
-            <w:lang w:val="ar_AE" w:bidi="ar_AE"/>
-          </w:rPr>
-          <w:rPr>
-            <w:color w:val="0000EE"/>
-            <w:u w:val="single"/>
-          </w:rPr>
-          <w:t>نحميا 1</w:t>
-        </w:r>
-      </w:hyperlink>
+      <w:r>
+        <w:rPr>
+          <w:rtl/>
+          <w:cs/>
+          <w:lang w:val="ar_AE" w:bidi="ar_AE"/>
+        </w:rPr>
+        <w:t>نحميا 1</w:t>
+      </w:r>
       <w:r>
         <w:rPr>
           <w:rtl/>
@@ -5389,20 +4795,14 @@
         </w:rPr>
         <w:t xml:space="preserve">قام آشوربانيبال بترحيل السكان من الأراضي الأخرى التي غزاها إلى أراضي إسرائيل وآرام (انظر </w:t>
       </w:r>
-      <w:hyperlink r:id="rId99">
-        <w:r>
-          <w:rPr>
-            <w:rtl/>
-            <w:cs/>
-            <w:lang w:val="ar_AE" w:bidi="ar_AE"/>
-          </w:rPr>
-          <w:rPr>
-            <w:color w:val="0000EE"/>
-            <w:u w:val="single"/>
-          </w:rPr>
-          <w:t>2 ملوك 17:24–41</w:t>
-        </w:r>
-      </w:hyperlink>
+      <w:r>
+        <w:rPr>
+          <w:rtl/>
+          <w:cs/>
+          <w:lang w:val="ar_AE" w:bidi="ar_AE"/>
+        </w:rPr>
+        <w:t>2 ملوك 17:24–41</w:t>
+      </w:r>
       <w:r>
         <w:rPr>
           <w:rtl/>
@@ -5545,20 +4945,14 @@
         </w:rPr>
         <w:t>كانت الجزية ضريبة سنوية ثابتة، بينما كان الخراج على الأرجح ضرائب على المبيعات، أما الخفارة فكانت على الأرجح رسوم مقابل استخدام الطرق. وقد جمع الحكام السابقون إيرادات كبيرة من المنطقة (</w:t>
       </w:r>
-      <w:hyperlink r:id="rId100">
-        <w:r>
-          <w:rPr>
-            <w:rtl/>
-            <w:cs/>
-            <w:lang w:val="ar_AE" w:bidi="ar_AE"/>
-          </w:rPr>
-          <w:rPr>
-            <w:color w:val="0000EE"/>
-            <w:u w:val="single"/>
-          </w:rPr>
-          <w:t>4:20</w:t>
-        </w:r>
-      </w:hyperlink>
+      <w:r>
+        <w:rPr>
+          <w:rtl/>
+          <w:cs/>
+          <w:lang w:val="ar_AE" w:bidi="ar_AE"/>
+        </w:rPr>
+        <w:t>4:20</w:t>
+      </w:r>
       <w:r>
         <w:rPr>
           <w:rtl/>
@@ -5567,20 +4961,14 @@
         </w:rPr>
         <w:t xml:space="preserve">؛ قارن </w:t>
       </w:r>
-      <w:hyperlink r:id="rId101">
-        <w:r>
-          <w:rPr>
-            <w:rtl/>
-            <w:cs/>
-            <w:lang w:val="ar_AE" w:bidi="ar_AE"/>
-          </w:rPr>
-          <w:rPr>
-            <w:color w:val="0000EE"/>
-            <w:u w:val="single"/>
-          </w:rPr>
-          <w:t>1 ملوك 10:14–15</w:t>
-        </w:r>
-      </w:hyperlink>
+      <w:r>
+        <w:rPr>
+          <w:rtl/>
+          <w:cs/>
+          <w:lang w:val="ar_AE" w:bidi="ar_AE"/>
+        </w:rPr>
+        <w:t>1 ملوك 10:14–15</w:t>
+      </w:r>
       <w:r>
         <w:rPr>
           <w:rtl/>
@@ -5757,20 +5145,14 @@
         </w:rPr>
         <w:t xml:space="preserve"> التي وصفت ثورات أورشليم ضد نبوخذناصّر (انظر </w:t>
       </w:r>
-      <w:hyperlink r:id="rId102">
-        <w:r>
-          <w:rPr>
-            <w:rtl/>
-            <w:cs/>
-            <w:lang w:val="ar_AE" w:bidi="ar_AE"/>
-          </w:rPr>
-          <w:rPr>
-            <w:color w:val="0000EE"/>
-            <w:u w:val="single"/>
-          </w:rPr>
-          <w:t>2 ملوك 24:1–7</w:t>
-        </w:r>
-      </w:hyperlink>
+      <w:r>
+        <w:rPr>
+          <w:rtl/>
+          <w:cs/>
+          <w:lang w:val="ar_AE" w:bidi="ar_AE"/>
+        </w:rPr>
+        <w:t>2 ملوك 24:1–7</w:t>
+      </w:r>
       <w:r>
         <w:rPr>
           <w:rtl/>
@@ -5913,20 +5295,14 @@
         </w:rPr>
         <w:t xml:space="preserve">إن الملك يهوياقيم (609–598 قبل الميلاد) قد تمرد ضد بابل حوالي عام 601 قبل الميلاد، والملك صدقيا (597–586 قبل الميلاد) تمرد حوالي عام 588 قبل الميلاد (انظر </w:t>
       </w:r>
-      <w:hyperlink r:id="rId103">
-        <w:r>
-          <w:rPr>
-            <w:rtl/>
-            <w:cs/>
-            <w:lang w:val="ar_AE" w:bidi="ar_AE"/>
-          </w:rPr>
-          <w:rPr>
-            <w:color w:val="0000EE"/>
-            <w:u w:val="single"/>
-          </w:rPr>
-          <w:t>2 ملوك 25:2</w:t>
-        </w:r>
-      </w:hyperlink>
+      <w:r>
+        <w:rPr>
+          <w:rtl/>
+          <w:cs/>
+          <w:lang w:val="ar_AE" w:bidi="ar_AE"/>
+        </w:rPr>
+        <w:t>2 ملوك 25:2</w:t>
+      </w:r>
       <w:r>
         <w:rPr>
           <w:rtl/>
@@ -6002,20 +5378,14 @@
         </w:rPr>
         <w:t xml:space="preserve">حَتَّى يَصْدُرَ مِنِّي أَمْرٌ: توقفت الأعمال على الأسوار حتى عام 445 قبل الميلاد، عندما حصل نحميا، ساقي أرتحششتا، على إذنه لمواصلة إعادة البناء (انظر </w:t>
       </w:r>
-      <w:hyperlink r:id="rId104">
-        <w:r>
-          <w:rPr>
-            <w:rtl/>
-            <w:cs/>
-            <w:lang w:val="ar_AE" w:bidi="ar_AE"/>
-          </w:rPr>
-          <w:rPr>
-            <w:color w:val="0000EE"/>
-            <w:u w:val="single"/>
-          </w:rPr>
-          <w:t>نحميا 2:1–6</w:t>
-        </w:r>
-      </w:hyperlink>
+      <w:r>
+        <w:rPr>
+          <w:rtl/>
+          <w:cs/>
+          <w:lang w:val="ar_AE" w:bidi="ar_AE"/>
+        </w:rPr>
+        <w:t>نحميا 2:1–6</w:t>
+      </w:r>
       <w:r>
         <w:rPr>
           <w:rtl/>
@@ -6091,20 +5461,14 @@
         </w:rPr>
         <w:t xml:space="preserve">من المحتمل أن وحدة عسكرية أجبرت اليهود على التوقف عن البناء وفرضت أوامر الملك. وقد يكون جزء من الجدار الذي أعيد بناؤه قد هُدم في ذلك الوقت (انظر </w:t>
       </w:r>
-      <w:hyperlink r:id="rId105">
-        <w:r>
-          <w:rPr>
-            <w:rtl/>
-            <w:cs/>
-            <w:lang w:val="ar_AE" w:bidi="ar_AE"/>
-          </w:rPr>
-          <w:rPr>
-            <w:color w:val="0000EE"/>
-            <w:u w:val="single"/>
-          </w:rPr>
-          <w:t>نحميا 1:3</w:t>
-        </w:r>
-      </w:hyperlink>
+      <w:r>
+        <w:rPr>
+          <w:rtl/>
+          <w:cs/>
+          <w:lang w:val="ar_AE" w:bidi="ar_AE"/>
+        </w:rPr>
+        <w:t>نحميا 1:3</w:t>
+      </w:r>
       <w:r>
         <w:rPr>
           <w:rtl/>
@@ -6113,20 +5477,14 @@
         </w:rPr>
         <w:t xml:space="preserve">). • تُنهي هذه الآية القسم الاعتراضي الذي بدأ في </w:t>
       </w:r>
-      <w:hyperlink r:id="rId94">
-        <w:r>
-          <w:rPr>
-            <w:rtl/>
-            <w:cs/>
-            <w:lang w:val="ar_AE" w:bidi="ar_AE"/>
-          </w:rPr>
-          <w:rPr>
-            <w:color w:val="0000EE"/>
-            <w:u w:val="single"/>
-          </w:rPr>
-          <w:t>عزرا 4:6</w:t>
-        </w:r>
-      </w:hyperlink>
+      <w:r>
+        <w:rPr>
+          <w:rtl/>
+          <w:cs/>
+          <w:lang w:val="ar_AE" w:bidi="ar_AE"/>
+        </w:rPr>
+        <w:t>عزرا 4:6</w:t>
+      </w:r>
       <w:r>
         <w:rPr>
           <w:rtl/>
@@ -6202,20 +5560,14 @@
         </w:rPr>
         <w:t xml:space="preserve">وقعت أحداث الآيات التالية بعد نحو ستة عشر عامًا من الأحداث المسجلة حتى عزرا </w:t>
       </w:r>
-      <w:hyperlink r:id="rId106">
-        <w:r>
-          <w:rPr>
-            <w:rtl/>
-            <w:cs/>
-            <w:lang w:val="ar_AE" w:bidi="ar_AE"/>
-          </w:rPr>
-          <w:rPr>
-            <w:color w:val="0000EE"/>
-            <w:u w:val="single"/>
-          </w:rPr>
-          <w:t>4:5</w:t>
-        </w:r>
-      </w:hyperlink>
+      <w:r>
+        <w:rPr>
+          <w:rtl/>
+          <w:cs/>
+          <w:lang w:val="ar_AE" w:bidi="ar_AE"/>
+        </w:rPr>
+        <w:t>4:5</w:t>
+      </w:r>
       <w:r>
         <w:rPr>
           <w:rtl/>
@@ -6358,20 +5710,14 @@
         </w:rPr>
         <w:t>تنبأ حجي لأول مرة في 29 أغسطس 520 قبل الميلاد (</w:t>
       </w:r>
-      <w:hyperlink r:id="rId39">
-        <w:r>
-          <w:rPr>
-            <w:rtl/>
-            <w:cs/>
-            <w:lang w:val="ar_AE" w:bidi="ar_AE"/>
-          </w:rPr>
-          <w:rPr>
-            <w:color w:val="0000EE"/>
-            <w:u w:val="single"/>
-          </w:rPr>
-          <w:t>حجي 1:1</w:t>
-        </w:r>
-      </w:hyperlink>
+      <w:r>
+        <w:rPr>
+          <w:rtl/>
+          <w:cs/>
+          <w:lang w:val="ar_AE" w:bidi="ar_AE"/>
+        </w:rPr>
+        <w:t>حجي 1:1</w:t>
+      </w:r>
       <w:r>
         <w:rPr>
           <w:rtl/>
@@ -6380,20 +5726,14 @@
         </w:rPr>
         <w:t>). وبدأ النبي زكريّا يتنبأ بعد حوالي شهرين (</w:t>
       </w:r>
-      <w:hyperlink r:id="rId107">
-        <w:r>
-          <w:rPr>
-            <w:rtl/>
-            <w:cs/>
-            <w:lang w:val="ar_AE" w:bidi="ar_AE"/>
-          </w:rPr>
-          <w:rPr>
-            <w:color w:val="0000EE"/>
-            <w:u w:val="single"/>
-          </w:rPr>
-          <w:t>زكريا 1:1</w:t>
-        </w:r>
-      </w:hyperlink>
+      <w:r>
+        <w:rPr>
+          <w:rtl/>
+          <w:cs/>
+          <w:lang w:val="ar_AE" w:bidi="ar_AE"/>
+        </w:rPr>
+        <w:t>زكريا 1:1</w:t>
+      </w:r>
       <w:r>
         <w:rPr>
           <w:rtl/>
@@ -6402,20 +5742,14 @@
         </w:rPr>
         <w:t xml:space="preserve">). يُسجل سفر حجّي وسفر زكريّا رسائلهما (انظر أيضًا </w:t>
       </w:r>
-      <w:hyperlink r:id="rId108">
-        <w:r>
-          <w:rPr>
-            <w:rtl/>
-            <w:cs/>
-            <w:lang w:val="ar_AE" w:bidi="ar_AE"/>
-          </w:rPr>
-          <w:rPr>
-            <w:color w:val="0000EE"/>
-            <w:u w:val="single"/>
-          </w:rPr>
-          <w:t>عزرا 6:14</w:t>
-        </w:r>
-      </w:hyperlink>
+      <w:r>
+        <w:rPr>
+          <w:rtl/>
+          <w:cs/>
+          <w:lang w:val="ar_AE" w:bidi="ar_AE"/>
+        </w:rPr>
+        <w:t>عزرا 6:14</w:t>
+      </w:r>
       <w:r>
         <w:rPr>
           <w:rtl/>
@@ -6491,20 +5825,14 @@
         </w:rPr>
         <w:t xml:space="preserve">لم يكن القادة اليهود يسلكون بالإيمان (انظر </w:t>
       </w:r>
-      <w:hyperlink r:id="rId39">
-        <w:r>
-          <w:rPr>
-            <w:rtl/>
-            <w:cs/>
-            <w:lang w:val="ar_AE" w:bidi="ar_AE"/>
-          </w:rPr>
-          <w:rPr>
-            <w:color w:val="0000EE"/>
-            <w:u w:val="single"/>
-          </w:rPr>
-          <w:t>حجي 1:1</w:t>
-        </w:r>
-      </w:hyperlink>
+      <w:r>
+        <w:rPr>
+          <w:rtl/>
+          <w:cs/>
+          <w:lang w:val="ar_AE" w:bidi="ar_AE"/>
+        </w:rPr>
+        <w:t>حجي 1:1</w:t>
+      </w:r>
       <w:r>
         <w:rPr>
           <w:rtl/>
@@ -6513,20 +5841,14 @@
         </w:rPr>
         <w:t xml:space="preserve">، </w:t>
       </w:r>
-      <w:hyperlink r:id="rId109">
-        <w:r>
-          <w:rPr>
-            <w:rtl/>
-            <w:cs/>
-            <w:lang w:val="ar_AE" w:bidi="ar_AE"/>
-          </w:rPr>
-          <w:rPr>
-            <w:color w:val="0000EE"/>
-            <w:u w:val="single"/>
-          </w:rPr>
-          <w:t>12</w:t>
-        </w:r>
-      </w:hyperlink>
+      <w:r>
+        <w:rPr>
+          <w:rtl/>
+          <w:cs/>
+          <w:lang w:val="ar_AE" w:bidi="ar_AE"/>
+        </w:rPr>
+        <w:t>12</w:t>
+      </w:r>
       <w:r>
         <w:rPr>
           <w:rtl/>
@@ -6535,20 +5857,14 @@
         </w:rPr>
         <w:t>). ولكن الآن قد نبههم روح الله (</w:t>
       </w:r>
-      <w:hyperlink r:id="rId110">
-        <w:r>
-          <w:rPr>
-            <w:rtl/>
-            <w:cs/>
-            <w:lang w:val="ar_AE" w:bidi="ar_AE"/>
-          </w:rPr>
-          <w:rPr>
-            <w:color w:val="0000EE"/>
-            <w:u w:val="single"/>
-          </w:rPr>
-          <w:t>حجي 1:14</w:t>
-        </w:r>
-      </w:hyperlink>
+      <w:r>
+        <w:rPr>
+          <w:rtl/>
+          <w:cs/>
+          <w:lang w:val="ar_AE" w:bidi="ar_AE"/>
+        </w:rPr>
+        <w:t>حجي 1:14</w:t>
+      </w:r>
       <w:r>
         <w:rPr>
           <w:rtl/>
@@ -6624,20 +5940,14 @@
         </w:rPr>
         <w:t xml:space="preserve">مَنْ أَمَرَكُمْ أَنْ ...؟ على عكس المعارضة المعادية المسجلة في أصحاح </w:t>
       </w:r>
-      <w:hyperlink r:id="rId111">
-        <w:r>
-          <w:rPr>
-            <w:rtl/>
-            <w:cs/>
-            <w:lang w:val="ar_AE" w:bidi="ar_AE"/>
-          </w:rPr>
-          <w:rPr>
-            <w:color w:val="0000EE"/>
-            <w:u w:val="single"/>
-          </w:rPr>
-          <w:t>4</w:t>
-        </w:r>
-      </w:hyperlink>
+      <w:r>
+        <w:rPr>
+          <w:rtl/>
+          <w:cs/>
+          <w:lang w:val="ar_AE" w:bidi="ar_AE"/>
+        </w:rPr>
+        <w:t>4</w:t>
+      </w:r>
       <w:r>
         <w:rPr>
           <w:rtl/>
@@ -6713,20 +6023,14 @@
         </w:rPr>
         <w:t>كان الله يراقبهم (وَكَانَتْ عَلَى … عَيْنُ إِلهِهِمْ): يعود كل الفضل إلى سيطرة الله السيادية على الأحداث، وليس إلى أي قائد بشري أو نبي. وكان الله قد وعد بإعادة بناء الخِرب (</w:t>
       </w:r>
-      <w:hyperlink r:id="rId112">
-        <w:r>
-          <w:rPr>
-            <w:rtl/>
-            <w:cs/>
-            <w:lang w:val="ar_AE" w:bidi="ar_AE"/>
-          </w:rPr>
-          <w:rPr>
-            <w:color w:val="0000EE"/>
-            <w:u w:val="single"/>
-          </w:rPr>
-          <w:t>إشعياء 44:26</w:t>
-        </w:r>
-      </w:hyperlink>
+      <w:r>
+        <w:rPr>
+          <w:rtl/>
+          <w:cs/>
+          <w:lang w:val="ar_AE" w:bidi="ar_AE"/>
+        </w:rPr>
+        <w:t>إشعياء 44:26</w:t>
+      </w:r>
       <w:r>
         <w:rPr>
           <w:rtl/>
@@ -6903,20 +6207,14 @@
         </w:rPr>
         <w:t xml:space="preserve">يتضمن عزرا نسخة باللغة الآرامية من رسالة تتناي إلى الملك داريوس. وعلى عكس رسالة </w:t>
       </w:r>
-      <w:hyperlink r:id="rId113">
-        <w:r>
-          <w:rPr>
-            <w:rtl/>
-            <w:cs/>
-            <w:lang w:val="ar_AE" w:bidi="ar_AE"/>
-          </w:rPr>
-          <w:rPr>
-            <w:color w:val="0000EE"/>
-            <w:u w:val="single"/>
-          </w:rPr>
-          <w:t>4:11–16</w:t>
-        </w:r>
-      </w:hyperlink>
+      <w:r>
+        <w:rPr>
+          <w:rtl/>
+          <w:cs/>
+          <w:lang w:val="ar_AE" w:bidi="ar_AE"/>
+        </w:rPr>
+        <w:t>4:11–16</w:t>
+      </w:r>
       <w:r>
         <w:rPr>
           <w:rtl/>
@@ -6992,20 +6290,14 @@
         </w:rPr>
         <w:t xml:space="preserve"> الإِلهِ الْعَظِيمِ: كان هذا اللقب طريقة فارسية للإشارة إلى إله عظيم ومهم؛ ولا يعني أن السلطات الإقليمية كانت تؤمن بإله إسرائيل. • وعلى غرار هيكل سليمان (</w:t>
       </w:r>
-      <w:hyperlink r:id="rId114">
-        <w:r>
-          <w:rPr>
-            <w:rtl/>
-            <w:cs/>
-            <w:lang w:val="ar_AE" w:bidi="ar_AE"/>
-          </w:rPr>
-          <w:rPr>
-            <w:color w:val="0000EE"/>
-            <w:u w:val="single"/>
-          </w:rPr>
-          <w:t>1 ملوك 6:36</w:t>
-        </w:r>
-      </w:hyperlink>
+      <w:r>
+        <w:rPr>
+          <w:rtl/>
+          <w:cs/>
+          <w:lang w:val="ar_AE" w:bidi="ar_AE"/>
+        </w:rPr>
+        <w:t>1 ملوك 6:36</w:t>
+      </w:r>
       <w:r>
         <w:rPr>
           <w:rtl/>
@@ -7031,20 +6323,14 @@
         </w:rPr>
         <w:t xml:space="preserve"> كانت توضع طبقة من الخشب في جدرانه (انظر </w:t>
       </w:r>
-      <w:hyperlink r:id="rId115">
-        <w:r>
-          <w:rPr>
-            <w:rtl/>
-            <w:cs/>
-            <w:lang w:val="ar_AE" w:bidi="ar_AE"/>
-          </w:rPr>
-          <w:rPr>
-            <w:color w:val="0000EE"/>
-            <w:u w:val="single"/>
-          </w:rPr>
-          <w:t>عزرا 6:4</w:t>
-        </w:r>
-      </w:hyperlink>
+      <w:r>
+        <w:rPr>
+          <w:rtl/>
+          <w:cs/>
+          <w:lang w:val="ar_AE" w:bidi="ar_AE"/>
+        </w:rPr>
+        <w:t>عزرا 6:4</w:t>
+      </w:r>
       <w:r>
         <w:rPr>
           <w:rtl/>
@@ -7136,20 +6422,14 @@
         </w:rPr>
         <w:t xml:space="preserve">. • مَلِكٌ عَظِيمٌ لإِسْرَائِيلَ: سليمان (انظر </w:t>
       </w:r>
-      <w:hyperlink r:id="rId116">
-        <w:r>
-          <w:rPr>
-            <w:rtl/>
-            <w:cs/>
-            <w:lang w:val="ar_AE" w:bidi="ar_AE"/>
-          </w:rPr>
-          <w:rPr>
-            <w:color w:val="0000EE"/>
-            <w:u w:val="single"/>
-          </w:rPr>
-          <w:t>1 ملوك 5–8</w:t>
-        </w:r>
-      </w:hyperlink>
+      <w:r>
+        <w:rPr>
+          <w:rtl/>
+          <w:cs/>
+          <w:lang w:val="ar_AE" w:bidi="ar_AE"/>
+        </w:rPr>
+        <w:t>1 ملوك 5–8</w:t>
+      </w:r>
       <w:r>
         <w:rPr>
           <w:rtl/>
@@ -7257,20 +6537,14 @@
         </w:rPr>
         <w:t xml:space="preserve">: انظر </w:t>
       </w:r>
-      <w:hyperlink r:id="rId117">
-        <w:r>
-          <w:rPr>
-            <w:rtl/>
-            <w:cs/>
-            <w:lang w:val="ar_AE" w:bidi="ar_AE"/>
-          </w:rPr>
-          <w:rPr>
-            <w:color w:val="0000EE"/>
-            <w:u w:val="single"/>
-          </w:rPr>
-          <w:t>2 ملوك 25:9–17</w:t>
-        </w:r>
-      </w:hyperlink>
+      <w:r>
+        <w:rPr>
+          <w:rtl/>
+          <w:cs/>
+          <w:lang w:val="ar_AE" w:bidi="ar_AE"/>
+        </w:rPr>
+        <w:t>2 ملوك 25:9–17</w:t>
+      </w:r>
       <w:r>
         <w:rPr>
           <w:rtl/>
@@ -7354,20 +6628,14 @@
         </w:rPr>
         <w:t xml:space="preserve">مرسومًا): انظر </w:t>
       </w:r>
-      <w:hyperlink r:id="rId118">
-        <w:r>
-          <w:rPr>
-            <w:rtl/>
-            <w:cs/>
-            <w:lang w:val="ar_AE" w:bidi="ar_AE"/>
-          </w:rPr>
-          <w:rPr>
-            <w:color w:val="0000EE"/>
-            <w:u w:val="single"/>
-          </w:rPr>
-          <w:t>1:1–4</w:t>
-        </w:r>
-      </w:hyperlink>
+      <w:r>
+        <w:rPr>
+          <w:rtl/>
+          <w:cs/>
+          <w:lang w:val="ar_AE" w:bidi="ar_AE"/>
+        </w:rPr>
+        <w:t>1:1–4</w:t>
+      </w:r>
       <w:r>
         <w:rPr>
           <w:rtl/>
@@ -7443,20 +6711,14 @@
         </w:rPr>
         <w:t xml:space="preserve">زوّد اليهود السلطات الفارسية بتفاصيل دقيقة يمكن التأكد من صحتها (انظر </w:t>
       </w:r>
-      <w:hyperlink r:id="rId119">
-        <w:r>
-          <w:rPr>
-            <w:rtl/>
-            <w:cs/>
-            <w:lang w:val="ar_AE" w:bidi="ar_AE"/>
-          </w:rPr>
-          <w:rPr>
-            <w:color w:val="0000EE"/>
-            <w:u w:val="single"/>
-          </w:rPr>
-          <w:t>1:7–11</w:t>
-        </w:r>
-      </w:hyperlink>
+      <w:r>
+        <w:rPr>
+          <w:rtl/>
+          <w:cs/>
+          <w:lang w:val="ar_AE" w:bidi="ar_AE"/>
+        </w:rPr>
+        <w:t>1:7–11</w:t>
+      </w:r>
       <w:r>
         <w:rPr>
           <w:rtl/>
@@ -7615,20 +6877,14 @@
         </w:rPr>
         <w:t xml:space="preserve">كانت القلعة في أَحْمَثَا هي قصر الملك الصيفي، وتقع على بعد حوالي 300 ميل شمال شرق بابل. وهذا يشير إلى أن كورش كتب المخطوطة في صيف عام 538 قبل الميلاد. • كانت مادي منطقة جبلية تقع شمال فارس وشرق أشور. هذه المنطقة يسكنها الآن الأكراد، (أحفاد الماديين). • تميل النصوص التي تم تقديمها بمصطلح "تَذْكَارٌ" إلى أن تكون ملخصات تسرد الحقائق الرئيسية لحدث ما في السجلات الملكية (قارن </w:t>
       </w:r>
-      <w:hyperlink r:id="rId120">
-        <w:r>
-          <w:rPr>
-            <w:rtl/>
-            <w:cs/>
-            <w:lang w:val="ar_AE" w:bidi="ar_AE"/>
-          </w:rPr>
-          <w:rPr>
-            <w:color w:val="0000EE"/>
-            <w:u w:val="single"/>
-          </w:rPr>
-          <w:t>1:9–10</w:t>
-        </w:r>
-      </w:hyperlink>
+      <w:r>
+        <w:rPr>
+          <w:rtl/>
+          <w:cs/>
+          <w:lang w:val="ar_AE" w:bidi="ar_AE"/>
+        </w:rPr>
+        <w:t>1:9–10</w:t>
+      </w:r>
       <w:r>
         <w:rPr>
           <w:rtl/>
@@ -7728,20 +6984,14 @@
         </w:rPr>
         <w:t xml:space="preserve">تم تسجيل هذا المرسوم في </w:t>
       </w:r>
-      <w:hyperlink r:id="rId92">
-        <w:r>
-          <w:rPr>
-            <w:rtl/>
-            <w:cs/>
-            <w:lang w:val="ar_AE" w:bidi="ar_AE"/>
-          </w:rPr>
-          <w:rPr>
-            <w:color w:val="0000EE"/>
-            <w:u w:val="single"/>
-          </w:rPr>
-          <w:t>عزرا 1:2–4</w:t>
-        </w:r>
-      </w:hyperlink>
+      <w:r>
+        <w:rPr>
+          <w:rtl/>
+          <w:cs/>
+          <w:lang w:val="ar_AE" w:bidi="ar_AE"/>
+        </w:rPr>
+        <w:t>عزرا 1:2–4</w:t>
+      </w:r>
       <w:r>
         <w:rPr>
           <w:rtl/>
@@ -7750,20 +7000,14 @@
         </w:rPr>
         <w:t>. • ارْتِفَاعُهُ سِتُّونَ ذِرَاعًا وَعَرْضُهُ سِتُّونَ ذِرَاعًا: التعديلات المذكورة في الملاحظة النصية لترجمة NLT ستجعل هذه القياسات تتطابق مع قياسات هيكل سليمان (</w:t>
       </w:r>
-      <w:hyperlink r:id="rId121">
-        <w:r>
-          <w:rPr>
-            <w:rtl/>
-            <w:cs/>
-            <w:lang w:val="ar_AE" w:bidi="ar_AE"/>
-          </w:rPr>
-          <w:rPr>
-            <w:color w:val="0000EE"/>
-            <w:u w:val="single"/>
-          </w:rPr>
-          <w:t>1 ملوك 6:2</w:t>
-        </w:r>
-      </w:hyperlink>
+      <w:r>
+        <w:rPr>
+          <w:rtl/>
+          <w:cs/>
+          <w:lang w:val="ar_AE" w:bidi="ar_AE"/>
+        </w:rPr>
+        <w:t>1 ملوك 6:2</w:t>
+      </w:r>
       <w:r>
         <w:rPr>
           <w:rtl/>
@@ -7772,20 +7016,14 @@
         </w:rPr>
         <w:t xml:space="preserve">، </w:t>
       </w:r>
-      <w:hyperlink r:id="rId122">
-        <w:r>
-          <w:rPr>
-            <w:rtl/>
-            <w:cs/>
-            <w:lang w:val="ar_AE" w:bidi="ar_AE"/>
-          </w:rPr>
-          <w:rPr>
-            <w:color w:val="0000EE"/>
-            <w:u w:val="single"/>
-          </w:rPr>
-          <w:t>17</w:t>
-        </w:r>
-      </w:hyperlink>
+      <w:r>
+        <w:rPr>
+          <w:rtl/>
+          <w:cs/>
+          <w:lang w:val="ar_AE" w:bidi="ar_AE"/>
+        </w:rPr>
+        <w:t>17</w:t>
+      </w:r>
       <w:r>
         <w:rPr>
           <w:rtl/>
@@ -7794,20 +7032,14 @@
         </w:rPr>
         <w:t xml:space="preserve">، </w:t>
       </w:r>
-      <w:hyperlink r:id="rId123">
-        <w:r>
-          <w:rPr>
-            <w:rtl/>
-            <w:cs/>
-            <w:lang w:val="ar_AE" w:bidi="ar_AE"/>
-          </w:rPr>
-          <w:rPr>
-            <w:color w:val="0000EE"/>
-            <w:u w:val="single"/>
-          </w:rPr>
-          <w:t>20</w:t>
-        </w:r>
-      </w:hyperlink>
+      <w:r>
+        <w:rPr>
+          <w:rtl/>
+          <w:cs/>
+          <w:lang w:val="ar_AE" w:bidi="ar_AE"/>
+        </w:rPr>
+        <w:t>20</w:t>
+      </w:r>
       <w:r>
         <w:rPr>
           <w:rtl/>
@@ -7958,20 +7190,14 @@
         </w:rPr>
         <w:t>تُعْطَ ٱلنَّفَقَةُ عَاجِلًا لِهَؤُلَاءِ ٱلرِّجَالِ: هذا الأمر يُحقق وعد الله الذي أعلنه على فم النبي حجّي (</w:t>
       </w:r>
-      <w:hyperlink r:id="rId124">
-        <w:r>
-          <w:rPr>
-            <w:rtl/>
-            <w:cs/>
-            <w:lang w:val="ar_AE" w:bidi="ar_AE"/>
-          </w:rPr>
-          <w:rPr>
-            <w:color w:val="0000EE"/>
-            <w:u w:val="single"/>
-          </w:rPr>
-          <w:t>حج 2:7</w:t>
-        </w:r>
-      </w:hyperlink>
+      <w:r>
+        <w:rPr>
+          <w:rtl/>
+          <w:cs/>
+          <w:lang w:val="ar_AE" w:bidi="ar_AE"/>
+        </w:rPr>
+        <w:t>حج 2:7</w:t>
+      </w:r>
       <w:r>
         <w:rPr>
           <w:rtl/>
@@ -8047,20 +7273,14 @@
         </w:rPr>
         <w:t xml:space="preserve">وَالصَّلاَةِ لأَجْلِ حَيَاةِ الْمَلِكِ وَبَنِيهِ: في أسطوانة كورش (سجل فارسي لهزيمة كورش لبابل)، يطلب الملك كورش، "ليت جميع الآلهة الذين أسكنتهم في مدنهم المُقَدَّسة يطلبون من [الآلهة البابلية] بيل ونبو يوميًا حياة طويلة من أجلي" (انظر </w:t>
       </w:r>
-      <w:hyperlink r:id="rId118">
-        <w:r>
-          <w:rPr>
-            <w:rtl/>
-            <w:cs/>
-            <w:lang w:val="ar_AE" w:bidi="ar_AE"/>
-          </w:rPr>
-          <w:rPr>
-            <w:color w:val="0000EE"/>
-            <w:u w:val="single"/>
-          </w:rPr>
-          <w:t>1:1–4</w:t>
-        </w:r>
-      </w:hyperlink>
+      <w:r>
+        <w:rPr>
+          <w:rtl/>
+          <w:cs/>
+          <w:lang w:val="ar_AE" w:bidi="ar_AE"/>
+        </w:rPr>
+        <w:t>1:1–4</w:t>
+      </w:r>
       <w:r>
         <w:rPr>
           <w:rtl/>
@@ -8136,20 +7356,14 @@
         </w:rPr>
         <w:t xml:space="preserve">كُلَّ إِنْسَانٍ يُغَيِّرُ هذَا الْكَلاَمَ: غالبًا ما كانت النقوش والمراسيم الرسمية تتضمن لعنات على من يعارضون إرادة الملك (انظر </w:t>
       </w:r>
-      <w:hyperlink r:id="rId125">
-        <w:r>
-          <w:rPr>
-            <w:rtl/>
-            <w:cs/>
-            <w:lang w:val="ar_AE" w:bidi="ar_AE"/>
-          </w:rPr>
-          <w:rPr>
-            <w:color w:val="0000EE"/>
-            <w:u w:val="single"/>
-          </w:rPr>
-          <w:t>دانيآل 2:5</w:t>
-        </w:r>
-      </w:hyperlink>
+      <w:r>
+        <w:rPr>
+          <w:rtl/>
+          <w:cs/>
+          <w:lang w:val="ar_AE" w:bidi="ar_AE"/>
+        </w:rPr>
+        <w:t>دانيآل 2:5</w:t>
+      </w:r>
       <w:r>
         <w:rPr>
           <w:rtl/>
@@ -8292,20 +7506,14 @@
         </w:rPr>
         <w:t xml:space="preserve"> وَاثْنَيْ عَشَرَ تَيْسَ مِعْزًى … ذَبِيحَةَ خَطِيَّةٍ: هذه الذبيحة الدموية كانت تجلب مغفرة الله للخطايا غير المقصودة، النجاسة الطقسية، أو الأفعال الطائشة (</w:t>
       </w:r>
-      <w:hyperlink r:id="rId126">
-        <w:r>
-          <w:rPr>
-            <w:rtl/>
-            <w:cs/>
-            <w:lang w:val="ar_AE" w:bidi="ar_AE"/>
-          </w:rPr>
-          <w:rPr>
-            <w:color w:val="0000EE"/>
-            <w:u w:val="single"/>
-          </w:rPr>
-          <w:t>لاويين 4–5</w:t>
-        </w:r>
-      </w:hyperlink>
+      <w:r>
+        <w:rPr>
+          <w:rtl/>
+          <w:cs/>
+          <w:lang w:val="ar_AE" w:bidi="ar_AE"/>
+        </w:rPr>
+        <w:t>لاويين 4–5</w:t>
+      </w:r>
       <w:r>
         <w:rPr>
           <w:rtl/>
@@ -8314,20 +7522,14 @@
         </w:rPr>
         <w:t>). تم تقديم ذبائح مماثلة عندما قدَّس موسى خيمة الاجتماع (</w:t>
       </w:r>
-      <w:hyperlink r:id="rId127">
-        <w:r>
-          <w:rPr>
-            <w:rtl/>
-            <w:cs/>
-            <w:lang w:val="ar_AE" w:bidi="ar_AE"/>
-          </w:rPr>
-          <w:rPr>
-            <w:color w:val="0000EE"/>
-            <w:u w:val="single"/>
-          </w:rPr>
-          <w:t>عدد 7</w:t>
-        </w:r>
-      </w:hyperlink>
+      <w:r>
+        <w:rPr>
+          <w:rtl/>
+          <w:cs/>
+          <w:lang w:val="ar_AE" w:bidi="ar_AE"/>
+        </w:rPr>
+        <w:t>عدد 7</w:t>
+      </w:r>
       <w:r>
         <w:rPr>
           <w:rtl/>
@@ -8336,20 +7538,14 @@
         </w:rPr>
         <w:t>) وعندما قدَّس سليمان الهيكل الأول (</w:t>
       </w:r>
-      <w:hyperlink r:id="rId128">
-        <w:r>
-          <w:rPr>
-            <w:rtl/>
-            <w:cs/>
-            <w:lang w:val="ar_AE" w:bidi="ar_AE"/>
-          </w:rPr>
-          <w:rPr>
-            <w:color w:val="0000EE"/>
-            <w:u w:val="single"/>
-          </w:rPr>
-          <w:t>2 أخبار الأيام 7:1</w:t>
-        </w:r>
-      </w:hyperlink>
+      <w:r>
+        <w:rPr>
+          <w:rtl/>
+          <w:cs/>
+          <w:lang w:val="ar_AE" w:bidi="ar_AE"/>
+        </w:rPr>
+        <w:t>2 أخبار الأيام 7:1</w:t>
+      </w:r>
       <w:r>
         <w:rPr>
           <w:rtl/>
@@ -8358,20 +7554,14 @@
         </w:rPr>
         <w:t xml:space="preserve">، </w:t>
       </w:r>
-      <w:hyperlink r:id="rId129">
-        <w:r>
-          <w:rPr>
-            <w:rtl/>
-            <w:cs/>
-            <w:lang w:val="ar_AE" w:bidi="ar_AE"/>
-          </w:rPr>
-          <w:rPr>
-            <w:color w:val="0000EE"/>
-            <w:u w:val="single"/>
-          </w:rPr>
-          <w:t>4</w:t>
-        </w:r>
-      </w:hyperlink>
+      <w:r>
+        <w:rPr>
+          <w:rtl/>
+          <w:cs/>
+          <w:lang w:val="ar_AE" w:bidi="ar_AE"/>
+        </w:rPr>
+        <w:t>4</w:t>
+      </w:r>
       <w:r>
         <w:rPr>
           <w:rtl/>
@@ -8380,20 +7570,14 @@
         </w:rPr>
         <w:t>). • عَنْ جَمِيعِ إِسْرَائِيلَ، حَسَبَ عَدَدِ أَسْبَاطِ إِسْرَائِيلَ (لأجل الأسباط الاثني عشر لإسرائيل): بالرغم من أن معظم العائدين كانوا من يهوذا وبنيامين (</w:t>
       </w:r>
-      <w:hyperlink r:id="rId89">
-        <w:r>
-          <w:rPr>
-            <w:rtl/>
-            <w:cs/>
-            <w:lang w:val="ar_AE" w:bidi="ar_AE"/>
-          </w:rPr>
-          <w:rPr>
-            <w:color w:val="0000EE"/>
-            <w:u w:val="single"/>
-          </w:rPr>
-          <w:t>عزرا 1:5</w:t>
-        </w:r>
-      </w:hyperlink>
+      <w:r>
+        <w:rPr>
+          <w:rtl/>
+          <w:cs/>
+          <w:lang w:val="ar_AE" w:bidi="ar_AE"/>
+        </w:rPr>
+        <w:t>عزرا 1:5</w:t>
+      </w:r>
       <w:r>
         <w:rPr>
           <w:rtl/>
@@ -8402,20 +7586,14 @@
         </w:rPr>
         <w:t xml:space="preserve">؛ </w:t>
       </w:r>
-      <w:hyperlink r:id="rId130">
-        <w:r>
-          <w:rPr>
-            <w:rtl/>
-            <w:cs/>
-            <w:lang w:val="ar_AE" w:bidi="ar_AE"/>
-          </w:rPr>
-          <w:rPr>
-            <w:color w:val="0000EE"/>
-            <w:u w:val="single"/>
-          </w:rPr>
-          <w:t>4:1</w:t>
-        </w:r>
-      </w:hyperlink>
+      <w:r>
+        <w:rPr>
+          <w:rtl/>
+          <w:cs/>
+          <w:lang w:val="ar_AE" w:bidi="ar_AE"/>
+        </w:rPr>
+        <w:t>4:1</w:t>
+      </w:r>
       <w:r>
         <w:rPr>
           <w:rtl/>
@@ -8424,20 +7602,14 @@
         </w:rPr>
         <w:t>)، إلا أنه تم ذِكر أشخاص من سبط لاوي الكهنوتي أيضًا (</w:t>
       </w:r>
-      <w:hyperlink r:id="rId89">
-        <w:r>
-          <w:rPr>
-            <w:rtl/>
-            <w:cs/>
-            <w:lang w:val="ar_AE" w:bidi="ar_AE"/>
-          </w:rPr>
-          <w:rPr>
-            <w:color w:val="0000EE"/>
-            <w:u w:val="single"/>
-          </w:rPr>
-          <w:t>1:5؛</w:t>
-        </w:r>
-      </w:hyperlink>
+      <w:r>
+        <w:rPr>
+          <w:rtl/>
+          <w:cs/>
+          <w:lang w:val="ar_AE" w:bidi="ar_AE"/>
+        </w:rPr>
+        <w:t>1:5؛</w:t>
+      </w:r>
       <w:r>
         <w:rPr>
           <w:rtl/>
@@ -8446,20 +7618,14 @@
         </w:rPr>
         <w:t xml:space="preserve"> </w:t>
       </w:r>
-      <w:hyperlink r:id="rId131">
-        <w:r>
-          <w:rPr>
-            <w:rtl/>
-            <w:cs/>
-            <w:lang w:val="ar_AE" w:bidi="ar_AE"/>
-          </w:rPr>
-          <w:rPr>
-            <w:color w:val="0000EE"/>
-            <w:u w:val="single"/>
-          </w:rPr>
-          <w:t>2:40</w:t>
-        </w:r>
-      </w:hyperlink>
+      <w:r>
+        <w:rPr>
+          <w:rtl/>
+          <w:cs/>
+          <w:lang w:val="ar_AE" w:bidi="ar_AE"/>
+        </w:rPr>
+        <w:t>2:40</w:t>
+      </w:r>
       <w:r>
         <w:rPr>
           <w:rtl/>
@@ -8468,20 +7634,14 @@
         </w:rPr>
         <w:t xml:space="preserve">، </w:t>
       </w:r>
-      <w:hyperlink r:id="rId132">
-        <w:r>
-          <w:rPr>
-            <w:rtl/>
-            <w:cs/>
-            <w:lang w:val="ar_AE" w:bidi="ar_AE"/>
-          </w:rPr>
-          <w:rPr>
-            <w:color w:val="0000EE"/>
-            <w:u w:val="single"/>
-          </w:rPr>
-          <w:t>70</w:t>
-        </w:r>
-      </w:hyperlink>
+      <w:r>
+        <w:rPr>
+          <w:rtl/>
+          <w:cs/>
+          <w:lang w:val="ar_AE" w:bidi="ar_AE"/>
+        </w:rPr>
+        <w:t>70</w:t>
+      </w:r>
       <w:r>
         <w:rPr>
           <w:rtl/>
@@ -8557,20 +7717,14 @@
         </w:rPr>
         <w:t xml:space="preserve">كَمَا هُوَ مَكْتُوبٌ فِي سِفْرِ مُوسَى: انظر </w:t>
       </w:r>
-      <w:hyperlink r:id="rId133">
-        <w:r>
-          <w:rPr>
-            <w:rtl/>
-            <w:cs/>
-            <w:lang w:val="ar_AE" w:bidi="ar_AE"/>
-          </w:rPr>
-          <w:rPr>
-            <w:color w:val="0000EE"/>
-            <w:u w:val="single"/>
-          </w:rPr>
-          <w:t>خروج 29</w:t>
-        </w:r>
-      </w:hyperlink>
+      <w:r>
+        <w:rPr>
+          <w:rtl/>
+          <w:cs/>
+          <w:lang w:val="ar_AE" w:bidi="ar_AE"/>
+        </w:rPr>
+        <w:t>خروج 29</w:t>
+      </w:r>
       <w:r>
         <w:rPr>
           <w:rtl/>
@@ -8579,20 +7733,14 @@
         </w:rPr>
         <w:t xml:space="preserve">؛ </w:t>
       </w:r>
-      <w:hyperlink r:id="rId134">
-        <w:r>
-          <w:rPr>
-            <w:rtl/>
-            <w:cs/>
-            <w:lang w:val="ar_AE" w:bidi="ar_AE"/>
-          </w:rPr>
-          <w:rPr>
-            <w:color w:val="0000EE"/>
-            <w:u w:val="single"/>
-          </w:rPr>
-          <w:t>لاويين 8</w:t>
-        </w:r>
-      </w:hyperlink>
+      <w:r>
+        <w:rPr>
+          <w:rtl/>
+          <w:cs/>
+          <w:lang w:val="ar_AE" w:bidi="ar_AE"/>
+        </w:rPr>
+        <w:t>لاويين 8</w:t>
+      </w:r>
       <w:r>
         <w:rPr>
           <w:rtl/>
@@ -8601,20 +7749,14 @@
         </w:rPr>
         <w:t xml:space="preserve">؛ </w:t>
       </w:r>
-      <w:hyperlink r:id="rId135">
-        <w:r>
-          <w:rPr>
-            <w:rtl/>
-            <w:cs/>
-            <w:lang w:val="ar_AE" w:bidi="ar_AE"/>
-          </w:rPr>
-          <w:rPr>
-            <w:color w:val="0000EE"/>
-            <w:u w:val="single"/>
-          </w:rPr>
-          <w:t>العدد 3</w:t>
-        </w:r>
-      </w:hyperlink>
+      <w:r>
+        <w:rPr>
+          <w:rtl/>
+          <w:cs/>
+          <w:lang w:val="ar_AE" w:bidi="ar_AE"/>
+        </w:rPr>
+        <w:t>العدد 3</w:t>
+      </w:r>
       <w:r>
         <w:rPr>
           <w:rtl/>
@@ -8623,20 +7765,14 @@
         </w:rPr>
         <w:t>. كان خُدّام الهيكل يعملون وفق التنظيم الذي وضعه داود (</w:t>
       </w:r>
-      <w:hyperlink r:id="rId136">
-        <w:r>
-          <w:rPr>
-            <w:rtl/>
-            <w:cs/>
-            <w:lang w:val="ar_AE" w:bidi="ar_AE"/>
-          </w:rPr>
-          <w:rPr>
-            <w:color w:val="0000EE"/>
-            <w:u w:val="single"/>
-          </w:rPr>
-          <w:t>1 أخبار 23–27</w:t>
-        </w:r>
-      </w:hyperlink>
+      <w:r>
+        <w:rPr>
+          <w:rtl/>
+          <w:cs/>
+          <w:lang w:val="ar_AE" w:bidi="ar_AE"/>
+        </w:rPr>
+        <w:t>1 أخبار 23–27</w:t>
+      </w:r>
       <w:r>
         <w:rPr>
           <w:rtl/>
@@ -8645,20 +7781,14 @@
         </w:rPr>
         <w:t xml:space="preserve">). • تختتم هذه الآية القسم الآرامي الذي بدأ في </w:t>
       </w:r>
-      <w:hyperlink r:id="rId137">
-        <w:r>
-          <w:rPr>
-            <w:rtl/>
-            <w:cs/>
-            <w:lang w:val="ar_AE" w:bidi="ar_AE"/>
-          </w:rPr>
-          <w:rPr>
-            <w:color w:val="0000EE"/>
-            <w:u w:val="single"/>
-          </w:rPr>
-          <w:t>عزرا 4:8</w:t>
-        </w:r>
-      </w:hyperlink>
+      <w:r>
+        <w:rPr>
+          <w:rtl/>
+          <w:cs/>
+          <w:lang w:val="ar_AE" w:bidi="ar_AE"/>
+        </w:rPr>
+        <w:t>عزرا 4:8</w:t>
+      </w:r>
       <w:r>
         <w:rPr>
           <w:rtl/>
@@ -8734,20 +7864,14 @@
         </w:rPr>
         <w:t>كان الاحتفال بعيد الفصح يُذَكِّر بإنقاذ الله لأبكار كل عائلة وضعت دمًا على قوائم أبواب بيتها (</w:t>
       </w:r>
-      <w:hyperlink r:id="rId138">
-        <w:r>
-          <w:rPr>
-            <w:rtl/>
-            <w:cs/>
-            <w:lang w:val="ar_AE" w:bidi="ar_AE"/>
-          </w:rPr>
-          <w:rPr>
-            <w:color w:val="0000EE"/>
-            <w:u w:val="single"/>
-          </w:rPr>
-          <w:t>خروج 12–13</w:t>
-        </w:r>
-      </w:hyperlink>
+      <w:r>
+        <w:rPr>
+          <w:rtl/>
+          <w:cs/>
+          <w:lang w:val="ar_AE" w:bidi="ar_AE"/>
+        </w:rPr>
+        <w:t>خروج 12–13</w:t>
+      </w:r>
       <w:r>
         <w:rPr>
           <w:rtl/>
@@ -8831,20 +7955,14 @@
         </w:rPr>
         <w:t xml:space="preserve">: لقد تصرفوا وفقًا لشريعة موسى (انظر </w:t>
       </w:r>
-      <w:hyperlink r:id="rId139">
-        <w:r>
-          <w:rPr>
-            <w:rtl/>
-            <w:cs/>
-            <w:lang w:val="ar_AE" w:bidi="ar_AE"/>
-          </w:rPr>
-          <w:rPr>
-            <w:color w:val="0000EE"/>
-            <w:u w:val="single"/>
-          </w:rPr>
-          <w:t>لاويين 9</w:t>
-        </w:r>
-      </w:hyperlink>
+      <w:r>
+        <w:rPr>
+          <w:rtl/>
+          <w:cs/>
+          <w:lang w:val="ar_AE" w:bidi="ar_AE"/>
+        </w:rPr>
+        <w:t>لاويين 9</w:t>
+      </w:r>
       <w:r>
         <w:rPr>
           <w:rtl/>
@@ -8853,20 +7971,14 @@
         </w:rPr>
         <w:t xml:space="preserve">؛ </w:t>
       </w:r>
-      <w:hyperlink r:id="rId140">
-        <w:r>
-          <w:rPr>
-            <w:rtl/>
-            <w:cs/>
-            <w:lang w:val="ar_AE" w:bidi="ar_AE"/>
-          </w:rPr>
-          <w:rPr>
-            <w:color w:val="0000EE"/>
-            <w:u w:val="single"/>
-          </w:rPr>
-          <w:t>عدد 8</w:t>
-        </w:r>
-      </w:hyperlink>
+      <w:r>
+        <w:rPr>
+          <w:rtl/>
+          <w:cs/>
+          <w:lang w:val="ar_AE" w:bidi="ar_AE"/>
+        </w:rPr>
+        <w:t>عدد 8</w:t>
+      </w:r>
       <w:r>
         <w:rPr>
           <w:rtl/>
@@ -8875,20 +7987,14 @@
         </w:rPr>
         <w:t xml:space="preserve">؛ </w:t>
       </w:r>
-      <w:hyperlink r:id="rId141">
-        <w:r>
-          <w:rPr>
-            <w:rtl/>
-            <w:cs/>
-            <w:lang w:val="ar_AE" w:bidi="ar_AE"/>
-          </w:rPr>
-          <w:rPr>
-            <w:color w:val="0000EE"/>
-            <w:u w:val="single"/>
-          </w:rPr>
-          <w:t>2 أخبار الأيام 29</w:t>
-        </w:r>
-      </w:hyperlink>
+      <w:r>
+        <w:rPr>
+          <w:rtl/>
+          <w:cs/>
+          <w:lang w:val="ar_AE" w:bidi="ar_AE"/>
+        </w:rPr>
+        <w:t>2 أخبار الأيام 29</w:t>
+      </w:r>
       <w:r>
         <w:rPr>
           <w:rtl/>
@@ -8964,20 +8070,14 @@
         </w:rPr>
         <w:t xml:space="preserve">مَعَ جَمِيعِ الَّذِينَ انْفَصَلُوا إِلَيْهِمْ مِنْ رَجَاسَةِ أُمَمِ الأَرْضِ: كان استبعاد الأجانب في </w:t>
       </w:r>
-      <w:hyperlink r:id="rId67">
-        <w:r>
-          <w:rPr>
-            <w:rtl/>
-            <w:cs/>
-            <w:lang w:val="ar_AE" w:bidi="ar_AE"/>
-          </w:rPr>
-          <w:rPr>
-            <w:color w:val="0000EE"/>
-            <w:u w:val="single"/>
-          </w:rPr>
-          <w:t>4:1–5</w:t>
-        </w:r>
-      </w:hyperlink>
+      <w:r>
+        <w:rPr>
+          <w:rtl/>
+          <w:cs/>
+          <w:lang w:val="ar_AE" w:bidi="ar_AE"/>
+        </w:rPr>
+        <w:t>4:1–5</w:t>
+      </w:r>
       <w:r>
         <w:rPr>
           <w:rtl/>
@@ -8986,20 +8086,14 @@
         </w:rPr>
         <w:t xml:space="preserve"> بسبب ممارساتهم الدينية الوثنية، وليس بسبب عِرقهم (انظر أيضًا </w:t>
       </w:r>
-      <w:hyperlink r:id="rId142">
-        <w:r>
-          <w:rPr>
-            <w:rtl/>
-            <w:cs/>
-            <w:lang w:val="ar_AE" w:bidi="ar_AE"/>
-          </w:rPr>
-          <w:rPr>
-            <w:color w:val="0000EE"/>
-            <w:u w:val="single"/>
-          </w:rPr>
-          <w:t>9:1–2</w:t>
-        </w:r>
-      </w:hyperlink>
+      <w:r>
+        <w:rPr>
+          <w:rtl/>
+          <w:cs/>
+          <w:lang w:val="ar_AE" w:bidi="ar_AE"/>
+        </w:rPr>
+        <w:t>9:1–2</w:t>
+      </w:r>
       <w:r>
         <w:rPr>
           <w:rtl/>
@@ -9075,20 +8169,14 @@
         </w:rPr>
         <w:t xml:space="preserve">كان عيد الفصح هو بداية عيد الفطير الذي يستمر سبعة أيام (انظر </w:t>
       </w:r>
-      <w:hyperlink r:id="rId143">
-        <w:r>
-          <w:rPr>
-            <w:rtl/>
-            <w:cs/>
-            <w:lang w:val="ar_AE" w:bidi="ar_AE"/>
-          </w:rPr>
-          <w:rPr>
-            <w:color w:val="0000EE"/>
-            <w:u w:val="single"/>
-          </w:rPr>
-          <w:t>خروج 12: 15–20</w:t>
-        </w:r>
-      </w:hyperlink>
+      <w:r>
+        <w:rPr>
+          <w:rtl/>
+          <w:cs/>
+          <w:lang w:val="ar_AE" w:bidi="ar_AE"/>
+        </w:rPr>
+        <w:t>خروج 12: 15–20</w:t>
+      </w:r>
       <w:r>
         <w:rPr>
           <w:rtl/>
@@ -9097,20 +8185,14 @@
         </w:rPr>
         <w:t xml:space="preserve">؛ </w:t>
       </w:r>
-      <w:hyperlink r:id="rId144">
-        <w:r>
-          <w:rPr>
-            <w:rtl/>
-            <w:cs/>
-            <w:lang w:val="ar_AE" w:bidi="ar_AE"/>
-          </w:rPr>
-          <w:rPr>
-            <w:color w:val="0000EE"/>
-            <w:u w:val="single"/>
-          </w:rPr>
-          <w:t>لاويين 23: 6–8</w:t>
-        </w:r>
-      </w:hyperlink>
+      <w:r>
+        <w:rPr>
+          <w:rtl/>
+          <w:cs/>
+          <w:lang w:val="ar_AE" w:bidi="ar_AE"/>
+        </w:rPr>
+        <w:t>لاويين 23: 6–8</w:t>
+      </w:r>
       <w:r>
         <w:rPr>
           <w:rtl/>
@@ -9186,20 +8268,14 @@
         </w:rPr>
         <w:t>وَبَعْدَ هذِهِ الأُمُورِ (بعد سنوات عديدة): وصل عزرا إلى أورشليم في عام 458 قبل الميلاد (</w:t>
       </w:r>
-      <w:hyperlink r:id="rId145">
-        <w:r>
-          <w:rPr>
-            <w:rtl/>
-            <w:cs/>
-            <w:lang w:val="ar_AE" w:bidi="ar_AE"/>
-          </w:rPr>
-          <w:rPr>
-            <w:color w:val="0000EE"/>
-            <w:u w:val="single"/>
-          </w:rPr>
-          <w:t>7:7–8</w:t>
-        </w:r>
-      </w:hyperlink>
+      <w:r>
+        <w:rPr>
+          <w:rtl/>
+          <w:cs/>
+          <w:lang w:val="ar_AE" w:bidi="ar_AE"/>
+        </w:rPr>
+        <w:t>7:7–8</w:t>
+      </w:r>
       <w:r>
         <w:rPr>
           <w:rtl/>
@@ -9242,20 +8318,14 @@
         </w:rPr>
         <w:t xml:space="preserve"> • كان سرايا رئيس كهنة تحت حكم صدقيا، وقد أعدمه نبوخذناصّر في عام 586 قبل الميلاد (</w:t>
       </w:r>
-      <w:hyperlink r:id="rId146">
-        <w:r>
-          <w:rPr>
-            <w:rtl/>
-            <w:cs/>
-            <w:lang w:val="ar_AE" w:bidi="ar_AE"/>
-          </w:rPr>
-          <w:rPr>
-            <w:color w:val="0000EE"/>
-            <w:u w:val="single"/>
-          </w:rPr>
-          <w:t>2 ملوك 25:18–21</w:t>
-        </w:r>
-      </w:hyperlink>
+      <w:r>
+        <w:rPr>
+          <w:rtl/>
+          <w:cs/>
+          <w:lang w:val="ar_AE" w:bidi="ar_AE"/>
+        </w:rPr>
+        <w:t>2 ملوك 25:18–21</w:t>
+      </w:r>
       <w:r>
         <w:rPr>
           <w:rtl/>
@@ -9331,20 +8401,14 @@
         </w:rPr>
         <w:t>يسلط عزرا الضوء على مكانته بواسطة سرد نسبه وصولًا إلى صادوق، الكاهن في عهد سليمان (</w:t>
       </w:r>
-      <w:hyperlink r:id="rId147">
-        <w:r>
-          <w:rPr>
-            <w:rtl/>
-            <w:cs/>
-            <w:lang w:val="ar_AE" w:bidi="ar_AE"/>
-          </w:rPr>
-          <w:rPr>
-            <w:color w:val="0000EE"/>
-            <w:u w:val="single"/>
-          </w:rPr>
-          <w:t>1 ملوك 2:35</w:t>
-        </w:r>
-      </w:hyperlink>
+      <w:r>
+        <w:rPr>
+          <w:rtl/>
+          <w:cs/>
+          <w:lang w:val="ar_AE" w:bidi="ar_AE"/>
+        </w:rPr>
+        <w:t>1 ملوك 2:35</w:t>
+      </w:r>
       <w:r>
         <w:rPr>
           <w:rtl/>
@@ -9353,20 +8417,14 @@
         </w:rPr>
         <w:t xml:space="preserve">)، وصولًا إلى هارون رئيس الكهنة، أخي موسى. هذه القائمة مختصرة بشكل واضح: فهي تضم ستة عشر جيلًا فقط من هارون إلى ثمانين عامًا بعد السبي، في حين يحتوي </w:t>
       </w:r>
-      <w:hyperlink r:id="rId148">
-        <w:r>
-          <w:rPr>
-            <w:rtl/>
-            <w:cs/>
-            <w:lang w:val="ar_AE" w:bidi="ar_AE"/>
-          </w:rPr>
-          <w:rPr>
-            <w:color w:val="0000EE"/>
-            <w:u w:val="single"/>
-          </w:rPr>
-          <w:t>1 أخبار 6:3–15</w:t>
-        </w:r>
-      </w:hyperlink>
+      <w:r>
+        <w:rPr>
+          <w:rtl/>
+          <w:cs/>
+          <w:lang w:val="ar_AE" w:bidi="ar_AE"/>
+        </w:rPr>
+        <w:t>1 أخبار 6:3–15</w:t>
+      </w:r>
       <w:r>
         <w:rPr>
           <w:rtl/>
@@ -9509,20 +8567,14 @@
         </w:rPr>
         <w:t>كان عزرا ومرافقوه قد خططوا للمغادرة من بابل في 8 أبريل، لكنهم لم يغادروا فعليًا حتى 19 أبريل، 458 قبل الميلاد (</w:t>
       </w:r>
-      <w:hyperlink r:id="rId149">
-        <w:r>
-          <w:rPr>
-            <w:rtl/>
-            <w:cs/>
-            <w:lang w:val="ar_AE" w:bidi="ar_AE"/>
-          </w:rPr>
-          <w:rPr>
-            <w:color w:val="0000EE"/>
-            <w:u w:val="single"/>
-          </w:rPr>
-          <w:t>8:31</w:t>
-        </w:r>
-      </w:hyperlink>
+      <w:r>
+        <w:rPr>
+          <w:rtl/>
+          <w:cs/>
+          <w:lang w:val="ar_AE" w:bidi="ar_AE"/>
+        </w:rPr>
+        <w:t>8:31</w:t>
+      </w:r>
       <w:r>
         <w:rPr>
           <w:rtl/>
@@ -9531,20 +8583,14 @@
         </w:rPr>
         <w:t xml:space="preserve">). خلال تلك الأيام الأحد عشر الفاصلة، نظم المجموعة وجمعها عند نهر أهوا، وبحث عن المزيد من اللاويين، ونادى بصوم. • لإتمام الرحلة التي تبلغ 800 ميل في أربعة أشهر، كان على مجموعة عزرا أن تسير بمعدل حوالي عشرة أميال في اليوم، خمسة أيام في الأسبوع. عرف عزرا أن نجاحه يُعزى فقط إلى يد إلهه الرحيمة (انظر أيضًا </w:t>
       </w:r>
-      <w:hyperlink r:id="rId150">
-        <w:r>
-          <w:rPr>
-            <w:rtl/>
-            <w:cs/>
-            <w:lang w:val="ar_AE" w:bidi="ar_AE"/>
-          </w:rPr>
-          <w:rPr>
-            <w:color w:val="0000EE"/>
-            <w:u w:val="single"/>
-          </w:rPr>
-          <w:t>7:6</w:t>
-        </w:r>
-      </w:hyperlink>
+      <w:r>
+        <w:rPr>
+          <w:rtl/>
+          <w:cs/>
+          <w:lang w:val="ar_AE" w:bidi="ar_AE"/>
+        </w:rPr>
+        <w:t>7:6</w:t>
+      </w:r>
       <w:r>
         <w:rPr>
           <w:rtl/>
@@ -9553,20 +8599,14 @@
         </w:rPr>
         <w:t xml:space="preserve">، </w:t>
       </w:r>
-      <w:hyperlink r:id="rId151">
-        <w:r>
-          <w:rPr>
-            <w:rtl/>
-            <w:cs/>
-            <w:lang w:val="ar_AE" w:bidi="ar_AE"/>
-          </w:rPr>
-          <w:rPr>
-            <w:color w:val="0000EE"/>
-            <w:u w:val="single"/>
-          </w:rPr>
-          <w:t>28</w:t>
-        </w:r>
-      </w:hyperlink>
+      <w:r>
+        <w:rPr>
+          <w:rtl/>
+          <w:cs/>
+          <w:lang w:val="ar_AE" w:bidi="ar_AE"/>
+        </w:rPr>
+        <w:t>28</w:t>
+      </w:r>
       <w:r>
         <w:rPr>
           <w:rtl/>
@@ -9575,20 +8615,14 @@
         </w:rPr>
         <w:t xml:space="preserve">؛ </w:t>
       </w:r>
-      <w:hyperlink r:id="rId152">
-        <w:r>
-          <w:rPr>
-            <w:rtl/>
-            <w:cs/>
-            <w:lang w:val="ar_AE" w:bidi="ar_AE"/>
-          </w:rPr>
-          <w:rPr>
-            <w:color w:val="0000EE"/>
-            <w:u w:val="single"/>
-          </w:rPr>
-          <w:t>8:22</w:t>
-        </w:r>
-      </w:hyperlink>
+      <w:r>
+        <w:rPr>
+          <w:rtl/>
+          <w:cs/>
+          <w:lang w:val="ar_AE" w:bidi="ar_AE"/>
+        </w:rPr>
+        <w:t>8:22</w:t>
+      </w:r>
       <w:r>
         <w:rPr>
           <w:rtl/>
@@ -9597,20 +8631,14 @@
         </w:rPr>
         <w:t xml:space="preserve">، </w:t>
       </w:r>
-      <w:hyperlink r:id="rId149">
-        <w:r>
-          <w:rPr>
-            <w:rtl/>
-            <w:cs/>
-            <w:lang w:val="ar_AE" w:bidi="ar_AE"/>
-          </w:rPr>
-          <w:rPr>
-            <w:color w:val="0000EE"/>
-            <w:u w:val="single"/>
-          </w:rPr>
-          <w:t>31</w:t>
-        </w:r>
-      </w:hyperlink>
+      <w:r>
+        <w:rPr>
+          <w:rtl/>
+          <w:cs/>
+          <w:lang w:val="ar_AE" w:bidi="ar_AE"/>
+        </w:rPr>
+        <w:t>31</w:t>
+      </w:r>
       <w:r>
         <w:rPr>
           <w:rtl/>
@@ -9770,20 +8798,14 @@
         </w:rPr>
         <w:t xml:space="preserve"> منح الملك أرتحششتا عزرا السلطة والمسؤولية لتقييم الوضع في أورشليم (</w:t>
       </w:r>
-      <w:hyperlink r:id="rId153">
-        <w:r>
-          <w:rPr>
-            <w:rtl/>
-            <w:cs/>
-            <w:lang w:val="ar_AE" w:bidi="ar_AE"/>
-          </w:rPr>
-          <w:rPr>
-            <w:color w:val="0000EE"/>
-            <w:u w:val="single"/>
-          </w:rPr>
-          <w:t>7:14</w:t>
-        </w:r>
-      </w:hyperlink>
+      <w:r>
+        <w:rPr>
+          <w:rtl/>
+          <w:cs/>
+          <w:lang w:val="ar_AE" w:bidi="ar_AE"/>
+        </w:rPr>
+        <w:t>7:14</w:t>
+      </w:r>
       <w:r>
         <w:rPr>
           <w:rtl/>
@@ -9792,20 +8814,14 @@
         </w:rPr>
         <w:t>)، وتقديم التبرعات الطوعية إلى الله (</w:t>
       </w:r>
-      <w:hyperlink r:id="rId154">
-        <w:r>
-          <w:rPr>
-            <w:rtl/>
-            <w:cs/>
-            <w:lang w:val="ar_AE" w:bidi="ar_AE"/>
-          </w:rPr>
-          <w:rPr>
-            <w:color w:val="0000EE"/>
-            <w:u w:val="single"/>
-          </w:rPr>
-          <w:t>7:15–20</w:t>
-        </w:r>
-      </w:hyperlink>
+      <w:r>
+        <w:rPr>
+          <w:rtl/>
+          <w:cs/>
+          <w:lang w:val="ar_AE" w:bidi="ar_AE"/>
+        </w:rPr>
+        <w:t>7:15–20</w:t>
+      </w:r>
       <w:r>
         <w:rPr>
           <w:rtl/>
@@ -9814,20 +8830,14 @@
         </w:rPr>
         <w:t>)، والحصول على الإمدادات والتمويل من السلطات المحلية (</w:t>
       </w:r>
-      <w:hyperlink r:id="rId155">
-        <w:r>
-          <w:rPr>
-            <w:rtl/>
-            <w:cs/>
-            <w:lang w:val="ar_AE" w:bidi="ar_AE"/>
-          </w:rPr>
-          <w:rPr>
-            <w:color w:val="0000EE"/>
-            <w:u w:val="single"/>
-          </w:rPr>
-          <w:t>7:21–24</w:t>
-        </w:r>
-      </w:hyperlink>
+      <w:r>
+        <w:rPr>
+          <w:rtl/>
+          <w:cs/>
+          <w:lang w:val="ar_AE" w:bidi="ar_AE"/>
+        </w:rPr>
+        <w:t>7:21–24</w:t>
+      </w:r>
       <w:r>
         <w:rPr>
           <w:rtl/>
@@ -9836,20 +8846,14 @@
         </w:rPr>
         <w:t>)، وتنفيذ الإصلاحات القضائية (</w:t>
       </w:r>
-      <w:hyperlink r:id="rId156">
-        <w:r>
-          <w:rPr>
-            <w:rtl/>
-            <w:cs/>
-            <w:lang w:val="ar_AE" w:bidi="ar_AE"/>
-          </w:rPr>
-          <w:rPr>
-            <w:color w:val="0000EE"/>
-            <w:u w:val="single"/>
-          </w:rPr>
-          <w:t>7:25–26</w:t>
-        </w:r>
-      </w:hyperlink>
+      <w:r>
+        <w:rPr>
+          <w:rtl/>
+          <w:cs/>
+          <w:lang w:val="ar_AE" w:bidi="ar_AE"/>
+        </w:rPr>
+        <w:t>7:25–26</w:t>
+      </w:r>
       <w:r>
         <w:rPr>
           <w:rtl/>
@@ -9942,20 +8946,14 @@
         </w:rPr>
         <w:t xml:space="preserve"> 4.6.1–5)، ويسرد </w:t>
       </w:r>
-      <w:hyperlink r:id="rId157">
-        <w:r>
-          <w:rPr>
-            <w:rtl/>
-            <w:cs/>
-            <w:lang w:val="ar_AE" w:bidi="ar_AE"/>
-          </w:rPr>
-          <w:rPr>
-            <w:color w:val="0000EE"/>
-            <w:u w:val="single"/>
-          </w:rPr>
-          <w:t>أستير 1:14</w:t>
-        </w:r>
-      </w:hyperlink>
+      <w:r>
+        <w:rPr>
+          <w:rtl/>
+          <w:cs/>
+          <w:lang w:val="ar_AE" w:bidi="ar_AE"/>
+        </w:rPr>
+        <w:t>أستير 1:14</w:t>
+      </w:r>
       <w:r>
         <w:rPr>
           <w:rtl/>
@@ -9981,20 +8979,14 @@
         </w:rPr>
         <w:t>في هذه الآية هي الكلمة الآرامية "داث" بدلًا من الكلمة العبرية "توراة" (</w:t>
       </w:r>
-      <w:hyperlink r:id="rId158">
-        <w:r>
-          <w:rPr>
-            <w:rtl/>
-            <w:cs/>
-            <w:lang w:val="ar_AE" w:bidi="ar_AE"/>
-          </w:rPr>
-          <w:rPr>
-            <w:color w:val="0000EE"/>
-            <w:u w:val="single"/>
-          </w:rPr>
-          <w:t>7:10</w:t>
-        </w:r>
-      </w:hyperlink>
+      <w:r>
+        <w:rPr>
+          <w:rtl/>
+          <w:cs/>
+          <w:lang w:val="ar_AE" w:bidi="ar_AE"/>
+        </w:rPr>
+        <w:t>7:10</w:t>
+      </w:r>
       <w:r>
         <w:rPr>
           <w:rtl/>
@@ -10003,20 +8995,14 @@
         </w:rPr>
         <w:t>)، مما يشير إلى أن فارسيًا هو من كتب هذه الرسالة (</w:t>
       </w:r>
-      <w:hyperlink r:id="rId159">
-        <w:r>
-          <w:rPr>
-            <w:rtl/>
-            <w:cs/>
-            <w:lang w:val="ar_AE" w:bidi="ar_AE"/>
-          </w:rPr>
-          <w:rPr>
-            <w:color w:val="0000EE"/>
-            <w:u w:val="single"/>
-          </w:rPr>
-          <w:t>7:11–26</w:t>
-        </w:r>
-      </w:hyperlink>
+      <w:r>
+        <w:rPr>
+          <w:rtl/>
+          <w:cs/>
+          <w:lang w:val="ar_AE" w:bidi="ar_AE"/>
+        </w:rPr>
+        <w:t>7:11–26</w:t>
+      </w:r>
       <w:r>
         <w:rPr>
           <w:rtl/>
@@ -10116,20 +9102,14 @@
         </w:rPr>
         <w:t xml:space="preserve"> الَّذِي فِي أُورُشَلِيمَ مَسْكَنُهُ: كان هيكل الله يقع هناك. وفي الأغلب ظن أرتحششتا أنه كان يساهم في إعادة بناء بيت إله أورشليم المحلي (قارن </w:t>
       </w:r>
-      <w:hyperlink r:id="rId160">
-        <w:r>
-          <w:rPr>
-            <w:rtl/>
-            <w:cs/>
-            <w:lang w:val="ar_AE" w:bidi="ar_AE"/>
-          </w:rPr>
-          <w:rPr>
-            <w:color w:val="0000EE"/>
-            <w:u w:val="single"/>
-          </w:rPr>
-          <w:t>1 ملوك 8:27</w:t>
-        </w:r>
-      </w:hyperlink>
+      <w:r>
+        <w:rPr>
+          <w:rtl/>
+          <w:cs/>
+          <w:lang w:val="ar_AE" w:bidi="ar_AE"/>
+        </w:rPr>
+        <w:t>1 ملوك 8:27</w:t>
+      </w:r>
       <w:r>
         <w:rPr>
           <w:rtl/>
@@ -10138,20 +9118,14 @@
         </w:rPr>
         <w:t xml:space="preserve">؛ </w:t>
       </w:r>
-      <w:hyperlink r:id="rId161">
-        <w:r>
-          <w:rPr>
-            <w:rtl/>
-            <w:cs/>
-            <w:lang w:val="ar_AE" w:bidi="ar_AE"/>
-          </w:rPr>
-          <w:rPr>
-            <w:color w:val="0000EE"/>
-            <w:u w:val="single"/>
-          </w:rPr>
-          <w:t>مزمور 24:1</w:t>
-        </w:r>
-      </w:hyperlink>
+      <w:r>
+        <w:rPr>
+          <w:rtl/>
+          <w:cs/>
+          <w:lang w:val="ar_AE" w:bidi="ar_AE"/>
+        </w:rPr>
+        <w:t>مزمور 24:1</w:t>
+      </w:r>
       <w:r>
         <w:rPr>
           <w:rtl/>
@@ -10227,20 +9201,14 @@
         </w:rPr>
         <w:t>مثل كورش (</w:t>
       </w:r>
-      <w:hyperlink r:id="rId162">
-        <w:r>
-          <w:rPr>
-            <w:rtl/>
-            <w:cs/>
-            <w:lang w:val="ar_AE" w:bidi="ar_AE"/>
-          </w:rPr>
-          <w:rPr>
-            <w:color w:val="0000EE"/>
-            <w:u w:val="single"/>
-          </w:rPr>
-          <w:t>1:4</w:t>
-        </w:r>
-      </w:hyperlink>
+      <w:r>
+        <w:rPr>
+          <w:rtl/>
+          <w:cs/>
+          <w:lang w:val="ar_AE" w:bidi="ar_AE"/>
+        </w:rPr>
+        <w:t>1:4</w:t>
+      </w:r>
       <w:r>
         <w:rPr>
           <w:rtl/>
@@ -10249,20 +9217,14 @@
         </w:rPr>
         <w:t xml:space="preserve">، </w:t>
       </w:r>
-      <w:hyperlink r:id="rId62">
-        <w:r>
-          <w:rPr>
-            <w:rtl/>
-            <w:cs/>
-            <w:lang w:val="ar_AE" w:bidi="ar_AE"/>
-          </w:rPr>
-          <w:rPr>
-            <w:color w:val="0000EE"/>
-            <w:u w:val="single"/>
-          </w:rPr>
-          <w:t>6</w:t>
-        </w:r>
-      </w:hyperlink>
+      <w:r>
+        <w:rPr>
+          <w:rtl/>
+          <w:cs/>
+          <w:lang w:val="ar_AE" w:bidi="ar_AE"/>
+        </w:rPr>
+        <w:t>6</w:t>
+      </w:r>
       <w:r>
         <w:rPr>
           <w:rtl/>
@@ -10271,20 +9233,14 @@
         </w:rPr>
         <w:t>)، سمح أرتحششتا لليهود في بابل بإرسال التبرعات الطوعية إلى أورشليم. وقد تم جمع مبلغ كبير من الملك ومجلسه وكذلك من المتبرعين اليهود (</w:t>
       </w:r>
-      <w:hyperlink r:id="rId163">
-        <w:r>
-          <w:rPr>
-            <w:rtl/>
-            <w:cs/>
-            <w:lang w:val="ar_AE" w:bidi="ar_AE"/>
-          </w:rPr>
-          <w:rPr>
-            <w:color w:val="0000EE"/>
-            <w:u w:val="single"/>
-          </w:rPr>
-          <w:t>8:25–27</w:t>
-        </w:r>
-      </w:hyperlink>
+      <w:r>
+        <w:rPr>
+          <w:rtl/>
+          <w:cs/>
+          <w:lang w:val="ar_AE" w:bidi="ar_AE"/>
+        </w:rPr>
+        <w:t>8:25–27</w:t>
+      </w:r>
       <w:r>
         <w:rPr>
           <w:rtl/>
@@ -10360,20 +9316,14 @@
         </w:rPr>
         <w:t xml:space="preserve">الأشياء المذكورة هنا كانت تُستعمل عادةً في تقدمات العبادة بحسب الناموس (انظر </w:t>
       </w:r>
-      <w:hyperlink r:id="rId164">
-        <w:r>
-          <w:rPr>
-            <w:rtl/>
-            <w:cs/>
-            <w:lang w:val="ar_AE" w:bidi="ar_AE"/>
-          </w:rPr>
-          <w:rPr>
-            <w:color w:val="0000EE"/>
-            <w:u w:val="single"/>
-          </w:rPr>
-          <w:t>خروج ٢٧: ٢٠</w:t>
-        </w:r>
-      </w:hyperlink>
+      <w:r>
+        <w:rPr>
+          <w:rtl/>
+          <w:cs/>
+          <w:lang w:val="ar_AE" w:bidi="ar_AE"/>
+        </w:rPr>
+        <w:t>خروج ٢٧: ٢٠</w:t>
+      </w:r>
       <w:r>
         <w:rPr>
           <w:rtl/>
@@ -10382,20 +9332,14 @@
         </w:rPr>
         <w:t xml:space="preserve">؛ </w:t>
       </w:r>
-      <w:hyperlink r:id="rId165">
-        <w:r>
-          <w:rPr>
-            <w:rtl/>
-            <w:cs/>
-            <w:lang w:val="ar_AE" w:bidi="ar_AE"/>
-          </w:rPr>
-          <w:rPr>
-            <w:color w:val="0000EE"/>
-            <w:u w:val="single"/>
-          </w:rPr>
-          <w:t>٢٩: ٢</w:t>
-        </w:r>
-      </w:hyperlink>
+      <w:r>
+        <w:rPr>
+          <w:rtl/>
+          <w:cs/>
+          <w:lang w:val="ar_AE" w:bidi="ar_AE"/>
+        </w:rPr>
+        <w:t>٢٩: ٢</w:t>
+      </w:r>
       <w:r>
         <w:rPr>
           <w:rtl/>
@@ -10404,20 +9348,14 @@
         </w:rPr>
         <w:t xml:space="preserve">؛ </w:t>
       </w:r>
-      <w:hyperlink r:id="rId166">
-        <w:r>
-          <w:rPr>
-            <w:rtl/>
-            <w:cs/>
-            <w:lang w:val="ar_AE" w:bidi="ar_AE"/>
-          </w:rPr>
-          <w:rPr>
-            <w:color w:val="0000EE"/>
-            <w:u w:val="single"/>
-          </w:rPr>
-          <w:t>لاويين ٢: ٤</w:t>
-        </w:r>
-      </w:hyperlink>
+      <w:r>
+        <w:rPr>
+          <w:rtl/>
+          <w:cs/>
+          <w:lang w:val="ar_AE" w:bidi="ar_AE"/>
+        </w:rPr>
+        <w:t>لاويين ٢: ٤</w:t>
+      </w:r>
       <w:r>
         <w:rPr>
           <w:rtl/>
@@ -10426,20 +9364,14 @@
         </w:rPr>
         <w:t xml:space="preserve">، </w:t>
       </w:r>
-      <w:hyperlink r:id="rId167">
-        <w:r>
-          <w:rPr>
-            <w:rtl/>
-            <w:cs/>
-            <w:lang w:val="ar_AE" w:bidi="ar_AE"/>
-          </w:rPr>
-          <w:rPr>
-            <w:color w:val="0000EE"/>
-            <w:u w:val="single"/>
-          </w:rPr>
-          <w:t>١٣</w:t>
-        </w:r>
-      </w:hyperlink>
+      <w:r>
+        <w:rPr>
+          <w:rtl/>
+          <w:cs/>
+          <w:lang w:val="ar_AE" w:bidi="ar_AE"/>
+        </w:rPr>
+        <w:t>١٣</w:t>
+      </w:r>
       <w:r>
         <w:rPr>
           <w:rtl/>
@@ -10448,20 +9380,14 @@
         </w:rPr>
         <w:t xml:space="preserve">؛ </w:t>
       </w:r>
-      <w:hyperlink r:id="rId168">
-        <w:r>
-          <w:rPr>
-            <w:rtl/>
-            <w:cs/>
-            <w:lang w:val="ar_AE" w:bidi="ar_AE"/>
-          </w:rPr>
-          <w:rPr>
-            <w:color w:val="0000EE"/>
-            <w:u w:val="single"/>
-          </w:rPr>
-          <w:t>١٤: ١٠</w:t>
-        </w:r>
-      </w:hyperlink>
+      <w:r>
+        <w:rPr>
+          <w:rtl/>
+          <w:cs/>
+          <w:lang w:val="ar_AE" w:bidi="ar_AE"/>
+        </w:rPr>
+        <w:t>١٤: ١٠</w:t>
+      </w:r>
       <w:r>
         <w:rPr>
           <w:rtl/>
@@ -10470,20 +9396,14 @@
         </w:rPr>
         <w:t xml:space="preserve">؛ </w:t>
       </w:r>
-      <w:hyperlink r:id="rId169">
-        <w:r>
-          <w:rPr>
-            <w:rtl/>
-            <w:cs/>
-            <w:lang w:val="ar_AE" w:bidi="ar_AE"/>
-          </w:rPr>
-          <w:rPr>
-            <w:color w:val="0000EE"/>
-            <w:u w:val="single"/>
-          </w:rPr>
-          <w:t>عدد ٢٨: ٧</w:t>
-        </w:r>
-      </w:hyperlink>
+      <w:r>
+        <w:rPr>
+          <w:rtl/>
+          <w:cs/>
+          <w:lang w:val="ar_AE" w:bidi="ar_AE"/>
+        </w:rPr>
+        <w:t>عدد ٢٨: ٧</w:t>
+      </w:r>
       <w:r>
         <w:rPr>
           <w:rtl/>
@@ -10559,20 +9479,14 @@
         </w:rPr>
         <w:t>إِلهُ السَّمَاءِ: هذا هو اللقب الذي أشار به اليهود إلى الرب (</w:t>
       </w:r>
-      <w:hyperlink r:id="rId170">
-        <w:r>
-          <w:rPr>
-            <w:rtl/>
-            <w:cs/>
-            <w:lang w:val="ar_AE" w:bidi="ar_AE"/>
-          </w:rPr>
-          <w:rPr>
-            <w:color w:val="0000EE"/>
-            <w:u w:val="single"/>
-          </w:rPr>
-          <w:t>5:11–12</w:t>
-        </w:r>
-      </w:hyperlink>
+      <w:r>
+        <w:rPr>
+          <w:rtl/>
+          <w:cs/>
+          <w:lang w:val="ar_AE" w:bidi="ar_AE"/>
+        </w:rPr>
+        <w:t>5:11–12</w:t>
+      </w:r>
       <w:r>
         <w:rPr>
           <w:rtl/>
@@ -10581,20 +9495,14 @@
         </w:rPr>
         <w:t>) والذي استخدمه كورش (</w:t>
       </w:r>
-      <w:hyperlink r:id="rId171">
-        <w:r>
-          <w:rPr>
-            <w:rtl/>
-            <w:cs/>
-            <w:lang w:val="ar_AE" w:bidi="ar_AE"/>
-          </w:rPr>
-          <w:rPr>
-            <w:color w:val="0000EE"/>
-            <w:u w:val="single"/>
-          </w:rPr>
-          <w:t>1:2</w:t>
-        </w:r>
-      </w:hyperlink>
+      <w:r>
+        <w:rPr>
+          <w:rtl/>
+          <w:cs/>
+          <w:lang w:val="ar_AE" w:bidi="ar_AE"/>
+        </w:rPr>
+        <w:t>1:2</w:t>
+      </w:r>
       <w:r>
         <w:rPr>
           <w:rtl/>
@@ -10603,20 +9511,14 @@
         </w:rPr>
         <w:t>). ربما كان الملك الفارسي يعتقد، مثل الآخرين في الشرق الأدنى القديم، أن إله أو آلهة كل بلد تسيطر على أراضيها. ولم يرغب أرتحششتا في المخاطرة بجلب غضب الله على مملكة الملك وتقويض سلام إمبراطوريته من خلال الفشل في توفير العبادة التي طلبها إله أورشليم له (</w:t>
       </w:r>
-      <w:hyperlink r:id="rId172">
-        <w:r>
-          <w:rPr>
-            <w:rtl/>
-            <w:cs/>
-            <w:lang w:val="ar_AE" w:bidi="ar_AE"/>
-          </w:rPr>
-          <w:rPr>
-            <w:color w:val="0000EE"/>
-            <w:u w:val="single"/>
-          </w:rPr>
-          <w:t>7:19</w:t>
-        </w:r>
-      </w:hyperlink>
+      <w:r>
+        <w:rPr>
+          <w:rtl/>
+          <w:cs/>
+          <w:lang w:val="ar_AE" w:bidi="ar_AE"/>
+        </w:rPr>
+        <w:t>7:19</w:t>
+      </w:r>
       <w:r>
         <w:rPr>
           <w:rtl/>
@@ -10893,20 +9795,14 @@
         </w:rPr>
         <w:t>يتفرع نهر أهوا من نهر الفرات بالقرب من بابل. • وَلكِنَّنِي لَمْ أَجِدْ أَحَدًا مِنَ اللاَّوِيِّينَ هُنَاكَ: لقد جاء عدد قليل فقط من اللاويين في وقت سابق مع شيشبصر (</w:t>
       </w:r>
-      <w:hyperlink r:id="rId131">
-        <w:r>
-          <w:rPr>
-            <w:rtl/>
-            <w:cs/>
-            <w:lang w:val="ar_AE" w:bidi="ar_AE"/>
-          </w:rPr>
-          <w:rPr>
-            <w:color w:val="0000EE"/>
-            <w:u w:val="single"/>
-          </w:rPr>
-          <w:t>2:40</w:t>
-        </w:r>
-      </w:hyperlink>
+      <w:r>
+        <w:rPr>
+          <w:rtl/>
+          <w:cs/>
+          <w:lang w:val="ar_AE" w:bidi="ar_AE"/>
+        </w:rPr>
+        <w:t>2:40</w:t>
+      </w:r>
       <w:r>
         <w:rPr>
           <w:rtl/>
@@ -10982,20 +9878,14 @@
         </w:rPr>
         <w:t xml:space="preserve">يشير المصطلح العبري المترجم إلى "الْفَهِيمَيْنِ" إلى أولئك الذين يمتلكون القدرة على تفسير وشرح التوراة. ربما كان هؤلاء الرجال يحظون بالاحترام بسبب خبرتهم في الكتب المُقَدَّسة (قارن </w:t>
       </w:r>
-      <w:hyperlink r:id="rId173">
-        <w:r>
-          <w:rPr>
-            <w:rtl/>
-            <w:cs/>
-            <w:lang w:val="ar_AE" w:bidi="ar_AE"/>
-          </w:rPr>
-          <w:rPr>
-            <w:color w:val="0000EE"/>
-            <w:u w:val="single"/>
-          </w:rPr>
-          <w:t>نحميا 8:8–9</w:t>
-        </w:r>
-      </w:hyperlink>
+      <w:r>
+        <w:rPr>
+          <w:rtl/>
+          <w:cs/>
+          <w:lang w:val="ar_AE" w:bidi="ar_AE"/>
+        </w:rPr>
+        <w:t>نحميا 8:8–9</w:t>
+      </w:r>
       <w:r>
         <w:rPr>
           <w:rtl/>
@@ -11146,20 +10036,14 @@
         </w:rPr>
         <w:t xml:space="preserve">: انظر </w:t>
       </w:r>
-      <w:hyperlink r:id="rId174">
-        <w:r>
-          <w:rPr>
-            <w:rtl/>
-            <w:cs/>
-            <w:lang w:val="ar_AE" w:bidi="ar_AE"/>
-          </w:rPr>
-          <w:rPr>
-            <w:color w:val="0000EE"/>
-            <w:u w:val="single"/>
-          </w:rPr>
-          <w:t>1 أخبار 24–26</w:t>
-        </w:r>
-      </w:hyperlink>
+      <w:r>
+        <w:rPr>
+          <w:rtl/>
+          <w:cs/>
+          <w:lang w:val="ar_AE" w:bidi="ar_AE"/>
+        </w:rPr>
+        <w:t>1 أخبار 24–26</w:t>
+      </w:r>
       <w:r>
         <w:rPr>
           <w:rtl/>
@@ -11369,20 +10253,14 @@
         </w:rPr>
         <w:t>فَصُمْنَا وَطَلَبْنَا ذلِكَ مِنْ إِلهِنَا: في العهد القديم، كان الصوم غالبًا ما يرافق الصلاة كدليل على الحاجة أمام الله (</w:t>
       </w:r>
-      <w:hyperlink r:id="rId175">
-        <w:r>
-          <w:rPr>
-            <w:rtl/>
-            <w:cs/>
-            <w:lang w:val="ar_AE" w:bidi="ar_AE"/>
-          </w:rPr>
-          <w:rPr>
-            <w:color w:val="0000EE"/>
-            <w:u w:val="single"/>
-          </w:rPr>
-          <w:t>1 ملوك 21:9</w:t>
-        </w:r>
-      </w:hyperlink>
+      <w:r>
+        <w:rPr>
+          <w:rtl/>
+          <w:cs/>
+          <w:lang w:val="ar_AE" w:bidi="ar_AE"/>
+        </w:rPr>
+        <w:t>1 ملوك 21:9</w:t>
+      </w:r>
       <w:r>
         <w:rPr>
           <w:rtl/>
@@ -11391,20 +10269,14 @@
         </w:rPr>
         <w:t xml:space="preserve">؛ </w:t>
       </w:r>
-      <w:hyperlink r:id="rId176">
-        <w:r>
-          <w:rPr>
-            <w:rtl/>
-            <w:cs/>
-            <w:lang w:val="ar_AE" w:bidi="ar_AE"/>
-          </w:rPr>
-          <w:rPr>
-            <w:color w:val="0000EE"/>
-            <w:u w:val="single"/>
-          </w:rPr>
-          <w:t>2 أخبار 20:3</w:t>
-        </w:r>
-      </w:hyperlink>
+      <w:r>
+        <w:rPr>
+          <w:rtl/>
+          <w:cs/>
+          <w:lang w:val="ar_AE" w:bidi="ar_AE"/>
+        </w:rPr>
+        <w:t>2 أخبار 20:3</w:t>
+      </w:r>
       <w:r>
         <w:rPr>
           <w:rtl/>
@@ -11413,20 +10285,14 @@
         </w:rPr>
         <w:t xml:space="preserve">؛ </w:t>
       </w:r>
-      <w:hyperlink r:id="rId177">
-        <w:r>
-          <w:rPr>
-            <w:rtl/>
-            <w:cs/>
-            <w:lang w:val="ar_AE" w:bidi="ar_AE"/>
-          </w:rPr>
-          <w:rPr>
-            <w:color w:val="0000EE"/>
-            <w:u w:val="single"/>
-          </w:rPr>
-          <w:t>نحميا 1:4</w:t>
-        </w:r>
-      </w:hyperlink>
+      <w:r>
+        <w:rPr>
+          <w:rtl/>
+          <w:cs/>
+          <w:lang w:val="ar_AE" w:bidi="ar_AE"/>
+        </w:rPr>
+        <w:t>نحميا 1:4</w:t>
+      </w:r>
       <w:r>
         <w:rPr>
           <w:rtl/>
@@ -11435,20 +10301,14 @@
         </w:rPr>
         <w:t xml:space="preserve">؛ </w:t>
       </w:r>
-      <w:hyperlink r:id="rId178">
-        <w:r>
-          <w:rPr>
-            <w:rtl/>
-            <w:cs/>
-            <w:lang w:val="ar_AE" w:bidi="ar_AE"/>
-          </w:rPr>
-          <w:rPr>
-            <w:color w:val="0000EE"/>
-            <w:u w:val="single"/>
-          </w:rPr>
-          <w:t>دانيآل 9:3</w:t>
-        </w:r>
-      </w:hyperlink>
+      <w:r>
+        <w:rPr>
+          <w:rtl/>
+          <w:cs/>
+          <w:lang w:val="ar_AE" w:bidi="ar_AE"/>
+        </w:rPr>
+        <w:t>دانيآل 9:3</w:t>
+      </w:r>
       <w:r>
         <w:rPr>
           <w:rtl/>
@@ -11524,20 +10384,14 @@
         </w:rPr>
         <w:t>كانت الأشياء التي كان القادة مسؤولين عن نقلها تشمل تقدمات من أجل الهيكل والذبائح. ونظرًا لأن هذه التقدمات كانت مخصصة لله ومُقَدَّسة (</w:t>
       </w:r>
-      <w:hyperlink r:id="rId179">
-        <w:r>
-          <w:rPr>
-            <w:rtl/>
-            <w:cs/>
-            <w:lang w:val="ar_AE" w:bidi="ar_AE"/>
-          </w:rPr>
-          <w:rPr>
-            <w:color w:val="0000EE"/>
-            <w:u w:val="single"/>
-          </w:rPr>
-          <w:t>8:28</w:t>
-        </w:r>
-      </w:hyperlink>
+      <w:r>
+        <w:rPr>
+          <w:rtl/>
+          <w:cs/>
+          <w:lang w:val="ar_AE" w:bidi="ar_AE"/>
+        </w:rPr>
+        <w:t>8:28</w:t>
+      </w:r>
       <w:r>
         <w:rPr>
           <w:rtl/>
@@ -11704,20 +10558,14 @@
         </w:rPr>
         <w:t xml:space="preserve">غادرنا المعسكر في 19 أبريل (رَحَلْنَا مِنْ نَهْرِ أَهْوَا فِي الثَّانِي عَشَرَ مِنَ الشَّهْرِ الأَوَّلِ): استغرق الأمر اثني عشر يومًا لتنظيم أنفسهم، وتشجيع بعض اللاويين على الانضمام إليهم، والصلاة من أجل حماية الله قبل أن يتمكن عزرا من قيادة الناس نحو أورشليم (انظر </w:t>
       </w:r>
-      <w:hyperlink r:id="rId180">
-        <w:r>
-          <w:rPr>
-            <w:rtl/>
-            <w:cs/>
-            <w:lang w:val="ar_AE" w:bidi="ar_AE"/>
-          </w:rPr>
-          <w:rPr>
-            <w:color w:val="0000EE"/>
-            <w:u w:val="single"/>
-          </w:rPr>
-          <w:t>7:9</w:t>
-        </w:r>
-      </w:hyperlink>
+      <w:r>
+        <w:rPr>
+          <w:rtl/>
+          <w:cs/>
+          <w:lang w:val="ar_AE" w:bidi="ar_AE"/>
+        </w:rPr>
+        <w:t>7:9</w:t>
+      </w:r>
       <w:r>
         <w:rPr>
           <w:rtl/>
@@ -11793,20 +10641,14 @@
         </w:rPr>
         <w:t xml:space="preserve">قَرَّبُوا مُحْرَقَاتٍ: بالنسبة للعديد من اليهود الذين أتوا إلى أورشليم مع عزرا، ربما كانت هذه أول ذبيحة يقدمونها على الإطلاق. وقد كانت تجربة روحية مؤثرة بالنسبة لهم أن يعترفوا بخطاياهم ويكرسوا حياتهم لله بهذه الطريقة. للحصول على تفاصيل حول ذبيحة المحرقة، انظر </w:t>
       </w:r>
-      <w:hyperlink r:id="rId181">
-        <w:r>
-          <w:rPr>
-            <w:rtl/>
-            <w:cs/>
-            <w:lang w:val="ar_AE" w:bidi="ar_AE"/>
-          </w:rPr>
-          <w:rPr>
-            <w:color w:val="0000EE"/>
-            <w:u w:val="single"/>
-          </w:rPr>
-          <w:t>لاويين 1</w:t>
-        </w:r>
-      </w:hyperlink>
+      <w:r>
+        <w:rPr>
+          <w:rtl/>
+          <w:cs/>
+          <w:lang w:val="ar_AE" w:bidi="ar_AE"/>
+        </w:rPr>
+        <w:t>لاويين 1</w:t>
+      </w:r>
       <w:r>
         <w:rPr>
           <w:rtl/>
@@ -11882,20 +10724,14 @@
         </w:rPr>
         <w:t xml:space="preserve">وقعت الأحداث التالية بعد حوالي أربعة أشهر من وصول عزرا (قارن </w:t>
       </w:r>
-      <w:hyperlink r:id="rId180">
-        <w:r>
-          <w:rPr>
-            <w:rtl/>
-            <w:cs/>
-            <w:lang w:val="ar_AE" w:bidi="ar_AE"/>
-          </w:rPr>
-          <w:rPr>
-            <w:color w:val="0000EE"/>
-            <w:u w:val="single"/>
-          </w:rPr>
-          <w:t>7:9</w:t>
-        </w:r>
-      </w:hyperlink>
+      <w:r>
+        <w:rPr>
+          <w:rtl/>
+          <w:cs/>
+          <w:lang w:val="ar_AE" w:bidi="ar_AE"/>
+        </w:rPr>
+        <w:t>7:9</w:t>
+      </w:r>
       <w:r>
         <w:rPr>
           <w:rtl/>
@@ -11904,20 +10740,14 @@
         </w:rPr>
         <w:t xml:space="preserve">؛ </w:t>
       </w:r>
-      <w:hyperlink r:id="rId182">
-        <w:r>
-          <w:rPr>
-            <w:rtl/>
-            <w:cs/>
-            <w:lang w:val="ar_AE" w:bidi="ar_AE"/>
-          </w:rPr>
-          <w:rPr>
-            <w:color w:val="0000EE"/>
-            <w:u w:val="single"/>
-          </w:rPr>
-          <w:t>10:9</w:t>
-        </w:r>
-      </w:hyperlink>
+      <w:r>
+        <w:rPr>
+          <w:rtl/>
+          <w:cs/>
+          <w:lang w:val="ar_AE" w:bidi="ar_AE"/>
+        </w:rPr>
+        <w:t>10:9</w:t>
+      </w:r>
       <w:r>
         <w:rPr>
           <w:rtl/>
@@ -11926,20 +10756,14 @@
         </w:rPr>
         <w:t xml:space="preserve">). • كان الزواج المختلط مع الأمم (الأجانب) الوثنيين شديد الْخَطَر لأن الإسرائيليين قد ينتهي بهم الأمر إلى عبادة آلهة أخرى وقبول الممارسات البغيضة للأديان الأخرى (قارن </w:t>
       </w:r>
-      <w:hyperlink r:id="rId67">
-        <w:r>
-          <w:rPr>
-            <w:rtl/>
-            <w:cs/>
-            <w:lang w:val="ar_AE" w:bidi="ar_AE"/>
-          </w:rPr>
-          <w:rPr>
-            <w:color w:val="0000EE"/>
-            <w:u w:val="single"/>
-          </w:rPr>
-          <w:t>عزرا 4:1–5</w:t>
-        </w:r>
-      </w:hyperlink>
+      <w:r>
+        <w:rPr>
+          <w:rtl/>
+          <w:cs/>
+          <w:lang w:val="ar_AE" w:bidi="ar_AE"/>
+        </w:rPr>
+        <w:t>عزرا 4:1–5</w:t>
+      </w:r>
       <w:r>
         <w:rPr>
           <w:rtl/>
@@ -11948,20 +10772,14 @@
         </w:rPr>
         <w:t xml:space="preserve">؛ </w:t>
       </w:r>
-      <w:hyperlink r:id="rId183">
-        <w:r>
-          <w:rPr>
-            <w:rtl/>
-            <w:cs/>
-            <w:lang w:val="ar_AE" w:bidi="ar_AE"/>
-          </w:rPr>
-          <w:rPr>
-            <w:color w:val="0000EE"/>
-            <w:u w:val="single"/>
-          </w:rPr>
-          <w:t>تثنية 7:1–4</w:t>
-        </w:r>
-      </w:hyperlink>
+      <w:r>
+        <w:rPr>
+          <w:rtl/>
+          <w:cs/>
+          <w:lang w:val="ar_AE" w:bidi="ar_AE"/>
+        </w:rPr>
+        <w:t>تثنية 7:1–4</w:t>
+      </w:r>
       <w:r>
         <w:rPr>
           <w:rtl/>
@@ -11987,20 +10805,14 @@
         </w:rPr>
         <w:t xml:space="preserve"> لأن إسرائيل كانت أمة عهد مُقَدَّسة (</w:t>
       </w:r>
-      <w:hyperlink r:id="rId184">
-        <w:r>
-          <w:rPr>
-            <w:rtl/>
-            <w:cs/>
-            <w:lang w:val="ar_AE" w:bidi="ar_AE"/>
-          </w:rPr>
-          <w:rPr>
-            <w:color w:val="0000EE"/>
-            <w:u w:val="single"/>
-          </w:rPr>
-          <w:t>خروج 19:6</w:t>
-        </w:r>
-      </w:hyperlink>
+      <w:r>
+        <w:rPr>
+          <w:rtl/>
+          <w:cs/>
+          <w:lang w:val="ar_AE" w:bidi="ar_AE"/>
+        </w:rPr>
+        <w:t>خروج 19:6</w:t>
+      </w:r>
       <w:r>
         <w:rPr>
           <w:rtl/>
@@ -12009,20 +10821,14 @@
         </w:rPr>
         <w:t>)، لم يكن ينبغي لها أن تشارك في الممارسات الوثنية (</w:t>
       </w:r>
-      <w:hyperlink r:id="rId185">
-        <w:r>
-          <w:rPr>
-            <w:rtl/>
-            <w:cs/>
-            <w:lang w:val="ar_AE" w:bidi="ar_AE"/>
-          </w:rPr>
-          <w:rPr>
-            <w:color w:val="0000EE"/>
-            <w:u w:val="single"/>
-          </w:rPr>
-          <w:t>لاويين 19:2–4</w:t>
-        </w:r>
-      </w:hyperlink>
+      <w:r>
+        <w:rPr>
+          <w:rtl/>
+          <w:cs/>
+          <w:lang w:val="ar_AE" w:bidi="ar_AE"/>
+        </w:rPr>
+        <w:t>لاويين 19:2–4</w:t>
+      </w:r>
       <w:r>
         <w:rPr>
           <w:rtl/>
@@ -12031,20 +10837,14 @@
         </w:rPr>
         <w:t xml:space="preserve">؛ </w:t>
       </w:r>
-      <w:hyperlink r:id="rId186">
-        <w:r>
-          <w:rPr>
-            <w:rtl/>
-            <w:cs/>
-            <w:lang w:val="ar_AE" w:bidi="ar_AE"/>
-          </w:rPr>
-          <w:rPr>
-            <w:color w:val="0000EE"/>
-            <w:u w:val="single"/>
-          </w:rPr>
-          <w:t>20:6–8</w:t>
-        </w:r>
-      </w:hyperlink>
+      <w:r>
+        <w:rPr>
+          <w:rtl/>
+          <w:cs/>
+          <w:lang w:val="ar_AE" w:bidi="ar_AE"/>
+        </w:rPr>
+        <w:t>20:6–8</w:t>
+      </w:r>
       <w:r>
         <w:rPr>
           <w:rtl/>
@@ -12053,20 +10853,14 @@
         </w:rPr>
         <w:t xml:space="preserve">، </w:t>
       </w:r>
-      <w:hyperlink r:id="rId187">
-        <w:r>
-          <w:rPr>
-            <w:rtl/>
-            <w:cs/>
-            <w:lang w:val="ar_AE" w:bidi="ar_AE"/>
-          </w:rPr>
-          <w:rPr>
-            <w:color w:val="0000EE"/>
-            <w:u w:val="single"/>
-          </w:rPr>
-          <w:t>22–26</w:t>
-        </w:r>
-      </w:hyperlink>
+      <w:r>
+        <w:rPr>
+          <w:rtl/>
+          <w:cs/>
+          <w:lang w:val="ar_AE" w:bidi="ar_AE"/>
+        </w:rPr>
+        <w:t>22–26</w:t>
+      </w:r>
       <w:r>
         <w:rPr>
           <w:rtl/>
@@ -12142,20 +10936,14 @@
         </w:rPr>
         <w:t>واجه عزرا مشكلة الزواج المختلط مع الأمم الوثنيين. كان القادة اليهود قد سمحوا بهذه الممارسة، برغم أن العائدين الأوائل كانوا ملتزمين بالابتعاد عن التأثيرات الوثنية (</w:t>
       </w:r>
-      <w:hyperlink r:id="rId67">
-        <w:r>
-          <w:rPr>
-            <w:rtl/>
-            <w:cs/>
-            <w:lang w:val="ar_AE" w:bidi="ar_AE"/>
-          </w:rPr>
-          <w:rPr>
-            <w:color w:val="0000EE"/>
-            <w:u w:val="single"/>
-          </w:rPr>
-          <w:t>4:1–5</w:t>
-        </w:r>
-      </w:hyperlink>
+      <w:r>
+        <w:rPr>
+          <w:rtl/>
+          <w:cs/>
+          <w:lang w:val="ar_AE" w:bidi="ar_AE"/>
+        </w:rPr>
+        <w:t>4:1–5</w:t>
+      </w:r>
       <w:r>
         <w:rPr>
           <w:rtl/>
@@ -12239,20 +11027,14 @@
         </w:rPr>
         <w:t xml:space="preserve">: قارن مع </w:t>
       </w:r>
-      <w:hyperlink r:id="rId188">
-        <w:r>
-          <w:rPr>
-            <w:rtl/>
-            <w:cs/>
-            <w:lang w:val="ar_AE" w:bidi="ar_AE"/>
-          </w:rPr>
-          <w:rPr>
-            <w:color w:val="0000EE"/>
-            <w:u w:val="single"/>
-          </w:rPr>
-          <w:t>تكوين 37:34</w:t>
-        </w:r>
-      </w:hyperlink>
+      <w:r>
+        <w:rPr>
+          <w:rtl/>
+          <w:cs/>
+          <w:lang w:val="ar_AE" w:bidi="ar_AE"/>
+        </w:rPr>
+        <w:t>تكوين 37:34</w:t>
+      </w:r>
       <w:r>
         <w:rPr>
           <w:rtl/>
@@ -12261,20 +11043,14 @@
         </w:rPr>
         <w:t xml:space="preserve">؛ </w:t>
       </w:r>
-      <w:hyperlink r:id="rId189">
-        <w:r>
-          <w:rPr>
-            <w:rtl/>
-            <w:cs/>
-            <w:lang w:val="ar_AE" w:bidi="ar_AE"/>
-          </w:rPr>
-          <w:rPr>
-            <w:color w:val="0000EE"/>
-            <w:u w:val="single"/>
-          </w:rPr>
-          <w:t>2 ملوك 22:11</w:t>
-        </w:r>
-      </w:hyperlink>
+      <w:r>
+        <w:rPr>
+          <w:rtl/>
+          <w:cs/>
+          <w:lang w:val="ar_AE" w:bidi="ar_AE"/>
+        </w:rPr>
+        <w:t>2 ملوك 22:11</w:t>
+      </w:r>
       <w:r>
         <w:rPr>
           <w:rtl/>
@@ -12283,20 +11059,14 @@
         </w:rPr>
         <w:t xml:space="preserve">؛ </w:t>
       </w:r>
-      <w:hyperlink r:id="rId190">
-        <w:r>
-          <w:rPr>
-            <w:rtl/>
-            <w:cs/>
-            <w:lang w:val="ar_AE" w:bidi="ar_AE"/>
-          </w:rPr>
-          <w:rPr>
-            <w:color w:val="0000EE"/>
-            <w:u w:val="single"/>
-          </w:rPr>
-          <w:t>أيّوب 1:20</w:t>
-        </w:r>
-      </w:hyperlink>
+      <w:r>
+        <w:rPr>
+          <w:rtl/>
+          <w:cs/>
+          <w:lang w:val="ar_AE" w:bidi="ar_AE"/>
+        </w:rPr>
+        <w:t>أيّوب 1:20</w:t>
+      </w:r>
       <w:r>
         <w:rPr>
           <w:rtl/>
@@ -12589,20 +11359,14 @@
         </w:rPr>
         <w:t xml:space="preserve">تُقَدِّم صلاة عزرا نموذجًا للصلاة الشفاعية (قارن </w:t>
       </w:r>
-      <w:hyperlink r:id="rId191">
-        <w:r>
-          <w:rPr>
-            <w:rtl/>
-            <w:cs/>
-            <w:lang w:val="ar_AE" w:bidi="ar_AE"/>
-          </w:rPr>
-          <w:rPr>
-            <w:color w:val="0000EE"/>
-            <w:u w:val="single"/>
-          </w:rPr>
-          <w:t>نحميا 1:5–11</w:t>
-        </w:r>
-      </w:hyperlink>
+      <w:r>
+        <w:rPr>
+          <w:rtl/>
+          <w:cs/>
+          <w:lang w:val="ar_AE" w:bidi="ar_AE"/>
+        </w:rPr>
+        <w:t>نحميا 1:5–11</w:t>
+      </w:r>
       <w:r>
         <w:rPr>
           <w:rtl/>
@@ -12611,20 +11375,14 @@
         </w:rPr>
         <w:t xml:space="preserve">؛ </w:t>
       </w:r>
-      <w:hyperlink r:id="rId192">
-        <w:r>
-          <w:rPr>
-            <w:rtl/>
-            <w:cs/>
-            <w:lang w:val="ar_AE" w:bidi="ar_AE"/>
-          </w:rPr>
-          <w:rPr>
-            <w:color w:val="0000EE"/>
-            <w:u w:val="single"/>
-          </w:rPr>
-          <w:t>دانيآل 9:4–19</w:t>
-        </w:r>
-      </w:hyperlink>
+      <w:r>
+        <w:rPr>
+          <w:rtl/>
+          <w:cs/>
+          <w:lang w:val="ar_AE" w:bidi="ar_AE"/>
+        </w:rPr>
+        <w:t>دانيآل 9:4–19</w:t>
+      </w:r>
       <w:r>
         <w:rPr>
           <w:rtl/>
@@ -12633,20 +11391,14 @@
         </w:rPr>
         <w:t>). تتضمن هذه الصلاة الاعتراف بالخطايا (</w:t>
       </w:r>
-      <w:hyperlink r:id="rId193">
-        <w:r>
-          <w:rPr>
-            <w:rtl/>
-            <w:cs/>
-            <w:lang w:val="ar_AE" w:bidi="ar_AE"/>
-          </w:rPr>
-          <w:rPr>
-            <w:color w:val="0000EE"/>
-            <w:u w:val="single"/>
-          </w:rPr>
-          <w:t>عزرا 9:6–7</w:t>
-        </w:r>
-      </w:hyperlink>
+      <w:r>
+        <w:rPr>
+          <w:rtl/>
+          <w:cs/>
+          <w:lang w:val="ar_AE" w:bidi="ar_AE"/>
+        </w:rPr>
+        <w:t>عزرا 9:6–7</w:t>
+      </w:r>
       <w:r>
         <w:rPr>
           <w:rtl/>
@@ -12655,20 +11407,14 @@
         </w:rPr>
         <w:t>)، وتذكر نعمة الله السابقة (</w:t>
       </w:r>
-      <w:hyperlink r:id="rId194">
-        <w:r>
-          <w:rPr>
-            <w:rtl/>
-            <w:cs/>
-            <w:lang w:val="ar_AE" w:bidi="ar_AE"/>
-          </w:rPr>
-          <w:rPr>
-            <w:color w:val="0000EE"/>
-            <w:u w:val="single"/>
-          </w:rPr>
-          <w:t>9:8–9</w:t>
-        </w:r>
-      </w:hyperlink>
+      <w:r>
+        <w:rPr>
+          <w:rtl/>
+          <w:cs/>
+          <w:lang w:val="ar_AE" w:bidi="ar_AE"/>
+        </w:rPr>
+        <w:t>9:8–9</w:t>
+      </w:r>
       <w:r>
         <w:rPr>
           <w:rtl/>
@@ -12677,20 +11423,14 @@
         </w:rPr>
         <w:t>)، والاعتراف بأن الناس قد تركوا الله (</w:t>
       </w:r>
-      <w:hyperlink r:id="rId195">
-        <w:r>
-          <w:rPr>
-            <w:rtl/>
-            <w:cs/>
-            <w:lang w:val="ar_AE" w:bidi="ar_AE"/>
-          </w:rPr>
-          <w:rPr>
-            <w:color w:val="0000EE"/>
-            <w:u w:val="single"/>
-          </w:rPr>
-          <w:t>9:10–12</w:t>
-        </w:r>
-      </w:hyperlink>
+      <w:r>
+        <w:rPr>
+          <w:rtl/>
+          <w:cs/>
+          <w:lang w:val="ar_AE" w:bidi="ar_AE"/>
+        </w:rPr>
+        <w:t>9:10–12</w:t>
+      </w:r>
       <w:r>
         <w:rPr>
           <w:rtl/>
@@ -12699,20 +11439,14 @@
         </w:rPr>
         <w:t>)، وكذلك الاعتراف بعدم استحقاقهم (</w:t>
       </w:r>
-      <w:hyperlink r:id="rId196">
-        <w:r>
-          <w:rPr>
-            <w:rtl/>
-            <w:cs/>
-            <w:lang w:val="ar_AE" w:bidi="ar_AE"/>
-          </w:rPr>
-          <w:rPr>
-            <w:color w:val="0000EE"/>
-            <w:u w:val="single"/>
-          </w:rPr>
-          <w:t>9:13–15</w:t>
-        </w:r>
-      </w:hyperlink>
+      <w:r>
+        <w:rPr>
+          <w:rtl/>
+          <w:cs/>
+          <w:lang w:val="ar_AE" w:bidi="ar_AE"/>
+        </w:rPr>
+        <w:t>9:13–15</w:t>
+      </w:r>
       <w:r>
         <w:rPr>
           <w:rtl/>
@@ -12855,20 +11589,14 @@
         </w:rPr>
         <w:t xml:space="preserve">إن نعمة الله الوفيرة ومحبته التي لا تنضب يجب أن تؤثر على كيفية استجابة الناس له (قارن </w:t>
       </w:r>
-      <w:hyperlink r:id="rId197">
-        <w:r>
-          <w:rPr>
-            <w:rtl/>
-            <w:cs/>
-            <w:lang w:val="ar_AE" w:bidi="ar_AE"/>
-          </w:rPr>
-          <w:rPr>
-            <w:color w:val="0000EE"/>
-            <w:u w:val="single"/>
-          </w:rPr>
-          <w:t>تثنية 30:1–5</w:t>
-        </w:r>
-      </w:hyperlink>
+      <w:r>
+        <w:rPr>
+          <w:rtl/>
+          <w:cs/>
+          <w:lang w:val="ar_AE" w:bidi="ar_AE"/>
+        </w:rPr>
+        <w:t>تثنية 30:1–5</w:t>
+      </w:r>
       <w:r>
         <w:rPr>
           <w:rtl/>
@@ -12877,20 +11605,14 @@
         </w:rPr>
         <w:t>). بعد كل ما فعله الله للبقية، كان من المخزي أنهم كانوا على استعداد لخيانته. • بَسَطَ عَلَيْنَا رَحْمَةً أَمَامَ مُلُوكِ فَارِسَ: لقد اضطهدت بابل وأشور أعداءهما وسبتهما (</w:t>
       </w:r>
-      <w:hyperlink r:id="rId198">
-        <w:r>
-          <w:rPr>
-            <w:rtl/>
-            <w:cs/>
-            <w:lang w:val="ar_AE" w:bidi="ar_AE"/>
-          </w:rPr>
-          <w:rPr>
-            <w:color w:val="0000EE"/>
-            <w:u w:val="single"/>
-          </w:rPr>
-          <w:t>2 ملوك 17</w:t>
-        </w:r>
-      </w:hyperlink>
+      <w:r>
+        <w:rPr>
+          <w:rtl/>
+          <w:cs/>
+          <w:lang w:val="ar_AE" w:bidi="ar_AE"/>
+        </w:rPr>
+        <w:t>2 ملوك 17</w:t>
+      </w:r>
       <w:r>
         <w:rPr>
           <w:rtl/>
@@ -12899,20 +11621,14 @@
         </w:rPr>
         <w:t xml:space="preserve">؛ </w:t>
       </w:r>
-      <w:hyperlink r:id="rId199">
-        <w:r>
-          <w:rPr>
-            <w:rtl/>
-            <w:cs/>
-            <w:lang w:val="ar_AE" w:bidi="ar_AE"/>
-          </w:rPr>
-          <w:rPr>
-            <w:color w:val="0000EE"/>
-            <w:u w:val="single"/>
-          </w:rPr>
-          <w:t>25</w:t>
-        </w:r>
-      </w:hyperlink>
+      <w:r>
+        <w:rPr>
+          <w:rtl/>
+          <w:cs/>
+          <w:lang w:val="ar_AE" w:bidi="ar_AE"/>
+        </w:rPr>
+        <w:t>25</w:t>
+      </w:r>
       <w:r>
         <w:rPr>
           <w:rtl/>
@@ -12921,20 +11637,14 @@
         </w:rPr>
         <w:t xml:space="preserve">)، لكن فارس عاملت المسبيين بلطف وأعادتهم إلى أوطانهم (انظر </w:t>
       </w:r>
-      <w:hyperlink r:id="rId200">
-        <w:r>
-          <w:rPr>
-            <w:rtl/>
-            <w:cs/>
-            <w:lang w:val="ar_AE" w:bidi="ar_AE"/>
-          </w:rPr>
-          <w:rPr>
-            <w:color w:val="0000EE"/>
-            <w:u w:val="single"/>
-          </w:rPr>
-          <w:t>عزرا 1:1–3</w:t>
-        </w:r>
-      </w:hyperlink>
+      <w:r>
+        <w:rPr>
+          <w:rtl/>
+          <w:cs/>
+          <w:lang w:val="ar_AE" w:bidi="ar_AE"/>
+        </w:rPr>
+        <w:t>عزرا 1:1–3</w:t>
+      </w:r>
       <w:r>
         <w:rPr>
           <w:rtl/>
@@ -13010,20 +11720,14 @@
         </w:rPr>
         <w:t xml:space="preserve">الَّتِي أَوْصَيْتَ بِهَا عَنْ يَدِ عَبِيدِكَ الأَنْبِيَاءِ: لقد أعلن الله بوضوح ما كان يتوقعه من شعبه (انظر </w:t>
       </w:r>
-      <w:hyperlink r:id="rId201">
-        <w:r>
-          <w:rPr>
-            <w:rtl/>
-            <w:cs/>
-            <w:lang w:val="ar_AE" w:bidi="ar_AE"/>
-          </w:rPr>
-          <w:rPr>
-            <w:color w:val="0000EE"/>
-            <w:u w:val="single"/>
-          </w:rPr>
-          <w:t>تثنية 7: 3–4</w:t>
-        </w:r>
-      </w:hyperlink>
+      <w:r>
+        <w:rPr>
+          <w:rtl/>
+          <w:cs/>
+          <w:lang w:val="ar_AE" w:bidi="ar_AE"/>
+        </w:rPr>
+        <w:t>تثنية 7: 3–4</w:t>
+      </w:r>
       <w:r>
         <w:rPr>
           <w:rtl/>
@@ -13032,20 +11736,14 @@
         </w:rPr>
         <w:t xml:space="preserve">; </w:t>
       </w:r>
-      <w:hyperlink r:id="rId202">
-        <w:r>
-          <w:rPr>
-            <w:rtl/>
-            <w:cs/>
-            <w:lang w:val="ar_AE" w:bidi="ar_AE"/>
-          </w:rPr>
-          <w:rPr>
-            <w:color w:val="0000EE"/>
-            <w:u w:val="single"/>
-          </w:rPr>
-          <w:t>ملاخي 2: 10–12</w:t>
-        </w:r>
-      </w:hyperlink>
+      <w:r>
+        <w:rPr>
+          <w:rtl/>
+          <w:cs/>
+          <w:lang w:val="ar_AE" w:bidi="ar_AE"/>
+        </w:rPr>
+        <w:t>ملاخي 2: 10–12</w:t>
+      </w:r>
       <w:r>
         <w:rPr>
           <w:rtl/>
@@ -13054,20 +11752,14 @@
         </w:rPr>
         <w:t xml:space="preserve">) ووعدهم ببركات عظيمة إذا اتبعوا شروط عهده (انظر </w:t>
       </w:r>
-      <w:hyperlink r:id="rId203">
-        <w:r>
-          <w:rPr>
-            <w:rtl/>
-            <w:cs/>
-            <w:lang w:val="ar_AE" w:bidi="ar_AE"/>
-          </w:rPr>
-          <w:rPr>
-            <w:color w:val="0000EE"/>
-            <w:u w:val="single"/>
-          </w:rPr>
-          <w:t>لاويين 26: 1–13</w:t>
-        </w:r>
-      </w:hyperlink>
+      <w:r>
+        <w:rPr>
+          <w:rtl/>
+          <w:cs/>
+          <w:lang w:val="ar_AE" w:bidi="ar_AE"/>
+        </w:rPr>
+        <w:t>لاويين 26: 1–13</w:t>
+      </w:r>
       <w:r>
         <w:rPr>
           <w:rtl/>
@@ -13076,20 +11768,14 @@
         </w:rPr>
         <w:t xml:space="preserve">؛ </w:t>
       </w:r>
-      <w:hyperlink r:id="rId204">
-        <w:r>
-          <w:rPr>
-            <w:rtl/>
-            <w:cs/>
-            <w:lang w:val="ar_AE" w:bidi="ar_AE"/>
-          </w:rPr>
-          <w:rPr>
-            <w:color w:val="0000EE"/>
-            <w:u w:val="single"/>
-          </w:rPr>
-          <w:t>تثنية 28: 1–14</w:t>
-        </w:r>
-      </w:hyperlink>
+      <w:r>
+        <w:rPr>
+          <w:rtl/>
+          <w:cs/>
+          <w:lang w:val="ar_AE" w:bidi="ar_AE"/>
+        </w:rPr>
+        <w:t>تثنية 28: 1–14</w:t>
+      </w:r>
       <w:r>
         <w:rPr>
           <w:rtl/>
@@ -13098,20 +11784,14 @@
         </w:rPr>
         <w:t xml:space="preserve">؛ </w:t>
       </w:r>
-      <w:hyperlink r:id="rId205">
-        <w:r>
-          <w:rPr>
-            <w:rtl/>
-            <w:cs/>
-            <w:lang w:val="ar_AE" w:bidi="ar_AE"/>
-          </w:rPr>
-          <w:rPr>
-            <w:color w:val="0000EE"/>
-            <w:u w:val="single"/>
-          </w:rPr>
-          <w:t>إرميا 32: 36–33: 18</w:t>
-        </w:r>
-      </w:hyperlink>
+      <w:r>
+        <w:rPr>
+          <w:rtl/>
+          <w:cs/>
+          <w:lang w:val="ar_AE" w:bidi="ar_AE"/>
+        </w:rPr>
+        <w:t>إرميا 32: 36–33: 18</w:t>
+      </w:r>
       <w:r>
         <w:rPr>
           <w:rtl/>
@@ -13120,20 +11800,14 @@
         </w:rPr>
         <w:t xml:space="preserve">؛ </w:t>
       </w:r>
-      <w:hyperlink r:id="rId206">
-        <w:r>
-          <w:rPr>
-            <w:rtl/>
-            <w:cs/>
-            <w:lang w:val="ar_AE" w:bidi="ar_AE"/>
-          </w:rPr>
-          <w:rPr>
-            <w:color w:val="0000EE"/>
-            <w:u w:val="single"/>
-          </w:rPr>
-          <w:t>حزقيال 37: 15–28</w:t>
-        </w:r>
-      </w:hyperlink>
+      <w:r>
+        <w:rPr>
+          <w:rtl/>
+          <w:cs/>
+          <w:lang w:val="ar_AE" w:bidi="ar_AE"/>
+        </w:rPr>
+        <w:t>حزقيال 37: 15–28</w:t>
+      </w:r>
       <w:r>
         <w:rPr>
           <w:rtl/>
@@ -13142,20 +11816,14 @@
         </w:rPr>
         <w:t xml:space="preserve">؛ </w:t>
       </w:r>
-      <w:hyperlink r:id="rId207">
-        <w:r>
-          <w:rPr>
-            <w:rtl/>
-            <w:cs/>
-            <w:lang w:val="ar_AE" w:bidi="ar_AE"/>
-          </w:rPr>
-          <w:rPr>
-            <w:color w:val="0000EE"/>
-            <w:u w:val="single"/>
-          </w:rPr>
-          <w:t>هوشع 14: 1–8</w:t>
-        </w:r>
-      </w:hyperlink>
+      <w:r>
+        <w:rPr>
+          <w:rtl/>
+          <w:cs/>
+          <w:lang w:val="ar_AE" w:bidi="ar_AE"/>
+        </w:rPr>
+        <w:t>هوشع 14: 1–8</w:t>
+      </w:r>
       <w:r>
         <w:rPr>
           <w:rtl/>
@@ -13507,20 +12175,14 @@
         </w:rPr>
         <w:t xml:space="preserve">العهد هو اتفاق ملزم، وفي هذه الحالة تحديدًا يتعلق بطلاق … الزوجات الوثنيات اللاتي تزوجهن شعب إسرائيل بشكل غير لائق. ومن خلال اتخاذ هذا الإجراء، كانوا سيجددون التزامهم بعهد سيناء. • كان يتم منح النساء عمومًا حضانة أطفالهن عند فشل الزواج (قارن هاجر وإسماعيل، </w:t>
       </w:r>
-      <w:hyperlink r:id="rId208">
-        <w:r>
-          <w:rPr>
-            <w:rtl/>
-            <w:cs/>
-            <w:lang w:val="ar_AE" w:bidi="ar_AE"/>
-          </w:rPr>
-          <w:rPr>
-            <w:color w:val="0000EE"/>
-            <w:u w:val="single"/>
-          </w:rPr>
-          <w:t>تكوين 21:14</w:t>
-        </w:r>
-      </w:hyperlink>
+      <w:r>
+        <w:rPr>
+          <w:rtl/>
+          <w:cs/>
+          <w:lang w:val="ar_AE" w:bidi="ar_AE"/>
+        </w:rPr>
+        <w:t>تكوين 21:14</w:t>
+      </w:r>
       <w:r>
         <w:rPr>
           <w:rtl/>
@@ -13596,20 +12258,14 @@
         </w:rPr>
         <w:t xml:space="preserve">عَلَيْكَ الأَمْرَ: باعتباره خبيرًا في الشريعة (انظر </w:t>
       </w:r>
-      <w:hyperlink r:id="rId158">
-        <w:r>
-          <w:rPr>
-            <w:rtl/>
-            <w:cs/>
-            <w:lang w:val="ar_AE" w:bidi="ar_AE"/>
-          </w:rPr>
-          <w:rPr>
-            <w:color w:val="0000EE"/>
-            <w:u w:val="single"/>
-          </w:rPr>
-          <w:t>7:10</w:t>
-        </w:r>
-      </w:hyperlink>
+      <w:r>
+        <w:rPr>
+          <w:rtl/>
+          <w:cs/>
+          <w:lang w:val="ar_AE" w:bidi="ar_AE"/>
+        </w:rPr>
+        <w:t>7:10</w:t>
+      </w:r>
       <w:r>
         <w:rPr>
           <w:rtl/>
@@ -13685,20 +12341,14 @@
         </w:rPr>
         <w:t xml:space="preserve">يتضمن القَسَم الرسمي وعدًا بتغيير الوضع ولعنة ذاتية تُفرض عند الفشل في تنفيذ ما تم التعهد به (انظر </w:t>
       </w:r>
-      <w:hyperlink r:id="rId209">
-        <w:r>
-          <w:rPr>
-            <w:rtl/>
-            <w:cs/>
-            <w:lang w:val="ar_AE" w:bidi="ar_AE"/>
-          </w:rPr>
-          <w:rPr>
-            <w:color w:val="0000EE"/>
-            <w:u w:val="single"/>
-          </w:rPr>
-          <w:t>راعوث 1:16–17</w:t>
-        </w:r>
-      </w:hyperlink>
+      <w:r>
+        <w:rPr>
+          <w:rtl/>
+          <w:cs/>
+          <w:lang w:val="ar_AE" w:bidi="ar_AE"/>
+        </w:rPr>
+        <w:t>راعوث 1:16–17</w:t>
+      </w:r>
       <w:r>
         <w:rPr>
           <w:rtl/>
@@ -13707,20 +12357,14 @@
         </w:rPr>
         <w:t xml:space="preserve">؛ </w:t>
       </w:r>
-      <w:hyperlink r:id="rId210">
-        <w:r>
-          <w:rPr>
-            <w:rtl/>
-            <w:cs/>
-            <w:lang w:val="ar_AE" w:bidi="ar_AE"/>
-          </w:rPr>
-          <w:rPr>
-            <w:color w:val="0000EE"/>
-            <w:u w:val="single"/>
-          </w:rPr>
-          <w:t>1 صموئيل 14:24–28</w:t>
-        </w:r>
-      </w:hyperlink>
+      <w:r>
+        <w:rPr>
+          <w:rtl/>
+          <w:cs/>
+          <w:lang w:val="ar_AE" w:bidi="ar_AE"/>
+        </w:rPr>
+        <w:t>1 صموئيل 14:24–28</w:t>
+      </w:r>
       <w:r>
         <w:rPr>
           <w:rtl/>
@@ -13930,20 +12574,14 @@
         </w:rPr>
         <w:t>من غير الواضح سبب معارضة هؤلاء الأشخاص الأربعة للخطة. ربما كانوا يريدون عقوبة أشد، أو ربما لم يرغبوا هم أو أفراد أسرهم في تطليق زوجاتهم الأجنبيات. إن وجود أربعة معارضين فقط يُظهر الدعم الساحق الذي حظيت به هذه السياسة بين بقية الراجعين من السبي. وللأسف، بعد بضع سنوات، خلقت مشكلة مماثلة تتعلق بالزواج المختلط من الزوجات الوثنيات أزمة أخرى داخل المجتمع (</w:t>
       </w:r>
-      <w:hyperlink r:id="rId211">
-        <w:r>
-          <w:rPr>
-            <w:rtl/>
-            <w:cs/>
-            <w:lang w:val="ar_AE" w:bidi="ar_AE"/>
-          </w:rPr>
-          <w:rPr>
-            <w:color w:val="0000EE"/>
-            <w:u w:val="single"/>
-          </w:rPr>
-          <w:t>نحميا 9–10</w:t>
-        </w:r>
-      </w:hyperlink>
+      <w:r>
+        <w:rPr>
+          <w:rtl/>
+          <w:cs/>
+          <w:lang w:val="ar_AE" w:bidi="ar_AE"/>
+        </w:rPr>
+        <w:t>نحميا 9–10</w:t>
+      </w:r>
       <w:r>
         <w:rPr>
           <w:rtl/>
